--- a/fuentes/228126_CF02_CFA.docx
+++ b/fuentes/228126_CF02_CFA.docx
@@ -1,10 +1,8 @@
 
 <file path=word/document.xml><?xml version="1.0" encoding="utf-8"?>
-<w:document xmlns:wpc="http://schemas.microsoft.com/office/word/2010/wordprocessingCanvas" xmlns:cx="http://schemas.microsoft.com/office/drawing/2014/chartex" xmlns:cx1="http://schemas.microsoft.com/office/drawing/2015/9/8/chartex" xmlns:cx2="http://schemas.microsoft.com/office/drawing/2015/10/21/chartex" xmlns:cx3="http://schemas.microsoft.com/office/drawing/2016/5/9/chartex" xmlns:cx4="http://schemas.microsoft.com/office/drawing/2016/5/10/chartex" xmlns:cx5="http://schemas.microsoft.com/office/drawing/2016/5/11/chartex" xmlns:cx6="http://schemas.microsoft.com/office/drawing/2016/5/12/chartex" xmlns:cx7="http://schemas.microsoft.com/office/drawing/2016/5/13/chartex" xmlns:cx8="http://schemas.microsoft.com/office/drawing/2016/5/14/chartex" xmlns:mc="http://schemas.openxmlformats.org/markup-compatibility/2006" xmlns:aink="http://schemas.microsoft.com/office/drawing/2016/ink" xmlns:am3d="http://schemas.microsoft.com/office/drawing/2017/model3d" xmlns:o="urn:schemas-microsoft-com:office:office" xmlns:r="http://schemas.openxmlformats.org/officeDocument/2006/relationships" xmlns:m="http://schemas.openxmlformats.org/officeDocument/2006/math" xmlns:v="urn:schemas-microsoft-com:vml" xmlns:wp14="http://schemas.microsoft.com/office/word/2010/wordprocessingDrawing" xmlns:wp="http://schemas.openxmlformats.org/drawingml/2006/wordprocessingDrawing" xmlns:w10="urn:schemas-microsoft-com:office:word" xmlns:w="http://schemas.openxmlformats.org/wordprocessingml/2006/main" xmlns:w14="http://schemas.microsoft.com/office/word/2010/wordml" xmlns:w15="http://schemas.microsoft.com/office/word/2012/wordml" xmlns:w16cid="http://schemas.microsoft.com/office/word/2016/wordml/cid" xmlns:w16se="http://schemas.microsoft.com/office/word/2015/wordml/symex" xmlns:wpg="http://schemas.microsoft.com/office/word/2010/wordprocessingGroup" xmlns:wpi="http://schemas.microsoft.com/office/word/2010/wordprocessingInk" xmlns:wne="http://schemas.microsoft.com/office/word/2006/wordml" xmlns:wps="http://schemas.microsoft.com/office/word/2010/wordprocessingShape" mc:Ignorable="w14 w15 w16se w16cid wp14">
+<w:document xmlns:wpc="http://schemas.microsoft.com/office/word/2010/wordprocessingCanvas" xmlns:cx="http://schemas.microsoft.com/office/drawing/2014/chartex" xmlns:cx1="http://schemas.microsoft.com/office/drawing/2015/9/8/chartex" xmlns:cx2="http://schemas.microsoft.com/office/drawing/2015/10/21/chartex" xmlns:cx3="http://schemas.microsoft.com/office/drawing/2016/5/9/chartex" xmlns:cx4="http://schemas.microsoft.com/office/drawing/2016/5/10/chartex" xmlns:cx5="http://schemas.microsoft.com/office/drawing/2016/5/11/chartex" xmlns:cx6="http://schemas.microsoft.com/office/drawing/2016/5/12/chartex" xmlns:cx7="http://schemas.microsoft.com/office/drawing/2016/5/13/chartex" xmlns:cx8="http://schemas.microsoft.com/office/drawing/2016/5/14/chartex" xmlns:mc="http://schemas.openxmlformats.org/markup-compatibility/2006" xmlns:aink="http://schemas.microsoft.com/office/drawing/2016/ink" xmlns:am3d="http://schemas.microsoft.com/office/drawing/2017/model3d" xmlns:o="urn:schemas-microsoft-com:office:office" xmlns:r="http://schemas.openxmlformats.org/officeDocument/2006/relationships" xmlns:m="http://schemas.openxmlformats.org/officeDocument/2006/math" xmlns:v="urn:schemas-microsoft-com:vml" xmlns:wp14="http://schemas.microsoft.com/office/word/2010/wordprocessingDrawing" xmlns:wp="http://schemas.openxmlformats.org/drawingml/2006/wordprocessingDrawing" xmlns:w10="urn:schemas-microsoft-com:office:word" xmlns:w="http://schemas.openxmlformats.org/wordprocessingml/2006/main" xmlns:w14="http://schemas.microsoft.com/office/word/2010/wordml" xmlns:w15="http://schemas.microsoft.com/office/word/2012/wordml" xmlns:w16cex="http://schemas.microsoft.com/office/word/2018/wordml/cex" xmlns:w16cid="http://schemas.microsoft.com/office/word/2016/wordml/cid" xmlns:w16="http://schemas.microsoft.com/office/word/2018/wordml" xmlns:w16se="http://schemas.microsoft.com/office/word/2015/wordml/symex" xmlns:wpg="http://schemas.microsoft.com/office/word/2010/wordprocessingGroup" xmlns:wpi="http://schemas.microsoft.com/office/word/2010/wordprocessingInk" xmlns:wne="http://schemas.microsoft.com/office/word/2006/wordml" xmlns:wps="http://schemas.microsoft.com/office/word/2010/wordprocessingShape" mc:Ignorable="w14 w15 w16se w16cid w16 w16cex wp14">
   <w:body>
     <w:p>
-      <w:bookmarkStart w:id="0" w:name="_GoBack"/>
-      <w:bookmarkEnd w:id="0"/>
       <w:r>
         <w:rPr>
           <w:noProof/>
@@ -329,7 +327,7 @@
                 <v:stroke joinstyle="miter"/>
                 <v:path gradientshapeok="t" o:connecttype="rect"/>
               </v:shapetype>
-              <v:shape id="Cuadro de texto 2" o:spid="_x0000_s1026" type="#_x0000_t202" style="position:absolute;left:0;text-align:left;margin-left:-20.7pt;margin-top:22pt;width:488.95pt;height:146.25pt;z-index:251657728;visibility:visible;mso-wrap-style:square;mso-width-percent:0;mso-height-percent:0;mso-wrap-distance-left:9pt;mso-wrap-distance-top:3.6pt;mso-wrap-distance-right:9pt;mso-wrap-distance-bottom:3.6pt;mso-position-horizontal:absolute;mso-position-horizontal-relative:text;mso-position-vertical:absolute;mso-position-vertical-relative:text;mso-width-percent:0;mso-height-percent:0;mso-width-relative:margin;mso-height-relative:margin;v-text-anchor:top" o:gfxdata="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" filled="f" stroked="f">
+              <v:shape id="Cuadro de texto 2" o:spid="_x0000_s1026" type="#_x0000_t202" alt="&quot;&quot;" style="position:absolute;left:0;text-align:left;margin-left:-20.7pt;margin-top:22pt;width:488.95pt;height:146.25pt;z-index:251657728;visibility:visible;mso-wrap-style:square;mso-width-percent:0;mso-height-percent:0;mso-wrap-distance-left:9pt;mso-wrap-distance-top:3.6pt;mso-wrap-distance-right:9pt;mso-wrap-distance-bottom:3.6pt;mso-position-horizontal:absolute;mso-position-horizontal-relative:text;mso-position-vertical:absolute;mso-position-vertical-relative:text;mso-width-percent:0;mso-height-percent:0;mso-width-relative:margin;mso-height-relative:margin;v-text-anchor:top" o:gfxdata="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" filled="f" stroked="f">
                 <v:textbox>
                   <w:txbxContent>
                     <w:p>
@@ -488,6 +486,7 @@
     </w:p>
     <w:p>
       <w:pPr>
+        <w:ind w:firstLine="0"/>
         <w:jc w:val="center"/>
         <w:rPr>
           <w:lang w:val="es-ES"/>
@@ -500,7 +499,7 @@
           <w:color w:val="000000"/>
           <w:kern w:val="0"/>
         </w:rPr>
-        <w:t>Abril</w:t>
+        <w:t>Septiembre</w:t>
       </w:r>
       <w:r>
         <w:rPr>
@@ -565,7 +564,7 @@
         </w:rPr>
         <w:fldChar w:fldCharType="separate"/>
       </w:r>
-      <w:hyperlink w:anchor="_Toc235515477" w:history="1">
+      <w:hyperlink w:anchor="_Toc240452588" w:history="1">
         <w:r>
           <w:rPr>
             <w:rStyle w:val="Hipervnculo"/>
@@ -592,7 +591,7 @@
             <w:noProof/>
             <w:webHidden/>
           </w:rPr>
-          <w:instrText xml:space="preserve"> PAGEREF _Toc235515477 \h </w:instrText>
+          <w:instrText xml:space="preserve"> PAGEREF _Toc240452588 \h </w:instrText>
         </w:r>
         <w:r>
           <w:rPr>
@@ -638,7 +637,7 @@
           <w:lang w:eastAsia="es-CO"/>
         </w:rPr>
       </w:pPr>
-      <w:hyperlink w:anchor="_Toc235515478" w:history="1">
+      <w:hyperlink w:anchor="_Toc240452589" w:history="1">
         <w:r>
           <w:rPr>
             <w:rStyle w:val="Hipervnculo"/>
@@ -691,7 +690,7 @@
             <w:noProof/>
             <w:webHidden/>
           </w:rPr>
-          <w:instrText xml:space="preserve"> PAGEREF _Toc235515478 \h </w:instrText>
+          <w:instrText xml:space="preserve"> PAGEREF _Toc240452589 \h </w:instrText>
         </w:r>
         <w:r>
           <w:rPr>
@@ -737,7 +736,7 @@
           <w:lang w:eastAsia="es-CO"/>
         </w:rPr>
       </w:pPr>
-      <w:hyperlink w:anchor="_Toc235515479" w:history="1">
+      <w:hyperlink w:anchor="_Toc240452590" w:history="1">
         <w:r>
           <w:rPr>
             <w:rStyle w:val="Hipervnculo"/>
@@ -781,7 +780,7 @@
             <w:noProof/>
             <w:webHidden/>
           </w:rPr>
-          <w:instrText xml:space="preserve"> PAGEREF _Toc235515479 \h </w:instrText>
+          <w:instrText xml:space="preserve"> PAGEREF _Toc240452590 \h </w:instrText>
         </w:r>
         <w:r>
           <w:rPr>
@@ -827,7 +826,7 @@
           <w:lang w:eastAsia="es-CO"/>
         </w:rPr>
       </w:pPr>
-      <w:hyperlink w:anchor="_Toc235515480" w:history="1">
+      <w:hyperlink w:anchor="_Toc240452591" w:history="1">
         <w:r>
           <w:rPr>
             <w:rStyle w:val="Hipervnculo"/>
@@ -871,7 +870,7 @@
             <w:noProof/>
             <w:webHidden/>
           </w:rPr>
-          <w:instrText xml:space="preserve"> PAGEREF _Toc235515480 \h </w:instrText>
+          <w:instrText xml:space="preserve"> PAGEREF _Toc240452591 \h </w:instrText>
         </w:r>
         <w:r>
           <w:rPr>
@@ -917,7 +916,7 @@
           <w:lang w:eastAsia="es-CO"/>
         </w:rPr>
       </w:pPr>
-      <w:hyperlink w:anchor="_Toc235515481" w:history="1">
+      <w:hyperlink w:anchor="_Toc240452592" w:history="1">
         <w:r>
           <w:rPr>
             <w:rStyle w:val="Hipervnculo"/>
@@ -961,7 +960,7 @@
             <w:noProof/>
             <w:webHidden/>
           </w:rPr>
-          <w:instrText xml:space="preserve"> PAGEREF _Toc235515481 \h </w:instrText>
+          <w:instrText xml:space="preserve"> PAGEREF _Toc240452592 \h </w:instrText>
         </w:r>
         <w:r>
           <w:rPr>
@@ -1007,7 +1006,7 @@
           <w:lang w:eastAsia="es-CO"/>
         </w:rPr>
       </w:pPr>
-      <w:hyperlink w:anchor="_Toc235515482" w:history="1">
+      <w:hyperlink w:anchor="_Toc240452593" w:history="1">
         <w:r>
           <w:rPr>
             <w:rStyle w:val="Hipervnculo"/>
@@ -1051,7 +1050,7 @@
             <w:noProof/>
             <w:webHidden/>
           </w:rPr>
-          <w:instrText xml:space="preserve"> PAGEREF _Toc235515482 \h </w:instrText>
+          <w:instrText xml:space="preserve"> PAGEREF _Toc240452593 \h </w:instrText>
         </w:r>
         <w:r>
           <w:rPr>
@@ -1097,7 +1096,7 @@
           <w:lang w:eastAsia="es-CO"/>
         </w:rPr>
       </w:pPr>
-      <w:hyperlink w:anchor="_Toc235515483" w:history="1">
+      <w:hyperlink w:anchor="_Toc240452594" w:history="1">
         <w:r>
           <w:rPr>
             <w:rStyle w:val="Hipervnculo"/>
@@ -1150,7 +1149,7 @@
             <w:noProof/>
             <w:webHidden/>
           </w:rPr>
-          <w:instrText xml:space="preserve"> PAGEREF _Toc235515483 \h </w:instrText>
+          <w:instrText xml:space="preserve"> PAGEREF _Toc240452594 \h </w:instrText>
         </w:r>
         <w:r>
           <w:rPr>
@@ -1196,7 +1195,7 @@
           <w:lang w:eastAsia="es-CO"/>
         </w:rPr>
       </w:pPr>
-      <w:hyperlink w:anchor="_Toc235515485" w:history="1">
+      <w:hyperlink w:anchor="_Toc240452596" w:history="1">
         <w:r>
           <w:rPr>
             <w:rStyle w:val="Hipervnculo"/>
@@ -1240,7 +1239,7 @@
             <w:noProof/>
             <w:webHidden/>
           </w:rPr>
-          <w:instrText xml:space="preserve"> PAGEREF _Toc235515485 \h </w:instrText>
+          <w:instrText xml:space="preserve"> PAGEREF _Toc240452596 \h </w:instrText>
         </w:r>
         <w:r>
           <w:rPr>
@@ -1286,7 +1285,7 @@
           <w:lang w:eastAsia="es-CO"/>
         </w:rPr>
       </w:pPr>
-      <w:hyperlink w:anchor="_Toc235515486" w:history="1">
+      <w:hyperlink w:anchor="_Toc240452597" w:history="1">
         <w:r>
           <w:rPr>
             <w:rStyle w:val="Hipervnculo"/>
@@ -1309,23 +1308,7 @@
             <w:rStyle w:val="Hipervnculo"/>
             <w:noProof/>
           </w:rPr>
-          <w:t xml:space="preserve">Plantillas ERS (Especificación de Requisitos del </w:t>
-        </w:r>
-        <w:r>
-          <w:rPr>
-            <w:rStyle w:val="Hipervnculo"/>
-            <w:noProof/>
-            <w:spacing w:val="20"/>
-            <w:lang w:val="en-US"/>
-          </w:rPr>
-          <w:t>Software</w:t>
-        </w:r>
-        <w:r>
-          <w:rPr>
-            <w:rStyle w:val="Hipervnculo"/>
-            <w:noProof/>
-          </w:rPr>
-          <w:t>)</w:t>
+          <w:t>Plantillas ERS (Especificación de Requisitos del Software)</w:t>
         </w:r>
         <w:r>
           <w:rPr>
@@ -1346,7 +1329,7 @@
             <w:noProof/>
             <w:webHidden/>
           </w:rPr>
-          <w:instrText xml:space="preserve"> PAGEREF _Toc235515486 \h </w:instrText>
+          <w:instrText xml:space="preserve"> PAGEREF _Toc240452597 \h </w:instrText>
         </w:r>
         <w:r>
           <w:rPr>
@@ -1392,7 +1375,7 @@
           <w:lang w:eastAsia="es-CO"/>
         </w:rPr>
       </w:pPr>
-      <w:hyperlink w:anchor="_Toc235515487" w:history="1">
+      <w:hyperlink w:anchor="_Toc240452598" w:history="1">
         <w:r>
           <w:rPr>
             <w:rStyle w:val="Hipervnculo"/>
@@ -1436,7 +1419,7 @@
             <w:noProof/>
             <w:webHidden/>
           </w:rPr>
-          <w:instrText xml:space="preserve"> PAGEREF _Toc235515487 \h </w:instrText>
+          <w:instrText xml:space="preserve"> PAGEREF _Toc240452598 \h </w:instrText>
         </w:r>
         <w:r>
           <w:rPr>
@@ -1482,7 +1465,7 @@
           <w:lang w:eastAsia="es-CO"/>
         </w:rPr>
       </w:pPr>
-      <w:hyperlink w:anchor="_Toc235515488" w:history="1">
+      <w:hyperlink w:anchor="_Toc240452599" w:history="1">
         <w:r>
           <w:rPr>
             <w:rStyle w:val="Hipervnculo"/>
@@ -1526,7 +1509,7 @@
             <w:noProof/>
             <w:webHidden/>
           </w:rPr>
-          <w:instrText xml:space="preserve"> PAGEREF _Toc235515488 \h </w:instrText>
+          <w:instrText xml:space="preserve"> PAGEREF _Toc240452599 \h </w:instrText>
         </w:r>
         <w:r>
           <w:rPr>
@@ -1572,7 +1555,7 @@
           <w:lang w:eastAsia="es-CO"/>
         </w:rPr>
       </w:pPr>
-      <w:hyperlink w:anchor="_Toc235515489" w:history="1">
+      <w:hyperlink w:anchor="_Toc240452600" w:history="1">
         <w:r>
           <w:rPr>
             <w:rStyle w:val="Hipervnculo"/>
@@ -1625,7 +1608,7 @@
             <w:noProof/>
             <w:webHidden/>
           </w:rPr>
-          <w:instrText xml:space="preserve"> PAGEREF _Toc235515489 \h </w:instrText>
+          <w:instrText xml:space="preserve"> PAGEREF _Toc240452600 \h </w:instrText>
         </w:r>
         <w:r>
           <w:rPr>
@@ -1671,7 +1654,7 @@
           <w:lang w:eastAsia="es-CO"/>
         </w:rPr>
       </w:pPr>
-      <w:hyperlink w:anchor="_Toc235515491" w:history="1">
+      <w:hyperlink w:anchor="_Toc240452602" w:history="1">
         <w:r>
           <w:rPr>
             <w:rStyle w:val="Hipervnculo"/>
@@ -1715,7 +1698,7 @@
             <w:noProof/>
             <w:webHidden/>
           </w:rPr>
-          <w:instrText xml:space="preserve"> PAGEREF _Toc235515491 \h </w:instrText>
+          <w:instrText xml:space="preserve"> PAGEREF _Toc240452602 \h </w:instrText>
         </w:r>
         <w:r>
           <w:rPr>
@@ -1761,7 +1744,7 @@
           <w:lang w:eastAsia="es-CO"/>
         </w:rPr>
       </w:pPr>
-      <w:hyperlink w:anchor="_Toc235515492" w:history="1">
+      <w:hyperlink w:anchor="_Toc240452603" w:history="1">
         <w:r>
           <w:rPr>
             <w:rStyle w:val="Hipervnculo"/>
@@ -1805,7 +1788,7 @@
             <w:noProof/>
             <w:webHidden/>
           </w:rPr>
-          <w:instrText xml:space="preserve"> PAGEREF _Toc235515492 \h </w:instrText>
+          <w:instrText xml:space="preserve"> PAGEREF _Toc240452603 \h </w:instrText>
         </w:r>
         <w:r>
           <w:rPr>
@@ -1851,7 +1834,7 @@
           <w:lang w:eastAsia="es-CO"/>
         </w:rPr>
       </w:pPr>
-      <w:hyperlink w:anchor="_Toc235515493" w:history="1">
+      <w:hyperlink w:anchor="_Toc240452604" w:history="1">
         <w:r>
           <w:rPr>
             <w:rStyle w:val="Hipervnculo"/>
@@ -1895,7 +1878,7 @@
             <w:noProof/>
             <w:webHidden/>
           </w:rPr>
-          <w:instrText xml:space="preserve"> PAGEREF _Toc235515493 \h </w:instrText>
+          <w:instrText xml:space="preserve"> PAGEREF _Toc240452604 \h </w:instrText>
         </w:r>
         <w:r>
           <w:rPr>
@@ -1941,7 +1924,7 @@
           <w:lang w:eastAsia="es-CO"/>
         </w:rPr>
       </w:pPr>
-      <w:hyperlink w:anchor="_Toc235515494" w:history="1">
+      <w:hyperlink w:anchor="_Toc240452605" w:history="1">
         <w:r>
           <w:rPr>
             <w:rStyle w:val="Hipervnculo"/>
@@ -1985,7 +1968,7 @@
             <w:noProof/>
             <w:webHidden/>
           </w:rPr>
-          <w:instrText xml:space="preserve"> PAGEREF _Toc235515494 \h </w:instrText>
+          <w:instrText xml:space="preserve"> PAGEREF _Toc240452605 \h </w:instrText>
         </w:r>
         <w:r>
           <w:rPr>
@@ -2031,7 +2014,7 @@
           <w:lang w:eastAsia="es-CO"/>
         </w:rPr>
       </w:pPr>
-      <w:hyperlink w:anchor="_Toc235515495" w:history="1">
+      <w:hyperlink w:anchor="_Toc240452606" w:history="1">
         <w:r>
           <w:rPr>
             <w:rStyle w:val="Hipervnculo"/>
@@ -2084,7 +2067,7 @@
             <w:noProof/>
             <w:webHidden/>
           </w:rPr>
-          <w:instrText xml:space="preserve"> PAGEREF _Toc235515495 \h </w:instrText>
+          <w:instrText xml:space="preserve"> PAGEREF _Toc240452606 \h </w:instrText>
         </w:r>
         <w:r>
           <w:rPr>
@@ -2130,7 +2113,7 @@
           <w:lang w:eastAsia="es-CO"/>
         </w:rPr>
       </w:pPr>
-      <w:hyperlink w:anchor="_Toc235515497" w:history="1">
+      <w:hyperlink w:anchor="_Toc240452608" w:history="1">
         <w:r>
           <w:rPr>
             <w:rStyle w:val="Hipervnculo"/>
@@ -2190,7 +2173,7 @@
             <w:noProof/>
             <w:webHidden/>
           </w:rPr>
-          <w:instrText xml:space="preserve"> PAGEREF _Toc235515497 \h </w:instrText>
+          <w:instrText xml:space="preserve"> PAGEREF _Toc240452608 \h </w:instrText>
         </w:r>
         <w:r>
           <w:rPr>
@@ -2236,7 +2219,7 @@
           <w:lang w:eastAsia="es-CO"/>
         </w:rPr>
       </w:pPr>
-      <w:hyperlink w:anchor="_Toc235515498" w:history="1">
+      <w:hyperlink w:anchor="_Toc240452609" w:history="1">
         <w:r>
           <w:rPr>
             <w:rStyle w:val="Hipervnculo"/>
@@ -2280,7 +2263,7 @@
             <w:noProof/>
             <w:webHidden/>
           </w:rPr>
-          <w:instrText xml:space="preserve"> PAGEREF _Toc235515498 \h </w:instrText>
+          <w:instrText xml:space="preserve"> PAGEREF _Toc240452609 \h </w:instrText>
         </w:r>
         <w:r>
           <w:rPr>
@@ -2326,7 +2309,7 @@
           <w:lang w:eastAsia="es-CO"/>
         </w:rPr>
       </w:pPr>
-      <w:hyperlink w:anchor="_Toc235515499" w:history="1">
+      <w:hyperlink w:anchor="_Toc240452610" w:history="1">
         <w:r>
           <w:rPr>
             <w:rStyle w:val="Hipervnculo"/>
@@ -2370,7 +2353,7 @@
             <w:noProof/>
             <w:webHidden/>
           </w:rPr>
-          <w:instrText xml:space="preserve"> PAGEREF _Toc235515499 \h </w:instrText>
+          <w:instrText xml:space="preserve"> PAGEREF _Toc240452610 \h </w:instrText>
         </w:r>
         <w:r>
           <w:rPr>
@@ -2416,7 +2399,7 @@
           <w:lang w:eastAsia="es-CO"/>
         </w:rPr>
       </w:pPr>
-      <w:hyperlink w:anchor="_Toc235515500" w:history="1">
+      <w:hyperlink w:anchor="_Toc240452611" w:history="1">
         <w:r>
           <w:rPr>
             <w:rStyle w:val="Hipervnculo"/>
@@ -2460,7 +2443,7 @@
             <w:noProof/>
             <w:webHidden/>
           </w:rPr>
-          <w:instrText xml:space="preserve"> PAGEREF _Toc235515500 \h </w:instrText>
+          <w:instrText xml:space="preserve"> PAGEREF _Toc240452611 \h </w:instrText>
         </w:r>
         <w:r>
           <w:rPr>
@@ -2505,7 +2488,7 @@
           <w:lang w:eastAsia="es-CO"/>
         </w:rPr>
       </w:pPr>
-      <w:hyperlink w:anchor="_Toc235515501" w:history="1">
+      <w:hyperlink w:anchor="_Toc240452612" w:history="1">
         <w:r>
           <w:rPr>
             <w:rStyle w:val="Hipervnculo"/>
@@ -2532,7 +2515,7 @@
             <w:noProof/>
             <w:webHidden/>
           </w:rPr>
-          <w:instrText xml:space="preserve"> PAGEREF _Toc235515501 \h </w:instrText>
+          <w:instrText xml:space="preserve"> PAGEREF _Toc240452612 \h </w:instrText>
         </w:r>
         <w:r>
           <w:rPr>
@@ -2577,7 +2560,7 @@
           <w:lang w:eastAsia="es-CO"/>
         </w:rPr>
       </w:pPr>
-      <w:hyperlink w:anchor="_Toc235515502" w:history="1">
+      <w:hyperlink w:anchor="_Toc240452613" w:history="1">
         <w:r>
           <w:rPr>
             <w:rStyle w:val="Hipervnculo"/>
@@ -2604,7 +2587,7 @@
             <w:noProof/>
             <w:webHidden/>
           </w:rPr>
-          <w:instrText xml:space="preserve"> PAGEREF _Toc235515502 \h </w:instrText>
+          <w:instrText xml:space="preserve"> PAGEREF _Toc240452613 \h </w:instrText>
         </w:r>
         <w:r>
           <w:rPr>
@@ -2649,7 +2632,7 @@
           <w:lang w:eastAsia="es-CO"/>
         </w:rPr>
       </w:pPr>
-      <w:hyperlink w:anchor="_Toc235515503" w:history="1">
+      <w:hyperlink w:anchor="_Toc240452614" w:history="1">
         <w:r>
           <w:rPr>
             <w:rStyle w:val="Hipervnculo"/>
@@ -2677,7 +2660,7 @@
             <w:noProof/>
             <w:webHidden/>
           </w:rPr>
-          <w:instrText xml:space="preserve"> PAGEREF _Toc235515503 \h </w:instrText>
+          <w:instrText xml:space="preserve"> PAGEREF _Toc240452614 \h </w:instrText>
         </w:r>
         <w:r>
           <w:rPr>
@@ -2722,7 +2705,7 @@
           <w:lang w:eastAsia="es-CO"/>
         </w:rPr>
       </w:pPr>
-      <w:hyperlink w:anchor="_Toc235515504" w:history="1">
+      <w:hyperlink w:anchor="_Toc240452615" w:history="1">
         <w:r>
           <w:rPr>
             <w:rStyle w:val="Hipervnculo"/>
@@ -2749,7 +2732,7 @@
             <w:noProof/>
             <w:webHidden/>
           </w:rPr>
-          <w:instrText xml:space="preserve"> PAGEREF _Toc235515504 \h </w:instrText>
+          <w:instrText xml:space="preserve"> PAGEREF _Toc240452615 \h </w:instrText>
         </w:r>
         <w:r>
           <w:rPr>
@@ -2791,13 +2774,13 @@
         <w:lastRenderedPageBreak/>
         <w:fldChar w:fldCharType="end"/>
       </w:r>
-      <w:bookmarkStart w:id="1" w:name="_Toc176443691"/>
-      <w:bookmarkStart w:id="2" w:name="_Toc235515477"/>
+      <w:bookmarkStart w:id="0" w:name="_Toc176443691"/>
+      <w:bookmarkStart w:id="1" w:name="_Toc240452588"/>
       <w:r>
         <w:t>Introducción</w:t>
       </w:r>
+      <w:bookmarkEnd w:id="0"/>
       <w:bookmarkEnd w:id="1"/>
-      <w:bookmarkEnd w:id="2"/>
     </w:p>
     <w:p>
       <w:pPr>
@@ -2954,73 +2937,6 @@
           <w:lang w:val="en-US"/>
         </w:rPr>
       </w:pPr>
-      <w:r>
-        <w:rPr>
-          <w:noProof/>
-          <w:lang w:val="en-US"/>
-        </w:rPr>
-        <w:drawing>
-          <wp:anchor distT="0" distB="0" distL="114300" distR="114300" simplePos="0" relativeHeight="251659264" behindDoc="0" locked="0" layoutInCell="1" allowOverlap="1" wp14:anchorId="575D2D1C" wp14:editId="74183848">
-            <wp:simplePos x="0" y="0"/>
-            <wp:positionH relativeFrom="margin">
-              <wp:posOffset>647728</wp:posOffset>
-            </wp:positionH>
-            <wp:positionV relativeFrom="paragraph">
-              <wp:posOffset>76035</wp:posOffset>
-            </wp:positionV>
-            <wp:extent cx="4680000" cy="2631600"/>
-            <wp:effectExtent l="0" t="0" r="6350" b="0"/>
-            <wp:wrapNone/>
-            <wp:docPr id="7" name="Imagen 7">
-              <a:extLst xmlns:a="http://schemas.openxmlformats.org/drawingml/2006/main">
-                <a:ext uri="{C183D7F6-B498-43B3-948B-1728B52AA6E4}">
-                  <adec:decorative xmlns:adec="http://schemas.microsoft.com/office/drawing/2017/decorative" val="1"/>
-                </a:ext>
-              </a:extLst>
-            </wp:docPr>
-            <wp:cNvGraphicFramePr>
-              <a:graphicFrameLocks xmlns:a="http://schemas.openxmlformats.org/drawingml/2006/main" noChangeAspect="1"/>
-            </wp:cNvGraphicFramePr>
-            <a:graphic xmlns:a="http://schemas.openxmlformats.org/drawingml/2006/main">
-              <a:graphicData uri="http://schemas.openxmlformats.org/drawingml/2006/picture">
-                <pic:pic xmlns:pic="http://schemas.openxmlformats.org/drawingml/2006/picture">
-                  <pic:nvPicPr>
-                    <pic:cNvPr id="7" name="maxresdefault (1).jpg"/>
-                    <pic:cNvPicPr/>
-                  </pic:nvPicPr>
-                  <pic:blipFill>
-                    <a:blip r:embed="rId12" cstate="print">
-                      <a:extLst>
-                        <a:ext uri="{28A0092B-C50C-407E-A947-70E740481C1C}">
-                          <a14:useLocalDpi xmlns:a14="http://schemas.microsoft.com/office/drawing/2010/main" val="0"/>
-                        </a:ext>
-                      </a:extLst>
-                    </a:blip>
-                    <a:stretch>
-                      <a:fillRect/>
-                    </a:stretch>
-                  </pic:blipFill>
-                  <pic:spPr>
-                    <a:xfrm>
-                      <a:off x="0" y="0"/>
-                      <a:ext cx="4680000" cy="2631600"/>
-                    </a:xfrm>
-                    <a:prstGeom prst="rect">
-                      <a:avLst/>
-                    </a:prstGeom>
-                  </pic:spPr>
-                </pic:pic>
-              </a:graphicData>
-            </a:graphic>
-            <wp14:sizeRelH relativeFrom="margin">
-              <wp14:pctWidth>0</wp14:pctWidth>
-            </wp14:sizeRelH>
-            <wp14:sizeRelV relativeFrom="margin">
-              <wp14:pctHeight>0</wp14:pctHeight>
-            </wp14:sizeRelV>
-          </wp:anchor>
-        </w:drawing>
-      </w:r>
     </w:p>
     <w:p>
       <w:pPr>
@@ -3058,7 +2974,7 @@
           <w:b/>
         </w:rPr>
       </w:pPr>
-      <w:bookmarkStart w:id="3" w:name="_Hlk161159634"/>
+      <w:bookmarkStart w:id="2" w:name="_Hlk161159634"/>
     </w:p>
     <w:p>
       <w:pPr>
@@ -3077,15 +2993,12 @@
           <w:b/>
         </w:rPr>
       </w:pPr>
-      <w:hyperlink r:id="rId13" w:history="1">
-        <w:r>
-          <w:rPr>
-            <w:rStyle w:val="Hipervnculo"/>
-            <w:b/>
-          </w:rPr>
-          <w:t>Enlace de reproducción del video</w:t>
-        </w:r>
-      </w:hyperlink>
+      <w:r>
+        <w:rPr>
+          <w:b/>
+        </w:rPr>
+        <w:t>Enlace de reproducción del video</w:t>
+      </w:r>
     </w:p>
     <w:tbl>
       <w:tblPr>
@@ -3251,7 +3164,7 @@
           </w:p>
         </w:tc>
       </w:tr>
-      <w:bookmarkEnd w:id="3"/>
+      <w:bookmarkEnd w:id="2"/>
     </w:tbl>
     <w:p/>
     <w:p/>
@@ -3261,7 +3174,7 @@
       <w:pPr>
         <w:pStyle w:val="Ttulo1"/>
       </w:pPr>
-      <w:bookmarkStart w:id="4" w:name="_Toc235515478"/>
+      <w:bookmarkStart w:id="3" w:name="_Toc240452589"/>
       <w:r>
         <w:lastRenderedPageBreak/>
         <w:t xml:space="preserve">Análisis de requisitos de </w:t>
@@ -3272,7 +3185,7 @@
         </w:rPr>
         <w:t>software</w:t>
       </w:r>
-      <w:bookmarkEnd w:id="4"/>
+      <w:bookmarkEnd w:id="3"/>
     </w:p>
     <w:p>
       <w:r>
@@ -3326,11 +3239,11 @@
       <w:pPr>
         <w:pStyle w:val="Ttulo2"/>
       </w:pPr>
-      <w:bookmarkStart w:id="5" w:name="_Toc235515479"/>
+      <w:bookmarkStart w:id="4" w:name="_Toc240452590"/>
       <w:r>
         <w:t>Técnicas de análisis de requisitos</w:t>
       </w:r>
-      <w:bookmarkEnd w:id="5"/>
+      <w:bookmarkEnd w:id="4"/>
     </w:p>
     <w:p>
       <w:r>
@@ -3485,11 +3398,11 @@
       <w:pPr>
         <w:pStyle w:val="Ttulo2"/>
       </w:pPr>
-      <w:bookmarkStart w:id="6" w:name="_Toc235515480"/>
+      <w:bookmarkStart w:id="5" w:name="_Toc240452591"/>
       <w:r>
         <w:t>Priorización de requisitos</w:t>
       </w:r>
-      <w:bookmarkEnd w:id="6"/>
+      <w:bookmarkEnd w:id="5"/>
     </w:p>
     <w:p>
       <w:r>
@@ -3802,11 +3715,11 @@
       <w:pPr>
         <w:pStyle w:val="Ttulo2"/>
       </w:pPr>
-      <w:bookmarkStart w:id="7" w:name="_Toc235515481"/>
+      <w:bookmarkStart w:id="6" w:name="_Toc240452592"/>
       <w:r>
         <w:t>Matrices de trazabilidad</w:t>
       </w:r>
-      <w:bookmarkEnd w:id="7"/>
+      <w:bookmarkEnd w:id="6"/>
     </w:p>
     <w:p>
       <w:r>
@@ -4334,11 +4247,11 @@
       <w:pPr>
         <w:pStyle w:val="Ttulo2"/>
       </w:pPr>
-      <w:bookmarkStart w:id="8" w:name="_Toc235515482"/>
+      <w:bookmarkStart w:id="7" w:name="_Toc240452593"/>
       <w:r>
         <w:t>Descomposición funcional</w:t>
       </w:r>
-      <w:bookmarkEnd w:id="8"/>
+      <w:bookmarkEnd w:id="7"/>
     </w:p>
     <w:p>
       <w:r>
@@ -4387,8 +4300,10 @@
     </w:p>
     <w:p>
       <w:pPr>
-        <w:rPr>
-          <w:lang w:eastAsia="es-CO"/>
+        <w:ind w:firstLine="0"/>
+        <w:rPr>
+          <w:b/>
+          <w:bCs/>
         </w:rPr>
       </w:pPr>
       <w:r>
@@ -4396,18 +4311,10 @@
           <w:noProof/>
         </w:rPr>
         <w:drawing>
-          <wp:anchor distT="0" distB="0" distL="114300" distR="114300" simplePos="0" relativeHeight="251660288" behindDoc="0" locked="0" layoutInCell="1" allowOverlap="1" wp14:anchorId="6C35E88E" wp14:editId="4DEA7A5B">
-            <wp:simplePos x="0" y="0"/>
-            <wp:positionH relativeFrom="column">
-              <wp:posOffset>138319</wp:posOffset>
-            </wp:positionH>
-            <wp:positionV relativeFrom="paragraph">
-              <wp:posOffset>182024</wp:posOffset>
-            </wp:positionV>
-            <wp:extent cx="6325843" cy="3213221"/>
-            <wp:effectExtent l="0" t="0" r="0" b="6350"/>
-            <wp:wrapNone/>
-            <wp:docPr id="8" name="Imagen 8" descr="En la figura 1 se presenta un mapa conceptual sobre la descomposición funcional en un sistema de gestión de biblioteca. La función principal es gestionar préstamos de libros, la cual se descompone en subfunciones como registrar usuario, consultar disponibilidad de libros, registrar préstamo en el sistema, registrar devolución y generar historial de préstamos."/>
+          <wp:inline distT="0" distB="0" distL="0" distR="0" wp14:anchorId="6CD1CC67" wp14:editId="0B067E42">
+            <wp:extent cx="6332220" cy="3215640"/>
+            <wp:effectExtent l="0" t="0" r="0" b="3810"/>
+            <wp:docPr id="9" name="Imagen 9" descr="En la figura 1 se presenta un mapa conceptual sobre la descomposición funcional en un sistema de gestión de biblioteca. La función principal es gestionar préstamos de libros, la cual se descompone en subfunciones como registrar usuario, consultar disponibilidad de libros, registrar préstamo en el sistema, registrar devolución y generar historial de préstamos."/>
             <wp:cNvGraphicFramePr>
               <a:graphicFrameLocks xmlns:a="http://schemas.openxmlformats.org/drawingml/2006/main" noChangeAspect="1"/>
             </wp:cNvGraphicFramePr>
@@ -4415,13 +4322,13 @@
               <a:graphicData uri="http://schemas.openxmlformats.org/drawingml/2006/picture">
                 <pic:pic xmlns:pic="http://schemas.openxmlformats.org/drawingml/2006/picture">
                   <pic:nvPicPr>
-                    <pic:cNvPr id="0" name="Picture 2"/>
+                    <pic:cNvPr id="9" name="Imagen 9" descr="En la figura 1 se presenta un mapa conceptual sobre la descomposición funcional en un sistema de gestión de biblioteca. La función principal es gestionar préstamos de libros, la cual se descompone en subfunciones como registrar usuario, consultar disponibilidad de libros, registrar préstamo en el sistema, registrar devolución y generar historial de préstamos."/>
                     <pic:cNvPicPr>
                       <a:picLocks noChangeAspect="1" noChangeArrowheads="1"/>
                     </pic:cNvPicPr>
                   </pic:nvPicPr>
                   <pic:blipFill>
-                    <a:blip r:embed="rId14">
+                    <a:blip r:embed="rId12">
                       <a:extLst>
                         <a:ext uri="{28A0092B-C50C-407E-A947-70E740481C1C}">
                           <a14:useLocalDpi xmlns:a14="http://schemas.microsoft.com/office/drawing/2010/main" val="0"/>
@@ -4436,23 +4343,20 @@
                   <pic:spPr bwMode="auto">
                     <a:xfrm>
                       <a:off x="0" y="0"/>
-                      <a:ext cx="6325843" cy="3213221"/>
+                      <a:ext cx="6332220" cy="3215640"/>
                     </a:xfrm>
                     <a:prstGeom prst="rect">
                       <a:avLst/>
                     </a:prstGeom>
                     <a:noFill/>
+                    <a:ln>
+                      <a:noFill/>
+                    </a:ln>
                   </pic:spPr>
                 </pic:pic>
               </a:graphicData>
             </a:graphic>
-            <wp14:sizeRelH relativeFrom="page">
-              <wp14:pctWidth>0</wp14:pctWidth>
-            </wp14:sizeRelH>
-            <wp14:sizeRelV relativeFrom="page">
-              <wp14:pctHeight>0</wp14:pctHeight>
-            </wp14:sizeRelV>
-          </wp:anchor>
+          </wp:inline>
         </w:drawing>
       </w:r>
       <w:r>
@@ -4462,7 +4366,7 @@
         <mc:AlternateContent>
           <mc:Choice Requires="wps">
             <w:drawing>
-              <wp:inline distT="0" distB="0" distL="0" distR="0" wp14:anchorId="4F028751" wp14:editId="0657CC96">
+              <wp:inline distT="0" distB="0" distL="0" distR="0" wp14:anchorId="4F028751" wp14:editId="374E796C">
                 <wp:extent cx="302260" cy="302260"/>
                 <wp:effectExtent l="0" t="0" r="0" b="0"/>
                 <wp:docPr id="5" name="Rectángulo 5" descr="En la figura 1 se presenta un mapa conceptual sobre la descomposición funcional en un sistema de gestión de biblioteca. La función principal es gestionar préstamos de libros, la cual se descompone en subfunciones como registrar usuario, consultar disponibilidad de libros, registrar préstamo en el sistema, registrar devolución y generar historial de préstamos."/>
@@ -4518,7 +4422,7 @@
           </mc:Choice>
           <mc:Fallback>
             <w:pict>
-              <v:rect w14:anchorId="2DDAB163" id="Rectángulo 5" o:spid="_x0000_s1026" alt="En la figura 1 se presenta un mapa conceptual sobre la descomposición funcional en un sistema de gestión de biblioteca. La función principal es gestionar préstamos de libros, la cual se descompone en subfunciones como registrar usuario, consultar disponibilidad de libros, registrar préstamo en el sistema, registrar devolución y generar historial de préstamos." style="width:23.8pt;height:23.8pt;visibility:visible;mso-wrap-style:square;mso-left-percent:-10001;mso-top-percent:-10001;mso-position-horizontal:absolute;mso-position-horizontal-relative:char;mso-position-vertical:absolute;mso-position-vertical-relative:line;mso-left-percent:-10001;mso-top-percent:-10001;v-text-anchor:top" o:gfxdata="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" filled="f" stroked="f">
+              <v:rect w14:anchorId="35E035E2" id="Rectángulo 5" o:spid="_x0000_s1026" alt="En la figura 1 se presenta un mapa conceptual sobre la descomposición funcional en un sistema de gestión de biblioteca. La función principal es gestionar préstamos de libros, la cual se descompone en subfunciones como registrar usuario, consultar disponibilidad de libros, registrar préstamo en el sistema, registrar devolución y generar historial de préstamos." style="width:23.8pt;height:23.8pt;visibility:visible;mso-wrap-style:square;mso-left-percent:-10001;mso-top-percent:-10001;mso-position-horizontal:absolute;mso-position-horizontal-relative:char;mso-position-vertical:absolute;mso-position-vertical-relative:line;mso-left-percent:-10001;mso-top-percent:-10001;v-text-anchor:top" o:gfxdata="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" filled="f" stroked="f">
                 <o:lock v:ext="edit" aspectratio="t"/>
                 <w10:anchorlock/>
               </v:rect>
@@ -4526,61 +4430,11 @@
           </mc:Fallback>
         </mc:AlternateContent>
       </w:r>
-    </w:p>
-    <w:p>
-      <w:pPr>
-        <w:rPr>
-          <w:lang w:eastAsia="es-CO"/>
-        </w:rPr>
-      </w:pPr>
-    </w:p>
-    <w:p>
-      <w:pPr>
-        <w:rPr>
-          <w:lang w:eastAsia="es-CO"/>
-        </w:rPr>
-      </w:pPr>
-    </w:p>
-    <w:p>
-      <w:pPr>
-        <w:rPr>
-          <w:lang w:eastAsia="es-CO"/>
-        </w:rPr>
-      </w:pPr>
-    </w:p>
-    <w:p>
-      <w:pPr>
-        <w:rPr>
-          <w:lang w:eastAsia="es-CO"/>
-        </w:rPr>
-      </w:pPr>
-    </w:p>
-    <w:p>
-      <w:pPr>
-        <w:rPr>
-          <w:lang w:eastAsia="es-CO"/>
-        </w:rPr>
-      </w:pPr>
-    </w:p>
-    <w:p>
-      <w:pPr>
-        <w:rPr>
-          <w:lang w:eastAsia="es-CO"/>
-        </w:rPr>
-      </w:pPr>
-    </w:p>
-    <w:p>
-      <w:pPr>
-        <w:rPr>
-          <w:lang w:eastAsia="es-CO"/>
-        </w:rPr>
-      </w:pPr>
-    </w:p>
-    <w:p>
-      <w:pPr>
-        <w:ind w:firstLine="0"/>
-      </w:pPr>
-      <w:r>
+      <w:r>
+        <w:rPr>
+          <w:b/>
+          <w:bCs/>
+        </w:rPr>
         <w:t>Descomposición funcional</w:t>
       </w:r>
     </w:p>
@@ -4758,7 +4612,7 @@
       <w:pPr>
         <w:pStyle w:val="Ttulo1"/>
       </w:pPr>
-      <w:bookmarkStart w:id="9" w:name="_Toc235515483"/>
+      <w:bookmarkStart w:id="8" w:name="_Toc240452594"/>
       <w:r>
         <w:lastRenderedPageBreak/>
         <w:t xml:space="preserve">Especificación de requisitos de </w:t>
@@ -4769,7 +4623,7 @@
         </w:rPr>
         <w:t>software</w:t>
       </w:r>
-      <w:bookmarkEnd w:id="9"/>
+      <w:bookmarkEnd w:id="8"/>
     </w:p>
     <w:p>
       <w:r>
@@ -4846,8 +4700,10 @@
           <w:lang w:eastAsia="es-CO"/>
         </w:rPr>
       </w:pPr>
-      <w:bookmarkStart w:id="10" w:name="_Toc227848263"/>
-      <w:bookmarkStart w:id="11" w:name="_Toc235515484"/>
+      <w:bookmarkStart w:id="9" w:name="_Toc227848263"/>
+      <w:bookmarkStart w:id="10" w:name="_Toc235515484"/>
+      <w:bookmarkStart w:id="11" w:name="_Toc240452595"/>
+      <w:bookmarkEnd w:id="9"/>
       <w:bookmarkEnd w:id="10"/>
       <w:bookmarkEnd w:id="11"/>
     </w:p>
@@ -4855,7 +4711,7 @@
       <w:pPr>
         <w:pStyle w:val="Ttulo2"/>
       </w:pPr>
-      <w:bookmarkStart w:id="12" w:name="_Toc235515485"/>
+      <w:bookmarkStart w:id="12" w:name="_Toc240452596"/>
       <w:r>
         <w:t>Estándares internacionales para la especificación de requisitos</w:t>
       </w:r>
@@ -4911,8 +4767,9 @@
       <w:r>
         <w:t>.</w:t>
       </w:r>
-      <w:r>
-        <w:br/>
+    </w:p>
+    <w:p>
+      <w:r>
         <w:t xml:space="preserve">El uso de estos estándares permite que los equipos de desarrollo trabajen con documentos estructurados, comparables y fácilmente interpretables, lo que contribuye a mejorar la calidad del </w:t>
       </w:r>
       <w:r>
@@ -4931,7 +4788,7 @@
       <w:pPr>
         <w:pStyle w:val="Ttulo2"/>
       </w:pPr>
-      <w:bookmarkStart w:id="13" w:name="_Toc235515486"/>
+      <w:bookmarkStart w:id="13" w:name="_Toc240452597"/>
       <w:r>
         <w:lastRenderedPageBreak/>
         <w:t xml:space="preserve">Plantillas ERS (Especificación de Requisitos del </w:t>
@@ -5059,8 +4916,16 @@
           <w:ilvl w:val="0"/>
           <w:numId w:val="12"/>
         </w:numPr>
-      </w:pPr>
-      <w:r>
+        <w:rPr>
+          <w:b/>
+          <w:bCs/>
+        </w:rPr>
+      </w:pPr>
+      <w:r>
+        <w:rPr>
+          <w:b/>
+          <w:bCs/>
+        </w:rPr>
         <w:lastRenderedPageBreak/>
         <w:t>Introducción</w:t>
       </w:r>
@@ -5120,8 +4985,16 @@
           <w:ilvl w:val="0"/>
           <w:numId w:val="12"/>
         </w:numPr>
-      </w:pPr>
-      <w:r>
+        <w:rPr>
+          <w:b/>
+          <w:bCs/>
+        </w:rPr>
+      </w:pPr>
+      <w:r>
+        <w:rPr>
+          <w:b/>
+          <w:bCs/>
+        </w:rPr>
         <w:t>Descripción general del sistema</w:t>
       </w:r>
     </w:p>
@@ -5177,8 +5050,16 @@
           <w:ilvl w:val="0"/>
           <w:numId w:val="12"/>
         </w:numPr>
-      </w:pPr>
-      <w:r>
+        <w:rPr>
+          <w:b/>
+          <w:bCs/>
+        </w:rPr>
+      </w:pPr>
+      <w:r>
+        <w:rPr>
+          <w:b/>
+          <w:bCs/>
+        </w:rPr>
         <w:t>Requisitos específicos</w:t>
       </w:r>
     </w:p>
@@ -5234,8 +5115,16 @@
           <w:ilvl w:val="0"/>
           <w:numId w:val="12"/>
         </w:numPr>
-      </w:pPr>
-      <w:r>
+        <w:rPr>
+          <w:b/>
+          <w:bCs/>
+        </w:rPr>
+      </w:pPr>
+      <w:r>
+        <w:rPr>
+          <w:b/>
+          <w:bCs/>
+        </w:rPr>
         <w:t>Restricciones del sistema</w:t>
       </w:r>
     </w:p>
@@ -5246,8 +5135,16 @@
           <w:ilvl w:val="0"/>
           <w:numId w:val="12"/>
         </w:numPr>
-      </w:pPr>
-      <w:r>
+        <w:rPr>
+          <w:b/>
+          <w:bCs/>
+        </w:rPr>
+      </w:pPr>
+      <w:r>
+        <w:rPr>
+          <w:b/>
+          <w:bCs/>
+        </w:rPr>
         <w:t>Criterios de aceptación y validación</w:t>
       </w:r>
     </w:p>
@@ -5274,7 +5171,7 @@
       <w:pPr>
         <w:pStyle w:val="Ttulo2"/>
       </w:pPr>
-      <w:bookmarkStart w:id="14" w:name="_Toc235515487"/>
+      <w:bookmarkStart w:id="14" w:name="_Toc240452598"/>
       <w:r>
         <w:lastRenderedPageBreak/>
         <w:t>Técnicas de documentación de requisitos en proyectos tradicionales</w:t>
@@ -5471,7 +5368,7 @@
       <w:pPr>
         <w:pStyle w:val="Ttulo2"/>
       </w:pPr>
-      <w:bookmarkStart w:id="15" w:name="_Toc235515488"/>
+      <w:bookmarkStart w:id="15" w:name="_Toc240452599"/>
       <w:r>
         <w:t>Técnicas de documentación de requisitos en proyectos ágiles</w:t>
       </w:r>
@@ -5556,29 +5453,18 @@
           <w:numId w:val="16"/>
         </w:numPr>
         <w:rPr>
-          <w:b/>
-        </w:rPr>
-      </w:pPr>
-      <w:proofErr w:type="spellStart"/>
-      <w:r>
-        <w:rPr>
-          <w:b/>
-        </w:rPr>
-        <w:t>Product</w:t>
-      </w:r>
-      <w:proofErr w:type="spellEnd"/>
-      <w:r>
-        <w:rPr>
-          <w:b/>
-        </w:rPr>
-        <w:t xml:space="preserve"> </w:t>
-      </w:r>
-      <w:r>
-        <w:rPr>
           <w:rStyle w:val="Extranjerismo"/>
           <w:b/>
-        </w:rPr>
-        <w:t>backlog</w:t>
+          <w:bCs/>
+        </w:rPr>
+      </w:pPr>
+      <w:r>
+        <w:rPr>
+          <w:rStyle w:val="Extranjerismo"/>
+          <w:b/>
+          <w:bCs/>
+        </w:rPr>
+        <w:t>Product backlog</w:t>
       </w:r>
     </w:p>
     <w:p>
@@ -5595,27 +5481,42 @@
           <w:numId w:val="16"/>
         </w:numPr>
         <w:rPr>
-          <w:b/>
-        </w:rPr>
-      </w:pPr>
-      <w:r>
-        <w:rPr>
-          <w:b/>
+          <w:rStyle w:val="Extranjerismo"/>
+          <w:b/>
+          <w:bCs/>
+        </w:rPr>
+      </w:pPr>
+      <w:r>
+        <w:rPr>
+          <w:rStyle w:val="Extranjerismo"/>
+          <w:b/>
+          <w:bCs/>
         </w:rPr>
         <w:lastRenderedPageBreak/>
-        <w:t xml:space="preserve">Sprint </w:t>
+        <w:t>Sprint backlog</w:t>
+      </w:r>
+    </w:p>
+    <w:p>
+      <w:r>
+        <w:t xml:space="preserve">Contiene el conjunto de historias de usuario o tareas que el equipo se compromete a desarrollar durante un ciclo de trabajo corto denominado </w:t>
       </w:r>
       <w:r>
         <w:rPr>
           <w:rStyle w:val="Extranjerismo"/>
-          <w:b/>
-        </w:rPr>
-        <w:t>backlog</w:t>
-      </w:r>
-    </w:p>
-    <w:p>
-      <w:r>
-        <w:t>Contiene el conjunto de historias de usuario o tareas que el equipo se compromete a desarrollar durante un ciclo de trabajo corto denominado sprint. Este backlog se define al inicio de cada iteración.</w:t>
+        </w:rPr>
+        <w:t>sprint</w:t>
+      </w:r>
+      <w:r>
+        <w:t xml:space="preserve">. Este </w:t>
+      </w:r>
+      <w:r>
+        <w:rPr>
+          <w:rStyle w:val="Extranjerismo"/>
+        </w:rPr>
+        <w:t xml:space="preserve">backlog </w:t>
+      </w:r>
+      <w:r>
+        <w:t>se define al inicio de cada iteración.</w:t>
       </w:r>
     </w:p>
     <w:p>
@@ -5644,7 +5545,16 @@
         <w:t>,</w:t>
       </w:r>
       <w:r>
-        <w:t xml:space="preserve"> se utilizan tableros tipo Kanban donde se visualizan estados como pendiente, en desarrollo y finalizado.</w:t>
+        <w:t xml:space="preserve"> se utilizan tableros tipo</w:t>
+      </w:r>
+      <w:r>
+        <w:rPr>
+          <w:rStyle w:val="Extranjerismo"/>
+        </w:rPr>
+        <w:t xml:space="preserve"> Kanban </w:t>
+      </w:r>
+      <w:r>
+        <w:t>donde se visualizan estados como pendiente, en desarrollo y finalizado.</w:t>
       </w:r>
     </w:p>
     <w:p>
@@ -5665,7 +5575,7 @@
       <w:pPr>
         <w:pStyle w:val="Ttulo1"/>
       </w:pPr>
-      <w:bookmarkStart w:id="16" w:name="_Toc235515489"/>
+      <w:bookmarkStart w:id="16" w:name="_Toc240452600"/>
       <w:r>
         <w:lastRenderedPageBreak/>
         <w:t xml:space="preserve">Validación de requisitos de </w:t>
@@ -5761,18 +5671,20 @@
       </w:pPr>
       <w:bookmarkStart w:id="17" w:name="_Toc227848269"/>
       <w:bookmarkStart w:id="18" w:name="_Toc235515490"/>
+      <w:bookmarkStart w:id="19" w:name="_Toc240452601"/>
       <w:bookmarkEnd w:id="17"/>
       <w:bookmarkEnd w:id="18"/>
+      <w:bookmarkEnd w:id="19"/>
     </w:p>
     <w:p>
       <w:pPr>
         <w:pStyle w:val="Ttulo2"/>
       </w:pPr>
-      <w:bookmarkStart w:id="19" w:name="_Toc235515491"/>
+      <w:bookmarkStart w:id="20" w:name="_Toc240452602"/>
       <w:r>
         <w:t>Criterios de validación de requisitos</w:t>
       </w:r>
-      <w:bookmarkEnd w:id="19"/>
+      <w:bookmarkEnd w:id="20"/>
     </w:p>
     <w:p>
       <w:r>
@@ -6018,11 +5930,11 @@
       <w:pPr>
         <w:pStyle w:val="Ttulo2"/>
       </w:pPr>
-      <w:bookmarkStart w:id="20" w:name="_Toc235515492"/>
+      <w:bookmarkStart w:id="21" w:name="_Toc240452603"/>
       <w:r>
         <w:t>Técnicas de validación de requisitos</w:t>
       </w:r>
-      <w:bookmarkEnd w:id="20"/>
+      <w:bookmarkEnd w:id="21"/>
     </w:p>
     <w:p>
       <w:r>
@@ -6167,6 +6079,8 @@
       <w:r>
         <w:rPr>
           <w:rStyle w:val="Extranjerismo"/>
+          <w:b/>
+          <w:bCs/>
         </w:rPr>
         <w:t>checklists</w:t>
       </w:r>
@@ -6199,11 +6113,11 @@
       <w:pPr>
         <w:pStyle w:val="Ttulo2"/>
       </w:pPr>
-      <w:bookmarkStart w:id="21" w:name="_Toc235515493"/>
+      <w:bookmarkStart w:id="22" w:name="_Toc240452604"/>
       <w:r>
         <w:t>Revisiones, auditorías y prototipos</w:t>
       </w:r>
-      <w:bookmarkEnd w:id="21"/>
+      <w:bookmarkEnd w:id="22"/>
     </w:p>
     <w:p>
       <w:r>
@@ -6304,6 +6218,9 @@
     </w:p>
     <w:p>
       <w:r>
+        <w:t xml:space="preserve">El </w:t>
+      </w:r>
+      <w:r>
         <w:t>prototipado consiste en la elaboración de representaciones preliminares del sistema que permiten visualizar su funcionamiento antes de su implementación definitiva. Estos prototipos pueden presentarse como bocetos de interfaces, modelos interactivos o simulaciones parciales del sistema. Su principal objetivo es facilitar la interacción con los usuarios para validar si los requisitos definidos responden a sus expectativas y necesidades reales. A través de la retroalimentación obtenida durante el uso del prototipo, es posible ajustar o redefinir requisitos que no resulten adecuados o que requieran mayor precisión.</w:t>
       </w:r>
     </w:p>
@@ -6325,15 +6242,16 @@
         <w:t xml:space="preserve"> más confiables y alineados con los objetivos del proyecto.</w:t>
       </w:r>
     </w:p>
+    <w:p/>
     <w:p>
       <w:pPr>
         <w:pStyle w:val="Ttulo2"/>
       </w:pPr>
-      <w:bookmarkStart w:id="22" w:name="_Toc235515494"/>
+      <w:bookmarkStart w:id="23" w:name="_Toc240452605"/>
       <w:r>
         <w:t>Manual de usuario como mecanismo de validación</w:t>
       </w:r>
-      <w:bookmarkEnd w:id="22"/>
+      <w:bookmarkEnd w:id="23"/>
     </w:p>
     <w:p>
       <w:r>
@@ -6364,6 +6282,8 @@
         <w:t>En general, un manual de usuario suele organizarse en las siguientes secciones:</w:t>
       </w:r>
     </w:p>
+    <w:p/>
+    <w:p/>
     <w:p>
       <w:pPr>
         <w:pStyle w:val="Prrafodelista"/>
@@ -6379,6 +6299,7 @@
         <w:rPr>
           <w:b/>
         </w:rPr>
+        <w:lastRenderedPageBreak/>
         <w:t>Introducción</w:t>
       </w:r>
     </w:p>
@@ -6402,7 +6323,6 @@
         <w:rPr>
           <w:b/>
         </w:rPr>
-        <w:lastRenderedPageBreak/>
         <w:t>Descripción general del sistema</w:t>
       </w:r>
     </w:p>
@@ -6431,7 +6351,16 @@
     </w:p>
     <w:p>
       <w:r>
-        <w:t xml:space="preserve">Describe las condiciones técnicas necesarias para utilizar el sistema, como hardware, </w:t>
+        <w:t xml:space="preserve">Describe las condiciones técnicas necesarias para utilizar el sistema, como </w:t>
+      </w:r>
+      <w:r>
+        <w:rPr>
+          <w:rStyle w:val="Extranjerismo"/>
+        </w:rPr>
+        <w:t>hardware</w:t>
+      </w:r>
+      <w:r>
+        <w:t xml:space="preserve">, </w:t>
       </w:r>
       <w:r>
         <w:rPr>
@@ -6512,6 +6441,8 @@
         <w:t>Presenta guías o secuencias de acciones que el usuario debe seguir para realizar tareas específicas dentro del sistema.</w:t>
       </w:r>
     </w:p>
+    <w:p/>
+    <w:p/>
     <w:p>
       <w:pPr>
         <w:pStyle w:val="Prrafodelista"/>
@@ -6527,6 +6458,7 @@
         <w:rPr>
           <w:b/>
         </w:rPr>
+        <w:lastRenderedPageBreak/>
         <w:t>Manejo de errores o problemas comunes</w:t>
       </w:r>
     </w:p>
@@ -6535,8 +6467,6 @@
         <w:t>Describe posibles errores o dificultades que pueden presentarse y las recomendaciones para solucionarlos.</w:t>
       </w:r>
     </w:p>
-    <w:p/>
-    <w:p/>
     <w:p>
       <w:pPr>
         <w:pStyle w:val="Prrafodelista"/>
@@ -6552,7 +6482,6 @@
         <w:rPr>
           <w:b/>
         </w:rPr>
-        <w:lastRenderedPageBreak/>
         <w:t>Glosario o términos técnicos</w:t>
       </w:r>
     </w:p>
@@ -6580,7 +6509,7 @@
       <w:pPr>
         <w:pStyle w:val="Ttulo1"/>
       </w:pPr>
-      <w:bookmarkStart w:id="23" w:name="_Toc235515495"/>
+      <w:bookmarkStart w:id="24" w:name="_Toc240452606"/>
       <w:r>
         <w:lastRenderedPageBreak/>
         <w:t xml:space="preserve">Gestión de requisitos en proyectos de </w:t>
@@ -6591,7 +6520,7 @@
         </w:rPr>
         <w:t>software</w:t>
       </w:r>
-      <w:bookmarkEnd w:id="23"/>
+      <w:bookmarkEnd w:id="24"/>
     </w:p>
     <w:p>
       <w:r>
@@ -6792,16 +6721,18 @@
           <w:lang w:eastAsia="es-CO"/>
         </w:rPr>
       </w:pPr>
-      <w:bookmarkStart w:id="24" w:name="_Toc227848275"/>
-      <w:bookmarkStart w:id="25" w:name="_Toc235515496"/>
-      <w:bookmarkEnd w:id="24"/>
+      <w:bookmarkStart w:id="25" w:name="_Toc227848275"/>
+      <w:bookmarkStart w:id="26" w:name="_Toc235515496"/>
+      <w:bookmarkStart w:id="27" w:name="_Toc240452607"/>
       <w:bookmarkEnd w:id="25"/>
+      <w:bookmarkEnd w:id="26"/>
+      <w:bookmarkEnd w:id="27"/>
     </w:p>
     <w:p>
       <w:pPr>
         <w:pStyle w:val="Ttulo2"/>
       </w:pPr>
-      <w:bookmarkStart w:id="26" w:name="_Toc235515497"/>
+      <w:bookmarkStart w:id="28" w:name="_Toc240452608"/>
       <w:r>
         <w:t xml:space="preserve">Contratos de </w:t>
       </w:r>
@@ -6814,7 +6745,7 @@
       <w:r>
         <w:t>: requisitos fijos y variables</w:t>
       </w:r>
-      <w:bookmarkEnd w:id="26"/>
+      <w:bookmarkEnd w:id="28"/>
     </w:p>
     <w:p>
       <w:r>
@@ -7324,11 +7255,11 @@
       <w:pPr>
         <w:pStyle w:val="Ttulo2"/>
       </w:pPr>
-      <w:bookmarkStart w:id="27" w:name="_Toc235515498"/>
+      <w:bookmarkStart w:id="29" w:name="_Toc240452609"/>
       <w:r>
         <w:t>Herramientas para la gestión de requisitos</w:t>
       </w:r>
-      <w:bookmarkEnd w:id="27"/>
+      <w:bookmarkEnd w:id="29"/>
     </w:p>
     <w:p>
       <w:r>
@@ -7520,14 +7451,14 @@
           <w:b/>
         </w:rPr>
         <w:lastRenderedPageBreak/>
-        <w:t xml:space="preserve">Jira </w:t>
-      </w:r>
-      <w:r>
-        <w:rPr>
-          <w:rStyle w:val="Extranjerismo"/>
-          <w:b/>
-        </w:rPr>
-        <w:t>Software</w:t>
+        <w:t>Jira</w:t>
+      </w:r>
+      <w:r>
+        <w:rPr>
+          <w:b/>
+          <w:bCs/>
+        </w:rPr>
+        <w:t xml:space="preserve"> Software</w:t>
       </w:r>
       <w:r>
         <w:t xml:space="preserve">: plataforma utilizada principalmente en metodologías ágiles para gestionar historias de usuario, tareas y seguimiento del desarrollo del </w:t>
@@ -7610,11 +7541,11 @@
       <w:pPr>
         <w:pStyle w:val="Ttulo2"/>
       </w:pPr>
-      <w:bookmarkStart w:id="28" w:name="_Toc235515499"/>
+      <w:bookmarkStart w:id="30" w:name="_Toc240452610"/>
       <w:r>
         <w:t>Tipos y características de herramientas de gestión de requisitos</w:t>
       </w:r>
-      <w:bookmarkEnd w:id="28"/>
+      <w:bookmarkEnd w:id="30"/>
     </w:p>
     <w:p>
       <w:r>
@@ -7646,6 +7577,9 @@
       </w:r>
     </w:p>
     <w:p>
+      <w:pPr>
+        <w:ind w:left="1416" w:firstLine="1"/>
+      </w:pPr>
       <w:r>
         <w:t xml:space="preserve">Ejemplos de este tipo de herramientas incluyen IBM </w:t>
       </w:r>
@@ -7693,6 +7627,9 @@
       </w:r>
     </w:p>
     <w:p>
+      <w:pPr>
+        <w:ind w:left="1416" w:firstLine="1"/>
+      </w:pPr>
       <w:r>
         <w:t xml:space="preserve">Entre las más utilizadas se encuentran Jira </w:t>
       </w:r>
@@ -7747,6 +7684,9 @@
       </w:r>
     </w:p>
     <w:p>
+      <w:pPr>
+        <w:ind w:left="1416" w:firstLine="2"/>
+      </w:pPr>
       <w:r>
         <w:t xml:space="preserve">Un ejemplo ampliamente utilizado es </w:t>
       </w:r>
@@ -8037,15 +7977,16 @@
         <w:t>.</w:t>
       </w:r>
     </w:p>
+    <w:p/>
     <w:p>
       <w:pPr>
         <w:pStyle w:val="Ttulo2"/>
       </w:pPr>
-      <w:bookmarkStart w:id="29" w:name="_Toc235515500"/>
+      <w:bookmarkStart w:id="31" w:name="_Toc240452611"/>
       <w:r>
         <w:t>Control y gestión de cambios en los requisitos</w:t>
       </w:r>
-      <w:bookmarkEnd w:id="29"/>
+      <w:bookmarkEnd w:id="31"/>
     </w:p>
     <w:p>
       <w:r>
@@ -8077,11 +8018,8 @@
     </w:p>
     <w:p>
       <w:r>
-        <w:t xml:space="preserve">Un proceso adecuado de control de cambios contribuye a evitar inconsistencias en la documentación, prevenir errores en el desarrollo del sistema y garantizar que </w:t>
-      </w:r>
-      <w:r>
         <w:lastRenderedPageBreak/>
-        <w:t>todos los participantes del proyecto tengan claridad sobre las modificaciones realizadas.</w:t>
+        <w:t>Un proceso adecuado de control de cambios contribuye a evitar inconsistencias en la documentación, prevenir errores en el desarrollo del sistema y garantizar que todos los participantes del proyecto tengan claridad sobre las modificaciones realizadas.</w:t>
       </w:r>
     </w:p>
     <w:p>
@@ -8181,6 +8119,8 @@
         <w:t>Una vez aprobado, el cambio se incorpora en la documentación de requisitos y se realizan los ajustes necesarios en el diseño, desarrollo y pruebas del sistema.</w:t>
       </w:r>
     </w:p>
+    <w:p/>
+    <w:p/>
     <w:p>
       <w:pPr>
         <w:pStyle w:val="Prrafodelista"/>
@@ -8196,6 +8136,7 @@
         <w:rPr>
           <w:b/>
         </w:rPr>
+        <w:lastRenderedPageBreak/>
         <w:t>Actualización y seguimiento</w:t>
       </w:r>
     </w:p>
@@ -8206,7 +8147,6 @@
     </w:p>
     <w:p>
       <w:r>
-        <w:lastRenderedPageBreak/>
         <w:t xml:space="preserve">En muchos proyectos de </w:t>
       </w:r>
       <w:r>
@@ -8238,12 +8178,12 @@
       <w:pPr>
         <w:pStyle w:val="Titulosgenerales"/>
       </w:pPr>
-      <w:bookmarkStart w:id="30" w:name="_Toc235515501"/>
+      <w:bookmarkStart w:id="32" w:name="_Toc240452612"/>
       <w:r>
         <w:lastRenderedPageBreak/>
         <w:t>Síntesis</w:t>
       </w:r>
-      <w:bookmarkEnd w:id="30"/>
+      <w:bookmarkEnd w:id="32"/>
     </w:p>
     <w:p>
       <w:pPr>
@@ -8298,14 +8238,13 @@
       </w:pPr>
       <w:r>
         <w:rPr>
-          <w:noProof/>
           <w:lang w:eastAsia="es-CO"/>
         </w:rPr>
         <w:drawing>
-          <wp:inline distT="0" distB="0" distL="0" distR="0" wp14:anchorId="583D7E08" wp14:editId="129357BA">
-            <wp:extent cx="6279707" cy="3507446"/>
-            <wp:effectExtent l="0" t="0" r="6985" b="0"/>
-            <wp:docPr id="19" name="Imagen 19" descr="En la síntesis se presenta un esquema de los principales contenidos del componente formativo, describiendo la relación entre el análisis, la especificación, la validación y la gestión de requisitos en el desarrollo de software, así como las técnicas, herramientas y estándares utilizados para documentar, verificar y controlar los requisitos durante el ciclo de vida del proyecto."/>
+          <wp:inline distT="0" distB="0" distL="0" distR="0" wp14:anchorId="15B699A4" wp14:editId="4842357E">
+            <wp:extent cx="6332220" cy="3536950"/>
+            <wp:effectExtent l="0" t="0" r="0" b="6350"/>
+            <wp:docPr id="10" name="Gráfico 10" descr="En la síntesis se presenta un esquema de los principales contenidos del componente formativo, describiendo la relación entre el análisis, la especificación, la validación y la gestión de requisitos en el desarrollo de software, así como las técnicas, herramientas y estándares utilizados para documentar, verificar y controlar los requisitos durante el ciclo de vida del proyecto."/>
             <wp:cNvGraphicFramePr>
               <a:graphicFrameLocks xmlns:a="http://schemas.openxmlformats.org/drawingml/2006/main" noChangeAspect="1"/>
             </wp:cNvGraphicFramePr>
@@ -8313,33 +8252,29 @@
               <a:graphicData uri="http://schemas.openxmlformats.org/drawingml/2006/picture">
                 <pic:pic xmlns:pic="http://schemas.openxmlformats.org/drawingml/2006/picture">
                   <pic:nvPicPr>
-                    <pic:cNvPr id="0" name="Picture 4"/>
-                    <pic:cNvPicPr>
-                      <a:picLocks noChangeAspect="1" noChangeArrowheads="1"/>
-                    </pic:cNvPicPr>
+                    <pic:cNvPr id="10" name="Gráfico 10" descr="En la síntesis se presenta un esquema de los principales contenidos del componente formativo, describiendo la relación entre el análisis, la especificación, la validación y la gestión de requisitos en el desarrollo de software, así como las técnicas, herramientas y estándares utilizados para documentar, verificar y controlar los requisitos durante el ciclo de vida del proyecto."/>
+                    <pic:cNvPicPr/>
                   </pic:nvPicPr>
                   <pic:blipFill>
-                    <a:blip r:embed="rId15">
+                    <a:blip r:embed="rId13">
                       <a:extLst>
-                        <a:ext uri="{28A0092B-C50C-407E-A947-70E740481C1C}">
-                          <a14:useLocalDpi xmlns:a14="http://schemas.microsoft.com/office/drawing/2010/main" val="0"/>
+                        <a:ext uri="{96DAC541-7B7A-43D3-8B79-37D633B846F1}">
+                          <asvg:svgBlip xmlns:asvg="http://schemas.microsoft.com/office/drawing/2016/SVG/main" r:embed="rId14"/>
                         </a:ext>
                       </a:extLst>
                     </a:blip>
-                    <a:srcRect/>
                     <a:stretch>
                       <a:fillRect/>
                     </a:stretch>
                   </pic:blipFill>
-                  <pic:spPr bwMode="auto">
+                  <pic:spPr>
                     <a:xfrm>
                       <a:off x="0" y="0"/>
-                      <a:ext cx="6300592" cy="3519111"/>
+                      <a:ext cx="6332220" cy="3536950"/>
                     </a:xfrm>
                     <a:prstGeom prst="rect">
                       <a:avLst/>
                     </a:prstGeom>
-                    <a:noFill/>
                   </pic:spPr>
                 </pic:pic>
               </a:graphicData>
@@ -8350,6 +8285,14 @@
     </w:p>
     <w:p>
       <w:pPr>
+        <w:ind w:firstLine="0"/>
+        <w:rPr>
+          <w:lang w:eastAsia="es-CO"/>
+        </w:rPr>
+      </w:pPr>
+    </w:p>
+    <w:p>
+      <w:pPr>
         <w:spacing w:before="0" w:after="160" w:line="259" w:lineRule="auto"/>
         <w:ind w:firstLine="0"/>
         <w:rPr>
@@ -8361,14 +8304,14 @@
       <w:pPr>
         <w:pStyle w:val="Titulosgenerales"/>
       </w:pPr>
-      <w:bookmarkStart w:id="31" w:name="_Toc176443725"/>
-      <w:bookmarkStart w:id="32" w:name="_Toc235515502"/>
+      <w:bookmarkStart w:id="33" w:name="_Toc176443725"/>
+      <w:bookmarkStart w:id="34" w:name="_Toc240452613"/>
       <w:r>
         <w:lastRenderedPageBreak/>
         <w:t>Glosario</w:t>
       </w:r>
-      <w:bookmarkEnd w:id="31"/>
-      <w:bookmarkEnd w:id="32"/>
+      <w:bookmarkEnd w:id="33"/>
+      <w:bookmarkEnd w:id="34"/>
     </w:p>
     <w:p>
       <w:pPr>
@@ -8654,8 +8597,8 @@
           <w:lang w:val="es-MX"/>
         </w:rPr>
       </w:pPr>
-      <w:bookmarkStart w:id="33" w:name="_Toc176443726"/>
-      <w:bookmarkStart w:id="34" w:name="_Toc235515503"/>
+      <w:bookmarkStart w:id="35" w:name="_Toc176443726"/>
+      <w:bookmarkStart w:id="36" w:name="_Toc240452614"/>
       <w:r>
         <w:rPr>
           <w:lang w:val="es-MX"/>
@@ -8663,8 +8606,8 @@
         <w:lastRenderedPageBreak/>
         <w:t>Referencias bibliográficas</w:t>
       </w:r>
-      <w:bookmarkEnd w:id="33"/>
-      <w:bookmarkEnd w:id="34"/>
+      <w:bookmarkEnd w:id="35"/>
+      <w:bookmarkEnd w:id="36"/>
     </w:p>
     <w:p>
       <w:pPr>
@@ -8676,33 +8619,47 @@
         <w:rPr>
           <w:lang w:val="es-MX" w:eastAsia="es-CO"/>
         </w:rPr>
-        <w:t>IEEE 830</w:t>
-      </w:r>
-    </w:p>
-    <w:p>
-      <w:pPr>
+        <w:t xml:space="preserve">IEEE </w:t>
+      </w:r>
+      <w:proofErr w:type="spellStart"/>
+      <w:r>
         <w:rPr>
           <w:lang w:val="es-MX" w:eastAsia="es-CO"/>
         </w:rPr>
-      </w:pPr>
+        <w:t>Computer</w:t>
+      </w:r>
+      <w:proofErr w:type="spellEnd"/>
       <w:r>
         <w:rPr>
           <w:lang w:val="es-MX" w:eastAsia="es-CO"/>
         </w:rPr>
-        <w:t xml:space="preserve">ISO/IEC/IEEE 29148 </w:t>
-      </w:r>
-    </w:p>
-    <w:p>
-      <w:pPr>
+        <w:t xml:space="preserve"> </w:t>
+      </w:r>
+      <w:proofErr w:type="spellStart"/>
+      <w:r>
         <w:rPr>
           <w:lang w:val="es-MX" w:eastAsia="es-CO"/>
         </w:rPr>
-      </w:pPr>
+        <w:t>Society</w:t>
+      </w:r>
+      <w:proofErr w:type="spellEnd"/>
       <w:r>
         <w:rPr>
           <w:lang w:val="es-MX" w:eastAsia="es-CO"/>
         </w:rPr>
-        <w:t xml:space="preserve">IEEE </w:t>
+        <w:t xml:space="preserve">. (2014). Guía del SWEBOK: guía para el cuerpo de conocimiento de la ingeniería de </w:t>
+      </w:r>
+      <w:r>
+        <w:rPr>
+          <w:rStyle w:val="Extranjerismo"/>
+        </w:rPr>
+        <w:t>software</w:t>
+      </w:r>
+      <w:r>
+        <w:rPr>
+          <w:lang w:val="es-MX" w:eastAsia="es-CO"/>
+        </w:rPr>
+        <w:t xml:space="preserve"> (3.ª ed.). IEEE </w:t>
       </w:r>
       <w:proofErr w:type="spellStart"/>
       <w:r>
@@ -8730,7 +8687,104 @@
         <w:rPr>
           <w:lang w:val="es-MX" w:eastAsia="es-CO"/>
         </w:rPr>
-        <w:t xml:space="preserve">. (2014). Guía del SWEBOK: guía para el cuerpo de conocimiento de la ingeniería de </w:t>
+        <w:t xml:space="preserve"> </w:t>
+      </w:r>
+      <w:proofErr w:type="spellStart"/>
+      <w:r>
+        <w:rPr>
+          <w:lang w:val="es-MX" w:eastAsia="es-CO"/>
+        </w:rPr>
+        <w:t>Press</w:t>
+      </w:r>
+      <w:proofErr w:type="spellEnd"/>
+      <w:r>
+        <w:rPr>
+          <w:lang w:val="es-MX" w:eastAsia="es-CO"/>
+        </w:rPr>
+        <w:t>.</w:t>
+      </w:r>
+    </w:p>
+    <w:p>
+      <w:pPr>
+        <w:rPr>
+          <w:lang w:val="es-MX" w:eastAsia="es-CO"/>
+        </w:rPr>
+      </w:pPr>
+      <w:r>
+        <w:rPr>
+          <w:lang w:val="es-MX" w:eastAsia="es-CO"/>
+        </w:rPr>
+        <w:t xml:space="preserve">International </w:t>
+      </w:r>
+      <w:proofErr w:type="spellStart"/>
+      <w:r>
+        <w:rPr>
+          <w:lang w:val="es-MX" w:eastAsia="es-CO"/>
+        </w:rPr>
+        <w:t>Organization</w:t>
+      </w:r>
+      <w:proofErr w:type="spellEnd"/>
+      <w:r>
+        <w:rPr>
+          <w:lang w:val="es-MX" w:eastAsia="es-CO"/>
+        </w:rPr>
+        <w:t xml:space="preserve"> </w:t>
+      </w:r>
+      <w:proofErr w:type="spellStart"/>
+      <w:r>
+        <w:rPr>
+          <w:lang w:val="es-MX" w:eastAsia="es-CO"/>
+        </w:rPr>
+        <w:t>for</w:t>
+      </w:r>
+      <w:proofErr w:type="spellEnd"/>
+      <w:r>
+        <w:rPr>
+          <w:lang w:val="es-MX" w:eastAsia="es-CO"/>
+        </w:rPr>
+        <w:t xml:space="preserve"> </w:t>
+      </w:r>
+      <w:proofErr w:type="spellStart"/>
+      <w:r>
+        <w:rPr>
+          <w:lang w:val="es-MX" w:eastAsia="es-CO"/>
+        </w:rPr>
+        <w:t>Standardization</w:t>
+      </w:r>
+      <w:proofErr w:type="spellEnd"/>
+      <w:r>
+        <w:rPr>
+          <w:lang w:val="es-MX" w:eastAsia="es-CO"/>
+        </w:rPr>
+        <w:t xml:space="preserve">, International </w:t>
+      </w:r>
+      <w:proofErr w:type="spellStart"/>
+      <w:r>
+        <w:rPr>
+          <w:lang w:val="es-MX" w:eastAsia="es-CO"/>
+        </w:rPr>
+        <w:t>Electrotechnical</w:t>
+      </w:r>
+      <w:proofErr w:type="spellEnd"/>
+      <w:r>
+        <w:rPr>
+          <w:lang w:val="es-MX" w:eastAsia="es-CO"/>
+        </w:rPr>
+        <w:t xml:space="preserve"> </w:t>
+      </w:r>
+      <w:proofErr w:type="spellStart"/>
+      <w:r>
+        <w:rPr>
+          <w:lang w:val="es-MX" w:eastAsia="es-CO"/>
+        </w:rPr>
+        <w:t>Commission</w:t>
+      </w:r>
+      <w:proofErr w:type="spellEnd"/>
+      <w:r>
+        <w:rPr>
+          <w:lang w:val="es-MX" w:eastAsia="es-CO"/>
+        </w:rPr>
+        <w:t xml:space="preserve">, &amp; IEEE. (2018). ISO/IEC/IEEE 29148:2018. Ingeniería de sistemas y </w:t>
       </w:r>
       <w:r>
         <w:rPr>
@@ -8742,42 +8796,112 @@
         <w:rPr>
           <w:lang w:val="es-MX" w:eastAsia="es-CO"/>
         </w:rPr>
-        <w:t xml:space="preserve"> (3.ª ed.). IEEE </w:t>
-      </w:r>
+        <w:t xml:space="preserve"> - Procesos del ciclo de vida - Ingeniería de requisitos. ISO.</w:t>
+      </w:r>
+    </w:p>
+    <w:p>
+      <w:pPr>
+        <w:rPr>
+          <w:lang w:val="es-MX" w:eastAsia="es-CO"/>
+        </w:rPr>
+      </w:pPr>
+      <w:r>
+        <w:rPr>
+          <w:lang w:val="es-MX" w:eastAsia="es-CO"/>
+        </w:rPr>
+        <w:t>Kendall, Kenneth E., &amp; Kendall, Julie E. (2011). Análisis y diseño de sistemas (8.ª ed.). Pearson Educación.</w:t>
+      </w:r>
+    </w:p>
+    <w:p>
+      <w:pPr>
+        <w:rPr>
+          <w:lang w:val="es-MX" w:eastAsia="es-CO"/>
+        </w:rPr>
+      </w:pPr>
       <w:proofErr w:type="spellStart"/>
       <w:r>
         <w:rPr>
           <w:lang w:val="es-MX" w:eastAsia="es-CO"/>
         </w:rPr>
-        <w:t>Computer</w:t>
+        <w:t>Larman</w:t>
       </w:r>
       <w:proofErr w:type="spellEnd"/>
       <w:r>
         <w:rPr>
           <w:lang w:val="es-MX" w:eastAsia="es-CO"/>
         </w:rPr>
-        <w:t xml:space="preserve"> </w:t>
+        <w:t>, Craig (2003). UML y patrones: introducción al análisis y diseño orientado a objetos (2.ª ed.). Prentice Hall.</w:t>
+      </w:r>
+    </w:p>
+    <w:p>
+      <w:pPr>
+        <w:rPr>
+          <w:lang w:val="es-MX" w:eastAsia="es-CO"/>
+        </w:rPr>
+      </w:pPr>
+      <w:r>
+        <w:rPr>
+          <w:lang w:val="es-MX" w:eastAsia="es-CO"/>
+        </w:rPr>
+        <w:t xml:space="preserve">Organización Internacional de Normalización. (2018). ISO/IEC/IEEE 29148: Ingeniería de sistemas y </w:t>
+      </w:r>
+      <w:r>
+        <w:rPr>
+          <w:rStyle w:val="Extranjerismo"/>
+        </w:rPr>
+        <w:t>software</w:t>
+      </w:r>
+      <w:r>
+        <w:rPr>
+          <w:lang w:val="es-MX" w:eastAsia="es-CO"/>
+        </w:rPr>
+        <w:t>. Procesos del ciclo de vida. Requisitos. ISO.</w:t>
+      </w:r>
+    </w:p>
+    <w:p>
+      <w:pPr>
+        <w:rPr>
+          <w:lang w:val="es-MX" w:eastAsia="es-CO"/>
+        </w:rPr>
+      </w:pPr>
+      <w:r>
+        <w:rPr>
+          <w:lang w:val="es-MX" w:eastAsia="es-CO"/>
+        </w:rPr>
+        <w:t xml:space="preserve">Pressman, Roger S., &amp; </w:t>
       </w:r>
       <w:proofErr w:type="spellStart"/>
       <w:r>
         <w:rPr>
           <w:lang w:val="es-MX" w:eastAsia="es-CO"/>
         </w:rPr>
-        <w:t>Society</w:t>
+        <w:t>Maxim</w:t>
       </w:r>
       <w:proofErr w:type="spellEnd"/>
       <w:r>
         <w:rPr>
           <w:lang w:val="es-MX" w:eastAsia="es-CO"/>
         </w:rPr>
-        <w:t xml:space="preserve"> </w:t>
+        <w:t xml:space="preserve">, Bruce R. (2020). Ingeniería del </w:t>
+      </w:r>
+      <w:r>
+        <w:rPr>
+          <w:rStyle w:val="Extranjerismo"/>
+        </w:rPr>
+        <w:t>software</w:t>
+      </w:r>
+      <w:r>
+        <w:rPr>
+          <w:lang w:val="es-MX" w:eastAsia="es-CO"/>
+        </w:rPr>
+        <w:t xml:space="preserve">: un enfoque práctico (9.ª ed.). McGraw-Hill </w:t>
       </w:r>
       <w:proofErr w:type="spellStart"/>
       <w:r>
         <w:rPr>
           <w:lang w:val="es-MX" w:eastAsia="es-CO"/>
         </w:rPr>
-        <w:t>Press</w:t>
+        <w:t>Education</w:t>
       </w:r>
       <w:proofErr w:type="spellEnd"/>
       <w:r>
@@ -8797,279 +8921,65 @@
         <w:rPr>
           <w:lang w:val="es-MX" w:eastAsia="es-CO"/>
         </w:rPr>
-        <w:t xml:space="preserve">International </w:t>
-      </w:r>
-      <w:proofErr w:type="spellStart"/>
+        <w:t xml:space="preserve">Sommerville, Ian (2016). Ingeniería del </w:t>
+      </w:r>
+      <w:r>
+        <w:rPr>
+          <w:rStyle w:val="Extranjerismo"/>
+        </w:rPr>
+        <w:t>software</w:t>
+      </w:r>
       <w:r>
         <w:rPr>
           <w:lang w:val="es-MX" w:eastAsia="es-CO"/>
         </w:rPr>
-        <w:t>Organization</w:t>
-      </w:r>
-      <w:proofErr w:type="spellEnd"/>
-      <w:r>
+        <w:t xml:space="preserve"> (10.ª ed.). Pearson Educación.</w:t>
+      </w:r>
+    </w:p>
+    <w:p>
+      <w:pPr>
         <w:rPr>
           <w:lang w:val="es-MX" w:eastAsia="es-CO"/>
         </w:rPr>
-        <w:t xml:space="preserve"> </w:t>
-      </w:r>
-      <w:proofErr w:type="spellStart"/>
+      </w:pPr>
       <w:r>
         <w:rPr>
           <w:lang w:val="es-MX" w:eastAsia="es-CO"/>
         </w:rPr>
-        <w:t>for</w:t>
-      </w:r>
-      <w:proofErr w:type="spellEnd"/>
-      <w:r>
+        <w:t>Sommerville, Ian, &amp; Sawyer, Pete (2011). Ingeniería de requisitos: procesos y técnicas. Pearson Educación.</w:t>
+      </w:r>
+    </w:p>
+    <w:p>
+      <w:pPr>
         <w:rPr>
           <w:lang w:val="es-MX" w:eastAsia="es-CO"/>
         </w:rPr>
-        <w:t xml:space="preserve"> </w:t>
-      </w:r>
-      <w:proofErr w:type="spellStart"/>
-      <w:r>
+      </w:pPr>
+    </w:p>
+    <w:p>
+      <w:pPr>
         <w:rPr>
           <w:lang w:val="es-MX" w:eastAsia="es-CO"/>
         </w:rPr>
-        <w:t>Standardization</w:t>
-      </w:r>
-      <w:proofErr w:type="spellEnd"/>
-      <w:r>
-        <w:rPr>
-          <w:lang w:val="es-MX" w:eastAsia="es-CO"/>
-        </w:rPr>
-        <w:t xml:space="preserve">, International </w:t>
-      </w:r>
-      <w:proofErr w:type="spellStart"/>
-      <w:r>
-        <w:rPr>
-          <w:lang w:val="es-MX" w:eastAsia="es-CO"/>
-        </w:rPr>
-        <w:t>Electrotechnical</w:t>
-      </w:r>
-      <w:proofErr w:type="spellEnd"/>
-      <w:r>
-        <w:rPr>
-          <w:lang w:val="es-MX" w:eastAsia="es-CO"/>
-        </w:rPr>
-        <w:t xml:space="preserve"> </w:t>
-      </w:r>
-      <w:proofErr w:type="spellStart"/>
-      <w:r>
-        <w:rPr>
-          <w:lang w:val="es-MX" w:eastAsia="es-CO"/>
-        </w:rPr>
-        <w:t>Commission</w:t>
-      </w:r>
-      <w:proofErr w:type="spellEnd"/>
-      <w:r>
-        <w:rPr>
-          <w:lang w:val="es-MX" w:eastAsia="es-CO"/>
-        </w:rPr>
-        <w:t xml:space="preserve">, &amp; IEEE. (2018). ISO/IEC/IEEE 29148:2018. Ingeniería de sistemas y </w:t>
-      </w:r>
-      <w:r>
-        <w:rPr>
-          <w:rStyle w:val="Extranjerismo"/>
-        </w:rPr>
-        <w:t>software</w:t>
-      </w:r>
-      <w:r>
-        <w:rPr>
-          <w:lang w:val="es-MX" w:eastAsia="es-CO"/>
-        </w:rPr>
-        <w:t xml:space="preserve"> - Procesos del ciclo de vida - Ingeniería de requisitos. ISO.</w:t>
-      </w:r>
-    </w:p>
-    <w:p>
-      <w:pPr>
-        <w:rPr>
-          <w:lang w:val="es-MX" w:eastAsia="es-CO"/>
-        </w:rPr>
-      </w:pPr>
-      <w:r>
-        <w:rPr>
-          <w:lang w:val="es-MX" w:eastAsia="es-CO"/>
-        </w:rPr>
-        <w:t>Kendall, Kenneth E., &amp; Kendall, Julie E. (2011). Análisis y diseño de sistemas (8.ª ed.). Pearson Educación.</w:t>
-      </w:r>
-    </w:p>
-    <w:p>
-      <w:pPr>
-        <w:rPr>
-          <w:lang w:val="es-MX" w:eastAsia="es-CO"/>
-        </w:rPr>
-      </w:pPr>
-      <w:proofErr w:type="spellStart"/>
-      <w:r>
-        <w:rPr>
-          <w:lang w:val="es-MX" w:eastAsia="es-CO"/>
-        </w:rPr>
-        <w:t>Larman</w:t>
-      </w:r>
-      <w:proofErr w:type="spellEnd"/>
-      <w:r>
-        <w:rPr>
-          <w:lang w:val="es-MX" w:eastAsia="es-CO"/>
-        </w:rPr>
-        <w:t>, Craig (2003). UML y patrones: introducción al análisis y diseño orientado a objetos (2.ª ed.). Prentice Hall.</w:t>
-      </w:r>
-    </w:p>
-    <w:p>
-      <w:pPr>
-        <w:rPr>
-          <w:lang w:val="es-MX" w:eastAsia="es-CO"/>
-        </w:rPr>
-      </w:pPr>
-      <w:r>
-        <w:rPr>
-          <w:lang w:val="es-MX" w:eastAsia="es-CO"/>
-        </w:rPr>
-        <w:t xml:space="preserve">Organización Internacional de Normalización. (2018). ISO/IEC/IEEE 29148: Ingeniería de sistemas y </w:t>
-      </w:r>
-      <w:r>
-        <w:rPr>
-          <w:rStyle w:val="Extranjerismo"/>
-        </w:rPr>
-        <w:t>software</w:t>
-      </w:r>
-      <w:r>
-        <w:rPr>
-          <w:lang w:val="es-MX" w:eastAsia="es-CO"/>
-        </w:rPr>
-        <w:t>. Procesos del ciclo de vida. Requisitos. ISO.</w:t>
-      </w:r>
-    </w:p>
-    <w:p>
-      <w:pPr>
-        <w:rPr>
-          <w:lang w:val="es-MX" w:eastAsia="es-CO"/>
-        </w:rPr>
-      </w:pPr>
-      <w:r>
-        <w:rPr>
-          <w:lang w:val="es-MX" w:eastAsia="es-CO"/>
-        </w:rPr>
-        <w:t xml:space="preserve">Pressman, Roger S., &amp; </w:t>
-      </w:r>
-      <w:proofErr w:type="spellStart"/>
-      <w:r>
-        <w:rPr>
-          <w:lang w:val="es-MX" w:eastAsia="es-CO"/>
-        </w:rPr>
-        <w:t>Maxim</w:t>
-      </w:r>
-      <w:proofErr w:type="spellEnd"/>
-      <w:r>
-        <w:rPr>
-          <w:lang w:val="es-MX" w:eastAsia="es-CO"/>
-        </w:rPr>
-        <w:t xml:space="preserve">, Bruce R. (2020). Ingeniería del </w:t>
-      </w:r>
-      <w:r>
-        <w:rPr>
-          <w:rStyle w:val="Extranjerismo"/>
-        </w:rPr>
-        <w:t>software</w:t>
-      </w:r>
-      <w:r>
-        <w:rPr>
-          <w:lang w:val="es-MX" w:eastAsia="es-CO"/>
-        </w:rPr>
-        <w:t xml:space="preserve">: un enfoque práctico (9.ª ed.). McGraw-Hill </w:t>
-      </w:r>
-      <w:proofErr w:type="spellStart"/>
-      <w:r>
-        <w:rPr>
-          <w:lang w:val="es-MX" w:eastAsia="es-CO"/>
-        </w:rPr>
-        <w:t>Education</w:t>
-      </w:r>
-      <w:proofErr w:type="spellEnd"/>
-      <w:r>
-        <w:rPr>
-          <w:lang w:val="es-MX" w:eastAsia="es-CO"/>
-        </w:rPr>
-        <w:t>.</w:t>
-      </w:r>
-    </w:p>
-    <w:p>
-      <w:pPr>
-        <w:rPr>
-          <w:lang w:val="es-MX" w:eastAsia="es-CO"/>
-        </w:rPr>
-      </w:pPr>
-      <w:r>
-        <w:rPr>
-          <w:lang w:val="es-MX" w:eastAsia="es-CO"/>
-        </w:rPr>
-        <w:t xml:space="preserve">Sommerville, Ian (2016). Ingeniería del </w:t>
-      </w:r>
-      <w:r>
-        <w:rPr>
-          <w:rStyle w:val="Extranjerismo"/>
-        </w:rPr>
-        <w:t>software</w:t>
-      </w:r>
-      <w:r>
-        <w:rPr>
-          <w:lang w:val="es-MX" w:eastAsia="es-CO"/>
-        </w:rPr>
-        <w:t xml:space="preserve"> (10.ª ed.). Pearson Educación.</w:t>
-      </w:r>
-    </w:p>
-    <w:p>
-      <w:pPr>
-        <w:rPr>
-          <w:lang w:val="es-MX" w:eastAsia="es-CO"/>
-        </w:rPr>
-      </w:pPr>
-      <w:r>
-        <w:rPr>
-          <w:lang w:val="es-MX" w:eastAsia="es-CO"/>
-        </w:rPr>
-        <w:t>Sommerville, Ian, &amp; Sawyer, Pete (2011). Ingeniería de requisitos: procesos y técnicas. Pearson Educación.</w:t>
-      </w:r>
-    </w:p>
-    <w:p>
-      <w:pPr>
-        <w:rPr>
-          <w:lang w:val="es-MX" w:eastAsia="es-CO"/>
-        </w:rPr>
-      </w:pPr>
-    </w:p>
-    <w:p>
-      <w:pPr>
-        <w:rPr>
-          <w:lang w:val="es-MX" w:eastAsia="es-CO"/>
-        </w:rPr>
       </w:pPr>
     </w:p>
     <w:p>
       <w:pPr>
         <w:pStyle w:val="Titulosgenerales"/>
       </w:pPr>
-      <w:bookmarkStart w:id="35" w:name="_Toc176443727"/>
-      <w:bookmarkStart w:id="36" w:name="_Toc235515504"/>
+      <w:bookmarkStart w:id="37" w:name="_Toc176443727"/>
+      <w:bookmarkStart w:id="38" w:name="_Toc240452615"/>
       <w:r>
         <w:lastRenderedPageBreak/>
         <w:t>Créditos</w:t>
       </w:r>
-      <w:bookmarkEnd w:id="35"/>
-      <w:bookmarkEnd w:id="36"/>
+      <w:bookmarkEnd w:id="37"/>
+      <w:bookmarkEnd w:id="38"/>
     </w:p>
     <w:tbl>
       <w:tblPr>
+        <w:tblStyle w:val="SENA"/>
         <w:tblW w:w="10060" w:type="dxa"/>
-        <w:tblBorders>
-          <w:top w:val="single" w:sz="4" w:space="0" w:color="D9D9D9"/>
-          <w:left w:val="single" w:sz="4" w:space="0" w:color="D9D9D9"/>
-          <w:bottom w:val="single" w:sz="4" w:space="0" w:color="D9D9D9"/>
-          <w:right w:val="single" w:sz="4" w:space="0" w:color="D9D9D9"/>
-          <w:insideH w:val="single" w:sz="4" w:space="0" w:color="D9D9D9"/>
-          <w:insideV w:val="single" w:sz="4" w:space="0" w:color="D9D9D9"/>
-        </w:tblBorders>
         <w:tblLayout w:type="fixed"/>
         <w:tblLook w:val="04A0" w:firstRow="1" w:lastRow="0" w:firstColumn="1" w:lastColumn="0" w:noHBand="0" w:noVBand="1"/>
         <w:tblCaption w:val="Créditos"/>
@@ -9082,25 +8992,22 @@
       </w:tblGrid>
       <w:tr>
         <w:trPr>
-          <w:tblHeader/>
+          <w:cnfStyle w:val="100000000000" w:firstRow="1" w:lastRow="0" w:firstColumn="0" w:lastColumn="0" w:oddVBand="0" w:evenVBand="0" w:oddHBand="0" w:evenHBand="0" w:firstRowFirstColumn="0" w:firstRowLastColumn="0" w:lastRowFirstColumn="0" w:lastRowLastColumn="0"/>
         </w:trPr>
         <w:tc>
           <w:tcPr>
             <w:tcW w:w="2830" w:type="dxa"/>
-            <w:shd w:val="clear" w:color="auto" w:fill="BFBFBF" w:themeFill="background1" w:themeFillShade="BF"/>
           </w:tcPr>
           <w:p>
             <w:pPr>
-              <w:ind w:firstLine="0"/>
+              <w:pStyle w:val="TextoTablas"/>
               <w:rPr>
-                <w:b/>
-                <w:lang w:val="es-ES_tradnl" w:eastAsia="es-CO"/>
+                <w:lang w:val="es-ES_tradnl"/>
               </w:rPr>
             </w:pPr>
             <w:r>
               <w:rPr>
-                <w:b/>
-                <w:lang w:val="es-ES_tradnl" w:eastAsia="es-CO"/>
+                <w:lang w:val="es-ES_tradnl"/>
               </w:rPr>
               <w:t>Nombre</w:t>
             </w:r>
@@ -9109,20 +9016,17 @@
         <w:tc>
           <w:tcPr>
             <w:tcW w:w="3261" w:type="dxa"/>
-            <w:shd w:val="clear" w:color="auto" w:fill="BFBFBF" w:themeFill="background1" w:themeFillShade="BF"/>
           </w:tcPr>
           <w:p>
             <w:pPr>
-              <w:ind w:firstLine="0"/>
+              <w:pStyle w:val="TextoTablas"/>
               <w:rPr>
-                <w:b/>
-                <w:lang w:val="es-ES_tradnl" w:eastAsia="es-CO"/>
+                <w:lang w:val="es-ES_tradnl"/>
               </w:rPr>
             </w:pPr>
             <w:r>
               <w:rPr>
-                <w:b/>
-                <w:lang w:val="es-ES_tradnl" w:eastAsia="es-CO"/>
+                <w:lang w:val="es-ES_tradnl"/>
               </w:rPr>
               <w:t>Cargo</w:t>
             </w:r>
@@ -9131,20 +9035,17 @@
         <w:tc>
           <w:tcPr>
             <w:tcW w:w="3969" w:type="dxa"/>
-            <w:shd w:val="clear" w:color="auto" w:fill="BFBFBF" w:themeFill="background1" w:themeFillShade="BF"/>
           </w:tcPr>
           <w:p>
             <w:pPr>
-              <w:ind w:firstLine="0"/>
+              <w:pStyle w:val="TextoTablas"/>
               <w:rPr>
-                <w:b/>
-                <w:lang w:val="es-ES_tradnl" w:eastAsia="es-CO"/>
+                <w:lang w:val="es-ES_tradnl"/>
               </w:rPr>
             </w:pPr>
             <w:r>
               <w:rPr>
-                <w:b/>
-                <w:lang w:val="es-ES_tradnl" w:eastAsia="es-CO"/>
+                <w:lang w:val="es-ES_tradnl"/>
               </w:rPr>
               <w:t>Centro de Formación y Regional</w:t>
             </w:r>
@@ -9153,21 +9054,20 @@
       </w:tr>
       <w:tr>
         <w:trPr>
+          <w:cnfStyle w:val="000000100000" w:firstRow="0" w:lastRow="0" w:firstColumn="0" w:lastColumn="0" w:oddVBand="0" w:evenVBand="0" w:oddHBand="1" w:evenHBand="0" w:firstRowFirstColumn="0" w:firstRowLastColumn="0" w:lastRowFirstColumn="0" w:lastRowLastColumn="0"/>
           <w:trHeight w:val="1007"/>
         </w:trPr>
         <w:tc>
           <w:tcPr>
             <w:tcW w:w="2830" w:type="dxa"/>
-            <w:shd w:val="clear" w:color="auto" w:fill="F2F2F2" w:themeFill="background1" w:themeFillShade="F2"/>
           </w:tcPr>
           <w:p>
             <w:pPr>
-              <w:ind w:firstLine="0"/>
+              <w:pStyle w:val="TextoTablas"/>
               <w:rPr>
                 <w:rFonts w:asciiTheme="minorHAnsi" w:hAnsiTheme="minorHAnsi" w:cstheme="minorHAnsi"/>
-                <w:sz w:val="24"/>
                 <w:szCs w:val="24"/>
-                <w:lang w:val="es-ES" w:eastAsia="es-CO"/>
+                <w:lang w:val="es-ES"/>
               </w:rPr>
             </w:pPr>
             <w:r>
@@ -9178,16 +9078,14 @@
         <w:tc>
           <w:tcPr>
             <w:tcW w:w="3261" w:type="dxa"/>
-            <w:shd w:val="clear" w:color="auto" w:fill="F2F2F2" w:themeFill="background1" w:themeFillShade="F2"/>
           </w:tcPr>
           <w:p>
             <w:pPr>
-              <w:ind w:firstLine="0"/>
+              <w:pStyle w:val="TextoTablas"/>
               <w:rPr>
                 <w:rFonts w:asciiTheme="minorHAnsi" w:hAnsiTheme="minorHAnsi" w:cstheme="minorHAnsi"/>
-                <w:sz w:val="24"/>
                 <w:szCs w:val="24"/>
-                <w:lang w:val="es-ES_tradnl" w:eastAsia="es-CO"/>
+                <w:lang w:val="es-ES_tradnl"/>
               </w:rPr>
             </w:pPr>
             <w:r>
@@ -9198,16 +9096,14 @@
         <w:tc>
           <w:tcPr>
             <w:tcW w:w="3969" w:type="dxa"/>
-            <w:shd w:val="clear" w:color="auto" w:fill="F2F2F2" w:themeFill="background1" w:themeFillShade="F2"/>
           </w:tcPr>
           <w:p>
             <w:pPr>
-              <w:ind w:firstLine="0"/>
+              <w:pStyle w:val="TextoTablas"/>
               <w:rPr>
                 <w:rFonts w:asciiTheme="minorHAnsi" w:hAnsiTheme="minorHAnsi" w:cstheme="minorHAnsi"/>
-                <w:sz w:val="24"/>
                 <w:szCs w:val="24"/>
-                <w:lang w:val="es-ES_tradnl" w:eastAsia="es-CO"/>
+                <w:lang w:val="es-ES_tradnl"/>
               </w:rPr>
             </w:pPr>
             <w:r>
@@ -9223,12 +9119,11 @@
           </w:tcPr>
           <w:p>
             <w:pPr>
-              <w:ind w:firstLine="0"/>
+              <w:pStyle w:val="TextoTablas"/>
               <w:rPr>
                 <w:rFonts w:asciiTheme="minorHAnsi" w:hAnsiTheme="minorHAnsi" w:cstheme="minorHAnsi"/>
-                <w:sz w:val="24"/>
                 <w:szCs w:val="24"/>
-                <w:lang w:val="es-ES" w:eastAsia="es-CO"/>
+                <w:lang w:val="es-ES"/>
               </w:rPr>
             </w:pPr>
             <w:r>
@@ -9250,12 +9145,11 @@
           </w:tcPr>
           <w:p>
             <w:pPr>
-              <w:ind w:firstLine="0"/>
+              <w:pStyle w:val="TextoTablas"/>
               <w:rPr>
                 <w:rFonts w:asciiTheme="minorHAnsi" w:hAnsiTheme="minorHAnsi" w:cstheme="minorHAnsi"/>
-                <w:sz w:val="24"/>
                 <w:szCs w:val="24"/>
-                <w:lang w:val="es-ES_tradnl" w:eastAsia="es-CO"/>
+                <w:lang w:val="es-ES_tradnl"/>
               </w:rPr>
             </w:pPr>
             <w:r>
@@ -9269,12 +9163,71 @@
           </w:tcPr>
           <w:p>
             <w:pPr>
-              <w:ind w:firstLine="0"/>
+              <w:pStyle w:val="TextoTablas"/>
               <w:rPr>
                 <w:rFonts w:asciiTheme="minorHAnsi" w:hAnsiTheme="minorHAnsi" w:cstheme="minorHAnsi"/>
-                <w:sz w:val="24"/>
                 <w:szCs w:val="24"/>
-                <w:lang w:val="es-ES_tradnl" w:eastAsia="es-CO"/>
+                <w:lang w:val="es-ES_tradnl"/>
+              </w:rPr>
+            </w:pPr>
+            <w:r>
+              <w:t>Centro de Comercio y Servicios - Regional Tolima</w:t>
+            </w:r>
+          </w:p>
+        </w:tc>
+      </w:tr>
+      <w:tr>
+        <w:trPr>
+          <w:cnfStyle w:val="000000100000" w:firstRow="0" w:lastRow="0" w:firstColumn="0" w:lastColumn="0" w:oddVBand="0" w:evenVBand="0" w:oddHBand="1" w:evenHBand="0" w:firstRowFirstColumn="0" w:firstRowLastColumn="0" w:lastRowFirstColumn="0" w:lastRowLastColumn="0"/>
+          <w:trHeight w:val="1002"/>
+        </w:trPr>
+        <w:tc>
+          <w:tcPr>
+            <w:tcW w:w="2830" w:type="dxa"/>
+          </w:tcPr>
+          <w:p>
+            <w:pPr>
+              <w:pStyle w:val="TextoTablas"/>
+              <w:rPr>
+                <w:rFonts w:asciiTheme="minorHAnsi" w:hAnsiTheme="minorHAnsi" w:cstheme="minorHAnsi"/>
+                <w:szCs w:val="24"/>
+                <w:lang w:val="es-ES"/>
+              </w:rPr>
+            </w:pPr>
+            <w:r>
+              <w:t>Viviana Esperanza Herrera Quiñonez</w:t>
+            </w:r>
+          </w:p>
+        </w:tc>
+        <w:tc>
+          <w:tcPr>
+            <w:tcW w:w="3261" w:type="dxa"/>
+          </w:tcPr>
+          <w:p>
+            <w:pPr>
+              <w:pStyle w:val="TextoTablas"/>
+              <w:rPr>
+                <w:rFonts w:asciiTheme="minorHAnsi" w:hAnsiTheme="minorHAnsi" w:cstheme="minorHAnsi"/>
+                <w:szCs w:val="24"/>
+                <w:lang w:val="es-ES"/>
+              </w:rPr>
+            </w:pPr>
+            <w:r>
+              <w:t>Evaluadora instruccional</w:t>
+            </w:r>
+          </w:p>
+        </w:tc>
+        <w:tc>
+          <w:tcPr>
+            <w:tcW w:w="3969" w:type="dxa"/>
+          </w:tcPr>
+          <w:p>
+            <w:pPr>
+              <w:pStyle w:val="TextoTablas"/>
+              <w:rPr>
+                <w:rFonts w:asciiTheme="minorHAnsi" w:hAnsiTheme="minorHAnsi" w:cstheme="minorHAnsi"/>
+                <w:szCs w:val="24"/>
+                <w:lang w:val="es-ES"/>
               </w:rPr>
             </w:pPr>
             <w:r>
@@ -9290,57 +9243,36 @@
         <w:tc>
           <w:tcPr>
             <w:tcW w:w="2830" w:type="dxa"/>
-            <w:shd w:val="clear" w:color="auto" w:fill="F2F2F2" w:themeFill="background1" w:themeFillShade="F2"/>
           </w:tcPr>
           <w:p>
             <w:pPr>
-              <w:ind w:firstLine="0"/>
-              <w:rPr>
-                <w:rFonts w:asciiTheme="minorHAnsi" w:hAnsiTheme="minorHAnsi" w:cstheme="minorHAnsi"/>
-                <w:sz w:val="24"/>
-                <w:szCs w:val="24"/>
-                <w:lang w:val="es-ES" w:eastAsia="es-CO"/>
-              </w:rPr>
+              <w:pStyle w:val="TextoTablas"/>
             </w:pPr>
             <w:r>
-              <w:t>Viviana Esperanza Herrera Quiñonez</w:t>
+              <w:t>Andrés Felipe Velandia Espitia</w:t>
             </w:r>
           </w:p>
         </w:tc>
         <w:tc>
           <w:tcPr>
             <w:tcW w:w="3261" w:type="dxa"/>
-            <w:shd w:val="clear" w:color="auto" w:fill="F2F2F2" w:themeFill="background1" w:themeFillShade="F2"/>
           </w:tcPr>
           <w:p>
             <w:pPr>
-              <w:ind w:firstLine="0"/>
-              <w:rPr>
-                <w:rFonts w:asciiTheme="minorHAnsi" w:hAnsiTheme="minorHAnsi" w:cstheme="minorHAnsi"/>
-                <w:sz w:val="24"/>
-                <w:szCs w:val="24"/>
-                <w:lang w:val="es-ES" w:eastAsia="es-CO"/>
-              </w:rPr>
+              <w:pStyle w:val="TextoTablas"/>
             </w:pPr>
             <w:r>
-              <w:t>Evaluadora instruccional</w:t>
+              <w:t xml:space="preserve">Evaluador instruccional </w:t>
             </w:r>
           </w:p>
         </w:tc>
         <w:tc>
           <w:tcPr>
             <w:tcW w:w="3969" w:type="dxa"/>
-            <w:shd w:val="clear" w:color="auto" w:fill="F2F2F2" w:themeFill="background1" w:themeFillShade="F2"/>
           </w:tcPr>
           <w:p>
             <w:pPr>
-              <w:ind w:firstLine="0"/>
-              <w:rPr>
-                <w:rFonts w:asciiTheme="minorHAnsi" w:hAnsiTheme="minorHAnsi" w:cstheme="minorHAnsi"/>
-                <w:sz w:val="24"/>
-                <w:szCs w:val="24"/>
-                <w:lang w:val="es-ES" w:eastAsia="es-CO"/>
-              </w:rPr>
+              <w:pStyle w:val="TextoTablas"/>
             </w:pPr>
             <w:r>
               <w:t>Centro de Comercio y Servicios - Regional Tolima</w:t>
@@ -9349,18 +9281,20 @@
         </w:tc>
       </w:tr>
       <w:tr>
+        <w:trPr>
+          <w:cnfStyle w:val="000000100000" w:firstRow="0" w:lastRow="0" w:firstColumn="0" w:lastColumn="0" w:oddVBand="0" w:evenVBand="0" w:oddHBand="1" w:evenHBand="0" w:firstRowFirstColumn="0" w:firstRowLastColumn="0" w:lastRowFirstColumn="0" w:lastRowLastColumn="0"/>
+        </w:trPr>
         <w:tc>
           <w:tcPr>
             <w:tcW w:w="2830" w:type="dxa"/>
           </w:tcPr>
           <w:p>
             <w:pPr>
-              <w:ind w:firstLine="0"/>
+              <w:pStyle w:val="TextoTablas"/>
               <w:rPr>
                 <w:rFonts w:asciiTheme="minorHAnsi" w:hAnsiTheme="minorHAnsi" w:cstheme="minorHAnsi"/>
-                <w:sz w:val="24"/>
                 <w:szCs w:val="24"/>
-                <w:lang w:val="es-ES" w:eastAsia="es-CO"/>
+                <w:lang w:val="es-ES"/>
               </w:rPr>
             </w:pPr>
             <w:proofErr w:type="spellStart"/>
@@ -9379,12 +9313,11 @@
           </w:tcPr>
           <w:p>
             <w:pPr>
-              <w:ind w:firstLine="0"/>
+              <w:pStyle w:val="TextoTablas"/>
               <w:rPr>
                 <w:rFonts w:asciiTheme="minorHAnsi" w:hAnsiTheme="minorHAnsi" w:cstheme="minorHAnsi"/>
-                <w:sz w:val="24"/>
                 <w:szCs w:val="24"/>
-                <w:lang w:val="es-ES" w:eastAsia="es-CO"/>
+                <w:lang w:val="es-ES"/>
               </w:rPr>
             </w:pPr>
             <w:r>
@@ -9398,12 +9331,11 @@
           </w:tcPr>
           <w:p>
             <w:pPr>
-              <w:ind w:firstLine="0"/>
+              <w:pStyle w:val="TextoTablas"/>
               <w:rPr>
                 <w:rFonts w:asciiTheme="minorHAnsi" w:hAnsiTheme="minorHAnsi" w:cstheme="minorHAnsi"/>
-                <w:sz w:val="24"/>
                 <w:szCs w:val="24"/>
-                <w:lang w:val="es-ES" w:eastAsia="es-CO"/>
+                <w:lang w:val="es-ES"/>
               </w:rPr>
             </w:pPr>
             <w:r>
@@ -9416,41 +9348,84 @@
         <w:tc>
           <w:tcPr>
             <w:tcW w:w="2830" w:type="dxa"/>
-            <w:shd w:val="clear" w:color="auto" w:fill="F2F2F2" w:themeFill="background1" w:themeFillShade="F2"/>
           </w:tcPr>
           <w:p>
             <w:pPr>
-              <w:ind w:firstLine="0"/>
-              <w:rPr>
-                <w:rFonts w:asciiTheme="minorHAnsi" w:hAnsiTheme="minorHAnsi" w:cstheme="minorHAnsi"/>
-                <w:sz w:val="24"/>
-                <w:szCs w:val="24"/>
-                <w:lang w:val="es-ES" w:eastAsia="es-CO"/>
-              </w:rPr>
+              <w:pStyle w:val="TextoTablas"/>
             </w:pPr>
-            <w:proofErr w:type="spellStart"/>
             <w:r>
-              <w:t>Sebastian</w:t>
-            </w:r>
-            <w:proofErr w:type="spellEnd"/>
-            <w:r>
-              <w:t xml:space="preserve"> Trujillo Afanador</w:t>
+              <w:t>José Jaime Luis Tang Pinzón</w:t>
             </w:r>
           </w:p>
         </w:tc>
         <w:tc>
           <w:tcPr>
             <w:tcW w:w="3261" w:type="dxa"/>
-            <w:shd w:val="clear" w:color="auto" w:fill="F2F2F2" w:themeFill="background1" w:themeFillShade="F2"/>
           </w:tcPr>
           <w:p>
             <w:pPr>
-              <w:ind w:firstLine="0"/>
+              <w:pStyle w:val="TextoTablas"/>
+            </w:pPr>
+            <w:r>
+              <w:t>Diseñador de contenidos digitales</w:t>
+            </w:r>
+          </w:p>
+        </w:tc>
+        <w:tc>
+          <w:tcPr>
+            <w:tcW w:w="3969" w:type="dxa"/>
+          </w:tcPr>
+          <w:p>
+            <w:pPr>
+              <w:pStyle w:val="TextoTablas"/>
+            </w:pPr>
+            <w:r>
+              <w:t>Centro de Comercio y Servicios - Regional Tolima</w:t>
+            </w:r>
+          </w:p>
+        </w:tc>
+      </w:tr>
+      <w:tr>
+        <w:trPr>
+          <w:cnfStyle w:val="000000100000" w:firstRow="0" w:lastRow="0" w:firstColumn="0" w:lastColumn="0" w:oddVBand="0" w:evenVBand="0" w:oddHBand="1" w:evenHBand="0" w:firstRowFirstColumn="0" w:firstRowLastColumn="0" w:lastRowFirstColumn="0" w:lastRowLastColumn="0"/>
+        </w:trPr>
+        <w:tc>
+          <w:tcPr>
+            <w:tcW w:w="2830" w:type="dxa"/>
+          </w:tcPr>
+          <w:p>
+            <w:pPr>
+              <w:pStyle w:val="TextoTablas"/>
               <w:rPr>
                 <w:rFonts w:asciiTheme="minorHAnsi" w:hAnsiTheme="minorHAnsi" w:cstheme="minorHAnsi"/>
-                <w:sz w:val="24"/>
                 <w:szCs w:val="24"/>
-                <w:lang w:val="es-ES" w:eastAsia="es-CO"/>
+                <w:lang w:val="es-ES"/>
+              </w:rPr>
+            </w:pPr>
+            <w:r>
+              <w:t xml:space="preserve">Manuel Felipe </w:t>
+            </w:r>
+            <w:proofErr w:type="spellStart"/>
+            <w:r>
+              <w:t>Echavarria</w:t>
+            </w:r>
+            <w:proofErr w:type="spellEnd"/>
+            <w:r>
+              <w:t xml:space="preserve"> Orozco</w:t>
+            </w:r>
+          </w:p>
+        </w:tc>
+        <w:tc>
+          <w:tcPr>
+            <w:tcW w:w="3261" w:type="dxa"/>
+          </w:tcPr>
+          <w:p>
+            <w:pPr>
+              <w:pStyle w:val="TextoTablas"/>
+              <w:rPr>
+                <w:rFonts w:asciiTheme="minorHAnsi" w:hAnsiTheme="minorHAnsi" w:cstheme="minorHAnsi"/>
+                <w:szCs w:val="24"/>
+                <w:lang w:val="es-ES"/>
               </w:rPr>
             </w:pPr>
             <w:r>
@@ -9467,16 +9442,14 @@
         <w:tc>
           <w:tcPr>
             <w:tcW w:w="3969" w:type="dxa"/>
-            <w:shd w:val="clear" w:color="auto" w:fill="F2F2F2" w:themeFill="background1" w:themeFillShade="F2"/>
           </w:tcPr>
           <w:p>
             <w:pPr>
-              <w:ind w:firstLine="0"/>
+              <w:pStyle w:val="TextoTablas"/>
               <w:rPr>
                 <w:rFonts w:asciiTheme="minorHAnsi" w:hAnsiTheme="minorHAnsi" w:cstheme="minorHAnsi"/>
-                <w:sz w:val="24"/>
                 <w:szCs w:val="24"/>
-                <w:lang w:val="es-ES" w:eastAsia="es-CO"/>
+                <w:lang w:val="es-ES"/>
               </w:rPr>
             </w:pPr>
             <w:r>
@@ -9492,12 +9465,11 @@
           </w:tcPr>
           <w:p>
             <w:pPr>
-              <w:ind w:firstLine="0"/>
+              <w:pStyle w:val="TextoTablas"/>
               <w:rPr>
                 <w:rFonts w:asciiTheme="minorHAnsi" w:hAnsiTheme="minorHAnsi" w:cstheme="minorHAnsi"/>
-                <w:sz w:val="24"/>
                 <w:szCs w:val="24"/>
-                <w:lang w:val="es-ES" w:eastAsia="es-CO"/>
+                <w:lang w:val="es-ES"/>
               </w:rPr>
             </w:pPr>
             <w:r>
@@ -9516,12 +9488,11 @@
           </w:tcPr>
           <w:p>
             <w:pPr>
-              <w:ind w:firstLine="0"/>
+              <w:pStyle w:val="TextoTablas"/>
               <w:rPr>
                 <w:rFonts w:asciiTheme="minorHAnsi" w:hAnsiTheme="minorHAnsi" w:cstheme="minorHAnsi"/>
-                <w:sz w:val="24"/>
                 <w:szCs w:val="24"/>
-                <w:lang w:val="es-ES" w:eastAsia="es-CO"/>
+                <w:lang w:val="es-ES"/>
               </w:rPr>
             </w:pPr>
             <w:r>
@@ -9535,12 +9506,11 @@
           </w:tcPr>
           <w:p>
             <w:pPr>
-              <w:ind w:firstLine="0"/>
+              <w:pStyle w:val="TextoTablas"/>
               <w:rPr>
                 <w:rFonts w:asciiTheme="minorHAnsi" w:hAnsiTheme="minorHAnsi" w:cstheme="minorHAnsi"/>
-                <w:sz w:val="24"/>
                 <w:szCs w:val="24"/>
-                <w:lang w:val="es-ES" w:eastAsia="es-CO"/>
+                <w:lang w:val="es-ES"/>
               </w:rPr>
             </w:pPr>
             <w:r>
@@ -9550,19 +9520,20 @@
         </w:tc>
       </w:tr>
       <w:tr>
+        <w:trPr>
+          <w:cnfStyle w:val="000000100000" w:firstRow="0" w:lastRow="0" w:firstColumn="0" w:lastColumn="0" w:oddVBand="0" w:evenVBand="0" w:oddHBand="1" w:evenHBand="0" w:firstRowFirstColumn="0" w:firstRowLastColumn="0" w:lastRowFirstColumn="0" w:lastRowLastColumn="0"/>
+        </w:trPr>
         <w:tc>
           <w:tcPr>
             <w:tcW w:w="2830" w:type="dxa"/>
-            <w:shd w:val="clear" w:color="auto" w:fill="F2F2F2" w:themeFill="background1" w:themeFillShade="F2"/>
           </w:tcPr>
           <w:p>
             <w:pPr>
-              <w:ind w:firstLine="0"/>
+              <w:pStyle w:val="TextoTablas"/>
               <w:rPr>
                 <w:rFonts w:asciiTheme="minorHAnsi" w:hAnsiTheme="minorHAnsi" w:cstheme="minorHAnsi"/>
-                <w:sz w:val="24"/>
                 <w:szCs w:val="24"/>
-                <w:lang w:val="es-ES" w:eastAsia="es-CO"/>
+                <w:lang w:val="es-ES"/>
               </w:rPr>
             </w:pPr>
             <w:r>
@@ -9573,16 +9544,14 @@
         <w:tc>
           <w:tcPr>
             <w:tcW w:w="3261" w:type="dxa"/>
-            <w:shd w:val="clear" w:color="auto" w:fill="F2F2F2" w:themeFill="background1" w:themeFillShade="F2"/>
           </w:tcPr>
           <w:p>
             <w:pPr>
-              <w:ind w:firstLine="0"/>
+              <w:pStyle w:val="TextoTablas"/>
               <w:rPr>
                 <w:rFonts w:asciiTheme="minorHAnsi" w:hAnsiTheme="minorHAnsi" w:cstheme="minorHAnsi"/>
-                <w:sz w:val="24"/>
                 <w:szCs w:val="24"/>
-                <w:lang w:val="es-ES" w:eastAsia="es-CO"/>
+                <w:lang w:val="es-ES"/>
               </w:rPr>
             </w:pPr>
             <w:r>
@@ -9593,16 +9562,14 @@
         <w:tc>
           <w:tcPr>
             <w:tcW w:w="3969" w:type="dxa"/>
-            <w:shd w:val="clear" w:color="auto" w:fill="F2F2F2" w:themeFill="background1" w:themeFillShade="F2"/>
           </w:tcPr>
           <w:p>
             <w:pPr>
-              <w:ind w:firstLine="0"/>
+              <w:pStyle w:val="TextoTablas"/>
               <w:rPr>
                 <w:rFonts w:asciiTheme="minorHAnsi" w:hAnsiTheme="minorHAnsi" w:cstheme="minorHAnsi"/>
-                <w:sz w:val="24"/>
                 <w:szCs w:val="24"/>
-                <w:lang w:val="es-ES" w:eastAsia="es-CO"/>
+                <w:lang w:val="es-ES"/>
               </w:rPr>
             </w:pPr>
             <w:r>
@@ -9618,16 +9585,58 @@
           </w:tcPr>
           <w:p>
             <w:pPr>
-              <w:ind w:firstLine="0"/>
+              <w:pStyle w:val="TextoTablas"/>
+            </w:pPr>
+            <w:r>
+              <w:t>María Fernanda Pineda Mora</w:t>
+            </w:r>
+          </w:p>
+        </w:tc>
+        <w:tc>
+          <w:tcPr>
+            <w:tcW w:w="3261" w:type="dxa"/>
+          </w:tcPr>
+          <w:p>
+            <w:pPr>
+              <w:pStyle w:val="TextoTablas"/>
+            </w:pPr>
+            <w:r>
+              <w:t>Evaluadora de contenidos inclusivos y accesibles</w:t>
+            </w:r>
+          </w:p>
+        </w:tc>
+        <w:tc>
+          <w:tcPr>
+            <w:tcW w:w="3969" w:type="dxa"/>
+          </w:tcPr>
+          <w:p>
+            <w:pPr>
+              <w:pStyle w:val="TextoTablas"/>
+            </w:pPr>
+            <w:r>
+              <w:t>Centro de Comercio y Servicios - Regional Tolima</w:t>
+            </w:r>
+          </w:p>
+        </w:tc>
+      </w:tr>
+      <w:tr>
+        <w:trPr>
+          <w:cnfStyle w:val="000000100000" w:firstRow="0" w:lastRow="0" w:firstColumn="0" w:lastColumn="0" w:oddVBand="0" w:evenVBand="0" w:oddHBand="1" w:evenHBand="0" w:firstRowFirstColumn="0" w:firstRowLastColumn="0" w:lastRowFirstColumn="0" w:lastRowLastColumn="0"/>
+        </w:trPr>
+        <w:tc>
+          <w:tcPr>
+            <w:tcW w:w="2830" w:type="dxa"/>
+          </w:tcPr>
+          <w:p>
+            <w:pPr>
+              <w:pStyle w:val="TextoTablas"/>
               <w:rPr>
                 <w:rFonts w:asciiTheme="minorHAnsi" w:hAnsiTheme="minorHAnsi" w:cstheme="minorHAnsi"/>
-                <w:sz w:val="24"/>
                 <w:szCs w:val="24"/>
-                <w:lang w:val="es-ES" w:eastAsia="es-CO"/>
+                <w:lang w:val="es-ES"/>
               </w:rPr>
             </w:pPr>
             <w:r>
-              <w:lastRenderedPageBreak/>
               <w:t>Jorge Bustos Gómez</w:t>
             </w:r>
           </w:p>
@@ -9638,12 +9647,11 @@
           </w:tcPr>
           <w:p>
             <w:pPr>
-              <w:ind w:firstLine="0"/>
+              <w:pStyle w:val="TextoTablas"/>
               <w:rPr>
                 <w:rFonts w:asciiTheme="minorHAnsi" w:hAnsiTheme="minorHAnsi" w:cstheme="minorHAnsi"/>
-                <w:sz w:val="24"/>
                 <w:szCs w:val="24"/>
-                <w:lang w:val="es-ES" w:eastAsia="es-CO"/>
+                <w:lang w:val="es-ES"/>
               </w:rPr>
             </w:pPr>
             <w:r>
@@ -9657,12 +9665,11 @@
           </w:tcPr>
           <w:p>
             <w:pPr>
-              <w:ind w:firstLine="0"/>
+              <w:pStyle w:val="TextoTablas"/>
               <w:rPr>
                 <w:rFonts w:asciiTheme="minorHAnsi" w:hAnsiTheme="minorHAnsi" w:cstheme="minorHAnsi"/>
-                <w:sz w:val="24"/>
                 <w:szCs w:val="24"/>
-                <w:lang w:val="es-ES" w:eastAsia="es-CO"/>
+                <w:lang w:val="es-ES"/>
               </w:rPr>
             </w:pPr>
             <w:r>
@@ -9691,8 +9698,8 @@
       </w:pPr>
     </w:p>
     <w:sectPr>
-      <w:headerReference w:type="default" r:id="rId16"/>
-      <w:footerReference w:type="default" r:id="rId17"/>
+      <w:headerReference w:type="default" r:id="rId15"/>
+      <w:footerReference w:type="default" r:id="rId16"/>
       <w:pgSz w:w="12240" w:h="15840"/>
       <w:pgMar w:top="1701" w:right="1134" w:bottom="1134" w:left="1134" w:header="709" w:footer="737" w:gutter="0"/>
       <w:pgNumType w:start="1"/>
@@ -9704,7 +9711,7 @@
 </file>
 
 <file path=word/endnotes.xml><?xml version="1.0" encoding="utf-8"?>
-<w:endnotes xmlns:wpc="http://schemas.microsoft.com/office/word/2010/wordprocessingCanvas" xmlns:cx="http://schemas.microsoft.com/office/drawing/2014/chartex" xmlns:cx1="http://schemas.microsoft.com/office/drawing/2015/9/8/chartex" xmlns:cx2="http://schemas.microsoft.com/office/drawing/2015/10/21/chartex" xmlns:cx3="http://schemas.microsoft.com/office/drawing/2016/5/9/chartex" xmlns:cx4="http://schemas.microsoft.com/office/drawing/2016/5/10/chartex" xmlns:cx5="http://schemas.microsoft.com/office/drawing/2016/5/11/chartex" xmlns:cx6="http://schemas.microsoft.com/office/drawing/2016/5/12/chartex" xmlns:cx7="http://schemas.microsoft.com/office/drawing/2016/5/13/chartex" xmlns:cx8="http://schemas.microsoft.com/office/drawing/2016/5/14/chartex" xmlns:mc="http://schemas.openxmlformats.org/markup-compatibility/2006" xmlns:aink="http://schemas.microsoft.com/office/drawing/2016/ink" xmlns:am3d="http://schemas.microsoft.com/office/drawing/2017/model3d" xmlns:o="urn:schemas-microsoft-com:office:office" xmlns:r="http://schemas.openxmlformats.org/officeDocument/2006/relationships" xmlns:m="http://schemas.openxmlformats.org/officeDocument/2006/math" xmlns:v="urn:schemas-microsoft-com:vml" xmlns:wp14="http://schemas.microsoft.com/office/word/2010/wordprocessingDrawing" xmlns:wp="http://schemas.openxmlformats.org/drawingml/2006/wordprocessingDrawing" xmlns:w10="urn:schemas-microsoft-com:office:word" xmlns:w="http://schemas.openxmlformats.org/wordprocessingml/2006/main" xmlns:w14="http://schemas.microsoft.com/office/word/2010/wordml" xmlns:w15="http://schemas.microsoft.com/office/word/2012/wordml" xmlns:w16cid="http://schemas.microsoft.com/office/word/2016/wordml/cid" xmlns:w16se="http://schemas.microsoft.com/office/word/2015/wordml/symex" xmlns:wpg="http://schemas.microsoft.com/office/word/2010/wordprocessingGroup" xmlns:wpi="http://schemas.microsoft.com/office/word/2010/wordprocessingInk" xmlns:wne="http://schemas.microsoft.com/office/word/2006/wordml" xmlns:wps="http://schemas.microsoft.com/office/word/2010/wordprocessingShape" mc:Ignorable="w14 w15 w16se w16cid wp14">
+<w:endnotes xmlns:wpc="http://schemas.microsoft.com/office/word/2010/wordprocessingCanvas" xmlns:cx="http://schemas.microsoft.com/office/drawing/2014/chartex" xmlns:cx1="http://schemas.microsoft.com/office/drawing/2015/9/8/chartex" xmlns:cx2="http://schemas.microsoft.com/office/drawing/2015/10/21/chartex" xmlns:cx3="http://schemas.microsoft.com/office/drawing/2016/5/9/chartex" xmlns:cx4="http://schemas.microsoft.com/office/drawing/2016/5/10/chartex" xmlns:cx5="http://schemas.microsoft.com/office/drawing/2016/5/11/chartex" xmlns:cx6="http://schemas.microsoft.com/office/drawing/2016/5/12/chartex" xmlns:cx7="http://schemas.microsoft.com/office/drawing/2016/5/13/chartex" xmlns:cx8="http://schemas.microsoft.com/office/drawing/2016/5/14/chartex" xmlns:mc="http://schemas.openxmlformats.org/markup-compatibility/2006" xmlns:aink="http://schemas.microsoft.com/office/drawing/2016/ink" xmlns:am3d="http://schemas.microsoft.com/office/drawing/2017/model3d" xmlns:o="urn:schemas-microsoft-com:office:office" xmlns:r="http://schemas.openxmlformats.org/officeDocument/2006/relationships" xmlns:m="http://schemas.openxmlformats.org/officeDocument/2006/math" xmlns:v="urn:schemas-microsoft-com:vml" xmlns:wp14="http://schemas.microsoft.com/office/word/2010/wordprocessingDrawing" xmlns:wp="http://schemas.openxmlformats.org/drawingml/2006/wordprocessingDrawing" xmlns:w10="urn:schemas-microsoft-com:office:word" xmlns:w="http://schemas.openxmlformats.org/wordprocessingml/2006/main" xmlns:w14="http://schemas.microsoft.com/office/word/2010/wordml" xmlns:w15="http://schemas.microsoft.com/office/word/2012/wordml" xmlns:w16cex="http://schemas.microsoft.com/office/word/2018/wordml/cex" xmlns:w16cid="http://schemas.microsoft.com/office/word/2016/wordml/cid" xmlns:w16="http://schemas.microsoft.com/office/word/2018/wordml" xmlns:w16se="http://schemas.microsoft.com/office/word/2015/wordml/symex" xmlns:wpg="http://schemas.microsoft.com/office/word/2010/wordprocessingGroup" xmlns:wpi="http://schemas.microsoft.com/office/word/2010/wordprocessingInk" xmlns:wne="http://schemas.microsoft.com/office/word/2006/wordml" xmlns:wps="http://schemas.microsoft.com/office/word/2010/wordprocessingShape" mc:Ignorable="w14 w15 w16se w16cid w16 w16cex wp14">
   <w:endnote w:type="separator" w:id="-1">
     <w:p>
       <w:pPr>
@@ -9729,7 +9736,7 @@
 </file>
 
 <file path=word/footer1.xml><?xml version="1.0" encoding="utf-8"?>
-<w:ftr xmlns:wpc="http://schemas.microsoft.com/office/word/2010/wordprocessingCanvas" xmlns:cx="http://schemas.microsoft.com/office/drawing/2014/chartex" xmlns:cx1="http://schemas.microsoft.com/office/drawing/2015/9/8/chartex" xmlns:cx2="http://schemas.microsoft.com/office/drawing/2015/10/21/chartex" xmlns:cx3="http://schemas.microsoft.com/office/drawing/2016/5/9/chartex" xmlns:cx4="http://schemas.microsoft.com/office/drawing/2016/5/10/chartex" xmlns:cx5="http://schemas.microsoft.com/office/drawing/2016/5/11/chartex" xmlns:cx6="http://schemas.microsoft.com/office/drawing/2016/5/12/chartex" xmlns:cx7="http://schemas.microsoft.com/office/drawing/2016/5/13/chartex" xmlns:cx8="http://schemas.microsoft.com/office/drawing/2016/5/14/chartex" xmlns:mc="http://schemas.openxmlformats.org/markup-compatibility/2006" xmlns:aink="http://schemas.microsoft.com/office/drawing/2016/ink" xmlns:am3d="http://schemas.microsoft.com/office/drawing/2017/model3d" xmlns:o="urn:schemas-microsoft-com:office:office" xmlns:r="http://schemas.openxmlformats.org/officeDocument/2006/relationships" xmlns:m="http://schemas.openxmlformats.org/officeDocument/2006/math" xmlns:v="urn:schemas-microsoft-com:vml" xmlns:wp14="http://schemas.microsoft.com/office/word/2010/wordprocessingDrawing" xmlns:wp="http://schemas.openxmlformats.org/drawingml/2006/wordprocessingDrawing" xmlns:w10="urn:schemas-microsoft-com:office:word" xmlns:w="http://schemas.openxmlformats.org/wordprocessingml/2006/main" xmlns:w14="http://schemas.microsoft.com/office/word/2010/wordml" xmlns:w15="http://schemas.microsoft.com/office/word/2012/wordml" xmlns:w16cid="http://schemas.microsoft.com/office/word/2016/wordml/cid" xmlns:w16se="http://schemas.microsoft.com/office/word/2015/wordml/symex" xmlns:wpg="http://schemas.microsoft.com/office/word/2010/wordprocessingGroup" xmlns:wpi="http://schemas.microsoft.com/office/word/2010/wordprocessingInk" xmlns:wne="http://schemas.microsoft.com/office/word/2006/wordml" xmlns:wps="http://schemas.microsoft.com/office/word/2010/wordprocessingShape" mc:Ignorable="w14 w15 w16se w16cid wp14">
+<w:ftr xmlns:wpc="http://schemas.microsoft.com/office/word/2010/wordprocessingCanvas" xmlns:cx="http://schemas.microsoft.com/office/drawing/2014/chartex" xmlns:cx1="http://schemas.microsoft.com/office/drawing/2015/9/8/chartex" xmlns:cx2="http://schemas.microsoft.com/office/drawing/2015/10/21/chartex" xmlns:cx3="http://schemas.microsoft.com/office/drawing/2016/5/9/chartex" xmlns:cx4="http://schemas.microsoft.com/office/drawing/2016/5/10/chartex" xmlns:cx5="http://schemas.microsoft.com/office/drawing/2016/5/11/chartex" xmlns:cx6="http://schemas.microsoft.com/office/drawing/2016/5/12/chartex" xmlns:cx7="http://schemas.microsoft.com/office/drawing/2016/5/13/chartex" xmlns:cx8="http://schemas.microsoft.com/office/drawing/2016/5/14/chartex" xmlns:mc="http://schemas.openxmlformats.org/markup-compatibility/2006" xmlns:aink="http://schemas.microsoft.com/office/drawing/2016/ink" xmlns:am3d="http://schemas.microsoft.com/office/drawing/2017/model3d" xmlns:o="urn:schemas-microsoft-com:office:office" xmlns:r="http://schemas.openxmlformats.org/officeDocument/2006/relationships" xmlns:m="http://schemas.openxmlformats.org/officeDocument/2006/math" xmlns:v="urn:schemas-microsoft-com:vml" xmlns:wp14="http://schemas.microsoft.com/office/word/2010/wordprocessingDrawing" xmlns:wp="http://schemas.openxmlformats.org/drawingml/2006/wordprocessingDrawing" xmlns:w10="urn:schemas-microsoft-com:office:word" xmlns:w="http://schemas.openxmlformats.org/wordprocessingml/2006/main" xmlns:w14="http://schemas.microsoft.com/office/word/2010/wordml" xmlns:w15="http://schemas.microsoft.com/office/word/2012/wordml" xmlns:w16cex="http://schemas.microsoft.com/office/word/2018/wordml/cex" xmlns:w16cid="http://schemas.microsoft.com/office/word/2016/wordml/cid" xmlns:w16="http://schemas.microsoft.com/office/word/2018/wordml" xmlns:w16se="http://schemas.microsoft.com/office/word/2015/wordml/symex" xmlns:wpg="http://schemas.microsoft.com/office/word/2010/wordprocessingGroup" xmlns:wpi="http://schemas.microsoft.com/office/word/2010/wordprocessingInk" xmlns:wne="http://schemas.microsoft.com/office/word/2006/wordml" xmlns:wps="http://schemas.microsoft.com/office/word/2010/wordprocessingShape" mc:Ignorable="w14 w15 w16se w16cid w16 w16cex wp14">
   <w:p>
     <w:pPr>
       <w:pStyle w:val="Piedepgina"/>
@@ -9866,7 +9873,7 @@
 </file>
 
 <file path=word/footnotes.xml><?xml version="1.0" encoding="utf-8"?>
-<w:footnotes xmlns:wpc="http://schemas.microsoft.com/office/word/2010/wordprocessingCanvas" xmlns:cx="http://schemas.microsoft.com/office/drawing/2014/chartex" xmlns:cx1="http://schemas.microsoft.com/office/drawing/2015/9/8/chartex" xmlns:cx2="http://schemas.microsoft.com/office/drawing/2015/10/21/chartex" xmlns:cx3="http://schemas.microsoft.com/office/drawing/2016/5/9/chartex" xmlns:cx4="http://schemas.microsoft.com/office/drawing/2016/5/10/chartex" xmlns:cx5="http://schemas.microsoft.com/office/drawing/2016/5/11/chartex" xmlns:cx6="http://schemas.microsoft.com/office/drawing/2016/5/12/chartex" xmlns:cx7="http://schemas.microsoft.com/office/drawing/2016/5/13/chartex" xmlns:cx8="http://schemas.microsoft.com/office/drawing/2016/5/14/chartex" xmlns:mc="http://schemas.openxmlformats.org/markup-compatibility/2006" xmlns:aink="http://schemas.microsoft.com/office/drawing/2016/ink" xmlns:am3d="http://schemas.microsoft.com/office/drawing/2017/model3d" xmlns:o="urn:schemas-microsoft-com:office:office" xmlns:r="http://schemas.openxmlformats.org/officeDocument/2006/relationships" xmlns:m="http://schemas.openxmlformats.org/officeDocument/2006/math" xmlns:v="urn:schemas-microsoft-com:vml" xmlns:wp14="http://schemas.microsoft.com/office/word/2010/wordprocessingDrawing" xmlns:wp="http://schemas.openxmlformats.org/drawingml/2006/wordprocessingDrawing" xmlns:w10="urn:schemas-microsoft-com:office:word" xmlns:w="http://schemas.openxmlformats.org/wordprocessingml/2006/main" xmlns:w14="http://schemas.microsoft.com/office/word/2010/wordml" xmlns:w15="http://schemas.microsoft.com/office/word/2012/wordml" xmlns:w16cid="http://schemas.microsoft.com/office/word/2016/wordml/cid" xmlns:w16se="http://schemas.microsoft.com/office/word/2015/wordml/symex" xmlns:wpg="http://schemas.microsoft.com/office/word/2010/wordprocessingGroup" xmlns:wpi="http://schemas.microsoft.com/office/word/2010/wordprocessingInk" xmlns:wne="http://schemas.microsoft.com/office/word/2006/wordml" xmlns:wps="http://schemas.microsoft.com/office/word/2010/wordprocessingShape" mc:Ignorable="w14 w15 w16se w16cid wp14">
+<w:footnotes xmlns:wpc="http://schemas.microsoft.com/office/word/2010/wordprocessingCanvas" xmlns:cx="http://schemas.microsoft.com/office/drawing/2014/chartex" xmlns:cx1="http://schemas.microsoft.com/office/drawing/2015/9/8/chartex" xmlns:cx2="http://schemas.microsoft.com/office/drawing/2015/10/21/chartex" xmlns:cx3="http://schemas.microsoft.com/office/drawing/2016/5/9/chartex" xmlns:cx4="http://schemas.microsoft.com/office/drawing/2016/5/10/chartex" xmlns:cx5="http://schemas.microsoft.com/office/drawing/2016/5/11/chartex" xmlns:cx6="http://schemas.microsoft.com/office/drawing/2016/5/12/chartex" xmlns:cx7="http://schemas.microsoft.com/office/drawing/2016/5/13/chartex" xmlns:cx8="http://schemas.microsoft.com/office/drawing/2016/5/14/chartex" xmlns:mc="http://schemas.openxmlformats.org/markup-compatibility/2006" xmlns:aink="http://schemas.microsoft.com/office/drawing/2016/ink" xmlns:am3d="http://schemas.microsoft.com/office/drawing/2017/model3d" xmlns:o="urn:schemas-microsoft-com:office:office" xmlns:r="http://schemas.openxmlformats.org/officeDocument/2006/relationships" xmlns:m="http://schemas.openxmlformats.org/officeDocument/2006/math" xmlns:v="urn:schemas-microsoft-com:vml" xmlns:wp14="http://schemas.microsoft.com/office/word/2010/wordprocessingDrawing" xmlns:wp="http://schemas.openxmlformats.org/drawingml/2006/wordprocessingDrawing" xmlns:w10="urn:schemas-microsoft-com:office:word" xmlns:w="http://schemas.openxmlformats.org/wordprocessingml/2006/main" xmlns:w14="http://schemas.microsoft.com/office/word/2010/wordml" xmlns:w15="http://schemas.microsoft.com/office/word/2012/wordml" xmlns:w16cex="http://schemas.microsoft.com/office/word/2018/wordml/cex" xmlns:w16cid="http://schemas.microsoft.com/office/word/2016/wordml/cid" xmlns:w16="http://schemas.microsoft.com/office/word/2018/wordml" xmlns:w16se="http://schemas.microsoft.com/office/word/2015/wordml/symex" xmlns:wpg="http://schemas.microsoft.com/office/word/2010/wordprocessingGroup" xmlns:wpi="http://schemas.microsoft.com/office/word/2010/wordprocessingInk" xmlns:wne="http://schemas.microsoft.com/office/word/2006/wordml" xmlns:wps="http://schemas.microsoft.com/office/word/2010/wordprocessingShape" mc:Ignorable="w14 w15 w16se w16cid w16 w16cex wp14">
   <w:footnote w:type="separator" w:id="-1">
     <w:p>
       <w:pPr>
@@ -9891,7 +9898,7 @@
 </file>
 
 <file path=word/header1.xml><?xml version="1.0" encoding="utf-8"?>
-<w:hdr xmlns:wpc="http://schemas.microsoft.com/office/word/2010/wordprocessingCanvas" xmlns:cx="http://schemas.microsoft.com/office/drawing/2014/chartex" xmlns:cx1="http://schemas.microsoft.com/office/drawing/2015/9/8/chartex" xmlns:cx2="http://schemas.microsoft.com/office/drawing/2015/10/21/chartex" xmlns:cx3="http://schemas.microsoft.com/office/drawing/2016/5/9/chartex" xmlns:cx4="http://schemas.microsoft.com/office/drawing/2016/5/10/chartex" xmlns:cx5="http://schemas.microsoft.com/office/drawing/2016/5/11/chartex" xmlns:cx6="http://schemas.microsoft.com/office/drawing/2016/5/12/chartex" xmlns:cx7="http://schemas.microsoft.com/office/drawing/2016/5/13/chartex" xmlns:cx8="http://schemas.microsoft.com/office/drawing/2016/5/14/chartex" xmlns:mc="http://schemas.openxmlformats.org/markup-compatibility/2006" xmlns:aink="http://schemas.microsoft.com/office/drawing/2016/ink" xmlns:am3d="http://schemas.microsoft.com/office/drawing/2017/model3d" xmlns:o="urn:schemas-microsoft-com:office:office" xmlns:r="http://schemas.openxmlformats.org/officeDocument/2006/relationships" xmlns:m="http://schemas.openxmlformats.org/officeDocument/2006/math" xmlns:v="urn:schemas-microsoft-com:vml" xmlns:wp14="http://schemas.microsoft.com/office/word/2010/wordprocessingDrawing" xmlns:wp="http://schemas.openxmlformats.org/drawingml/2006/wordprocessingDrawing" xmlns:w10="urn:schemas-microsoft-com:office:word" xmlns:w="http://schemas.openxmlformats.org/wordprocessingml/2006/main" xmlns:w14="http://schemas.microsoft.com/office/word/2010/wordml" xmlns:w15="http://schemas.microsoft.com/office/word/2012/wordml" xmlns:w16cid="http://schemas.microsoft.com/office/word/2016/wordml/cid" xmlns:w16se="http://schemas.microsoft.com/office/word/2015/wordml/symex" xmlns:wpg="http://schemas.microsoft.com/office/word/2010/wordprocessingGroup" xmlns:wpi="http://schemas.microsoft.com/office/word/2010/wordprocessingInk" xmlns:wne="http://schemas.microsoft.com/office/word/2006/wordml" xmlns:wps="http://schemas.microsoft.com/office/word/2010/wordprocessingShape" mc:Ignorable="w14 w15 w16se w16cid wp14">
+<w:hdr xmlns:wpc="http://schemas.microsoft.com/office/word/2010/wordprocessingCanvas" xmlns:cx="http://schemas.microsoft.com/office/drawing/2014/chartex" xmlns:cx1="http://schemas.microsoft.com/office/drawing/2015/9/8/chartex" xmlns:cx2="http://schemas.microsoft.com/office/drawing/2015/10/21/chartex" xmlns:cx3="http://schemas.microsoft.com/office/drawing/2016/5/9/chartex" xmlns:cx4="http://schemas.microsoft.com/office/drawing/2016/5/10/chartex" xmlns:cx5="http://schemas.microsoft.com/office/drawing/2016/5/11/chartex" xmlns:cx6="http://schemas.microsoft.com/office/drawing/2016/5/12/chartex" xmlns:cx7="http://schemas.microsoft.com/office/drawing/2016/5/13/chartex" xmlns:cx8="http://schemas.microsoft.com/office/drawing/2016/5/14/chartex" xmlns:mc="http://schemas.openxmlformats.org/markup-compatibility/2006" xmlns:aink="http://schemas.microsoft.com/office/drawing/2016/ink" xmlns:am3d="http://schemas.microsoft.com/office/drawing/2017/model3d" xmlns:o="urn:schemas-microsoft-com:office:office" xmlns:r="http://schemas.openxmlformats.org/officeDocument/2006/relationships" xmlns:m="http://schemas.openxmlformats.org/officeDocument/2006/math" xmlns:v="urn:schemas-microsoft-com:vml" xmlns:wp14="http://schemas.microsoft.com/office/word/2010/wordprocessingDrawing" xmlns:wp="http://schemas.openxmlformats.org/drawingml/2006/wordprocessingDrawing" xmlns:w10="urn:schemas-microsoft-com:office:word" xmlns:w="http://schemas.openxmlformats.org/wordprocessingml/2006/main" xmlns:w14="http://schemas.microsoft.com/office/word/2010/wordml" xmlns:w15="http://schemas.microsoft.com/office/word/2012/wordml" xmlns:w16cex="http://schemas.microsoft.com/office/word/2018/wordml/cex" xmlns:w16cid="http://schemas.microsoft.com/office/word/2016/wordml/cid" xmlns:w16="http://schemas.microsoft.com/office/word/2018/wordml" xmlns:w16se="http://schemas.microsoft.com/office/word/2015/wordml/symex" xmlns:wpg="http://schemas.microsoft.com/office/word/2010/wordprocessingGroup" xmlns:wpi="http://schemas.microsoft.com/office/word/2010/wordprocessingInk" xmlns:wne="http://schemas.microsoft.com/office/word/2006/wordml" xmlns:wps="http://schemas.microsoft.com/office/word/2010/wordprocessingShape" mc:Ignorable="w14 w15 w16se w16cid w16 w16cex wp14">
   <w:p>
     <w:pPr>
       <w:pStyle w:val="Encabezado"/>
@@ -9963,7 +9970,7 @@
 </file>
 
 <file path=word/numbering.xml><?xml version="1.0" encoding="utf-8"?>
-<w:numbering xmlns:wpc="http://schemas.microsoft.com/office/word/2010/wordprocessingCanvas" xmlns:cx="http://schemas.microsoft.com/office/drawing/2014/chartex" xmlns:cx1="http://schemas.microsoft.com/office/drawing/2015/9/8/chartex" xmlns:cx2="http://schemas.microsoft.com/office/drawing/2015/10/21/chartex" xmlns:cx3="http://schemas.microsoft.com/office/drawing/2016/5/9/chartex" xmlns:cx4="http://schemas.microsoft.com/office/drawing/2016/5/10/chartex" xmlns:cx5="http://schemas.microsoft.com/office/drawing/2016/5/11/chartex" xmlns:cx6="http://schemas.microsoft.com/office/drawing/2016/5/12/chartex" xmlns:cx7="http://schemas.microsoft.com/office/drawing/2016/5/13/chartex" xmlns:cx8="http://schemas.microsoft.com/office/drawing/2016/5/14/chartex" xmlns:mc="http://schemas.openxmlformats.org/markup-compatibility/2006" xmlns:aink="http://schemas.microsoft.com/office/drawing/2016/ink" xmlns:am3d="http://schemas.microsoft.com/office/drawing/2017/model3d" xmlns:o="urn:schemas-microsoft-com:office:office" xmlns:r="http://schemas.openxmlformats.org/officeDocument/2006/relationships" xmlns:m="http://schemas.openxmlformats.org/officeDocument/2006/math" xmlns:v="urn:schemas-microsoft-com:vml" xmlns:wp14="http://schemas.microsoft.com/office/word/2010/wordprocessingDrawing" xmlns:wp="http://schemas.openxmlformats.org/drawingml/2006/wordprocessingDrawing" xmlns:w10="urn:schemas-microsoft-com:office:word" xmlns:w="http://schemas.openxmlformats.org/wordprocessingml/2006/main" xmlns:w14="http://schemas.microsoft.com/office/word/2010/wordml" xmlns:w15="http://schemas.microsoft.com/office/word/2012/wordml" xmlns:w16cid="http://schemas.microsoft.com/office/word/2016/wordml/cid" xmlns:w16se="http://schemas.microsoft.com/office/word/2015/wordml/symex" xmlns:wpg="http://schemas.microsoft.com/office/word/2010/wordprocessingGroup" xmlns:wpi="http://schemas.microsoft.com/office/word/2010/wordprocessingInk" xmlns:wne="http://schemas.microsoft.com/office/word/2006/wordml" xmlns:wps="http://schemas.microsoft.com/office/word/2010/wordprocessingShape" mc:Ignorable="w14 w15 w16se w16cid wp14">
+<w:numbering xmlns:wpc="http://schemas.microsoft.com/office/word/2010/wordprocessingCanvas" xmlns:cx="http://schemas.microsoft.com/office/drawing/2014/chartex" xmlns:cx1="http://schemas.microsoft.com/office/drawing/2015/9/8/chartex" xmlns:cx2="http://schemas.microsoft.com/office/drawing/2015/10/21/chartex" xmlns:cx3="http://schemas.microsoft.com/office/drawing/2016/5/9/chartex" xmlns:cx4="http://schemas.microsoft.com/office/drawing/2016/5/10/chartex" xmlns:cx5="http://schemas.microsoft.com/office/drawing/2016/5/11/chartex" xmlns:cx6="http://schemas.microsoft.com/office/drawing/2016/5/12/chartex" xmlns:cx7="http://schemas.microsoft.com/office/drawing/2016/5/13/chartex" xmlns:cx8="http://schemas.microsoft.com/office/drawing/2016/5/14/chartex" xmlns:mc="http://schemas.openxmlformats.org/markup-compatibility/2006" xmlns:aink="http://schemas.microsoft.com/office/drawing/2016/ink" xmlns:am3d="http://schemas.microsoft.com/office/drawing/2017/model3d" xmlns:o="urn:schemas-microsoft-com:office:office" xmlns:r="http://schemas.openxmlformats.org/officeDocument/2006/relationships" xmlns:m="http://schemas.openxmlformats.org/officeDocument/2006/math" xmlns:v="urn:schemas-microsoft-com:vml" xmlns:wp14="http://schemas.microsoft.com/office/word/2010/wordprocessingDrawing" xmlns:wp="http://schemas.openxmlformats.org/drawingml/2006/wordprocessingDrawing" xmlns:w10="urn:schemas-microsoft-com:office:word" xmlns:w="http://schemas.openxmlformats.org/wordprocessingml/2006/main" xmlns:w14="http://schemas.microsoft.com/office/word/2010/wordml" xmlns:w15="http://schemas.microsoft.com/office/word/2012/wordml" xmlns:w16cex="http://schemas.microsoft.com/office/word/2018/wordml/cex" xmlns:w16cid="http://schemas.microsoft.com/office/word/2016/wordml/cid" xmlns:w16="http://schemas.microsoft.com/office/word/2018/wordml" xmlns:w16se="http://schemas.microsoft.com/office/word/2015/wordml/symex" xmlns:wpg="http://schemas.microsoft.com/office/word/2010/wordprocessingGroup" xmlns:wpi="http://schemas.microsoft.com/office/word/2010/wordprocessingInk" xmlns:wne="http://schemas.microsoft.com/office/word/2006/wordml" xmlns:wps="http://schemas.microsoft.com/office/word/2010/wordprocessingShape" mc:Ignorable="w14 w15 w16se w16cid w16 w16cex wp14">
   <w:abstractNum w:abstractNumId="0" w15:restartNumberingAfterBreak="0">
     <w:nsid w:val="FFFFFF89"/>
     <w:multiLevelType w:val="singleLevel"/>
@@ -10842,8 +10849,8 @@
   <w:abstractNum w:abstractNumId="9" w15:restartNumberingAfterBreak="0">
     <w:nsid w:val="335347D9"/>
     <w:multiLevelType w:val="hybridMultilevel"/>
-    <w:tmpl w:val="9E24578E"/>
-    <w:lvl w:ilvl="0" w:tplc="240A0017">
+    <w:tmpl w:val="BB3A27F0"/>
+    <w:lvl w:ilvl="0" w:tplc="A1C48A96">
       <w:start w:val="1"/>
       <w:numFmt w:val="lowerLetter"/>
       <w:lvlText w:val="%1)"/>
@@ -10851,6 +10858,10 @@
       <w:pPr>
         <w:ind w:left="1429" w:hanging="360"/>
       </w:pPr>
+      <w:rPr>
+        <w:b/>
+        <w:bCs/>
+      </w:rPr>
     </w:lvl>
     <w:lvl w:ilvl="1" w:tplc="240A0019" w:tentative="1">
       <w:start w:val="1"/>
@@ -12488,8 +12499,8 @@
   <w:abstractNum w:abstractNumId="24" w15:restartNumberingAfterBreak="0">
     <w:nsid w:val="743558E5"/>
     <w:multiLevelType w:val="hybridMultilevel"/>
-    <w:tmpl w:val="DB5AAEB2"/>
-    <w:lvl w:ilvl="0" w:tplc="6BBA2290">
+    <w:tmpl w:val="9DF65A4C"/>
+    <w:lvl w:ilvl="0" w:tplc="92D0C0EC">
       <w:start w:val="1"/>
       <w:numFmt w:val="decimal"/>
       <w:pStyle w:val="Figura"/>
@@ -12499,9 +12510,52 @@
         <w:ind w:left="1080" w:hanging="360"/>
       </w:pPr>
       <w:rPr>
-        <w:rFonts w:hint="default"/>
         <w:b/>
-        <w:bCs/>
+        <w:bCs w:val="0"/>
+        <w:i w:val="0"/>
+        <w:iCs w:val="0"/>
+        <w:caps w:val="0"/>
+        <w:smallCaps w:val="0"/>
+        <w:strike w:val="0"/>
+        <w:dstrike w:val="0"/>
+        <w:outline w:val="0"/>
+        <w:shadow w:val="0"/>
+        <w:emboss w:val="0"/>
+        <w:imprint w:val="0"/>
+        <w:noProof w:val="0"/>
+        <w:vanish w:val="0"/>
+        <w:spacing w:val="0"/>
+        <w:kern w:val="0"/>
+        <w:position w:val="0"/>
+        <w:u w:val="none"/>
+        <w:effect w:val="none"/>
+        <w:vertAlign w:val="baseline"/>
+        <w:em w:val="none"/>
+        <w:specVanish w:val="0"/>
+        <w14:glow w14:rad="0">
+          <w14:srgbClr w14:val="000000"/>
+        </w14:glow>
+        <w14:shadow w14:blurRad="0" w14:dist="0" w14:dir="0" w14:sx="0" w14:sy="0" w14:kx="0" w14:ky="0" w14:algn="none">
+          <w14:srgbClr w14:val="000000"/>
+        </w14:shadow>
+        <w14:reflection w14:blurRad="0" w14:stA="0" w14:stPos="0" w14:endA="0" w14:endPos="0" w14:dist="0" w14:dir="0" w14:fadeDir="0" w14:sx="0" w14:sy="0" w14:kx="0" w14:ky="0" w14:algn="none"/>
+        <w14:textOutline w14:w="0" w14:cap="rnd" w14:cmpd="sng" w14:algn="ctr">
+          <w14:noFill/>
+          <w14:prstDash w14:val="solid"/>
+          <w14:bevel/>
+        </w14:textOutline>
+        <w14:scene3d>
+          <w14:camera w14:prst="orthographicFront"/>
+          <w14:lightRig w14:rig="threePt" w14:dir="t">
+            <w14:rot w14:lat="0" w14:lon="0" w14:rev="0"/>
+          </w14:lightRig>
+        </w14:scene3d>
+        <w14:props3d w14:extrusionH="0" w14:contourW="0" w14:prstMaterial="none"/>
+        <w14:ligatures w14:val="none"/>
+        <w14:numForm w14:val="default"/>
+        <w14:numSpacing w14:val="default"/>
+        <w14:stylisticSets/>
+        <w14:cntxtAlts w14:val="0"/>
       </w:rPr>
     </w:lvl>
     <w:lvl w:ilvl="1" w:tplc="240A0019" w:tentative="1">
@@ -12837,7 +12891,7 @@
 </file>
 
 <file path=word/styles.xml><?xml version="1.0" encoding="utf-8"?>
-<w:styles xmlns:mc="http://schemas.openxmlformats.org/markup-compatibility/2006" xmlns:r="http://schemas.openxmlformats.org/officeDocument/2006/relationships" xmlns:w="http://schemas.openxmlformats.org/wordprocessingml/2006/main" xmlns:w14="http://schemas.microsoft.com/office/word/2010/wordml" xmlns:w15="http://schemas.microsoft.com/office/word/2012/wordml" xmlns:w16cid="http://schemas.microsoft.com/office/word/2016/wordml/cid" xmlns:w16se="http://schemas.microsoft.com/office/word/2015/wordml/symex" mc:Ignorable="w14 w15 w16se w16cid">
+<w:styles xmlns:mc="http://schemas.openxmlformats.org/markup-compatibility/2006" xmlns:r="http://schemas.openxmlformats.org/officeDocument/2006/relationships" xmlns:w="http://schemas.openxmlformats.org/wordprocessingml/2006/main" xmlns:w14="http://schemas.microsoft.com/office/word/2010/wordml" xmlns:w15="http://schemas.microsoft.com/office/word/2012/wordml" xmlns:w16cex="http://schemas.microsoft.com/office/word/2018/wordml/cex" xmlns:w16cid="http://schemas.microsoft.com/office/word/2016/wordml/cid" xmlns:w16="http://schemas.microsoft.com/office/word/2018/wordml" xmlns:w16se="http://schemas.microsoft.com/office/word/2015/wordml/symex" mc:Ignorable="w14 w15 w16se w16cid w16 w16cex">
   <w:docDefaults>
     <w:rPrDefault>
       <w:rPr>
@@ -12847,7 +12901,7 @@
     </w:rPrDefault>
     <w:pPrDefault/>
   </w:docDefaults>
-  <w:latentStyles w:defLockedState="0" w:defUIPriority="99" w:defSemiHidden="0" w:defUnhideWhenUsed="0" w:defQFormat="0" w:count="375">
+  <w:latentStyles w:defLockedState="0" w:defUIPriority="99" w:defSemiHidden="0" w:defUnhideWhenUsed="0" w:defQFormat="0" w:count="376">
     <w:lsdException w:name="Normal" w:uiPriority="0" w:qFormat="1"/>
     <w:lsdException w:name="heading 1" w:uiPriority="9" w:qFormat="1"/>
     <w:lsdException w:name="heading 2" w:semiHidden="1" w:uiPriority="9" w:unhideWhenUsed="1" w:qFormat="1"/>
@@ -12953,7 +13007,6 @@
     <w:lsdException w:name="HTML Sample" w:semiHidden="1" w:unhideWhenUsed="1"/>
     <w:lsdException w:name="HTML Typewriter" w:semiHidden="1" w:unhideWhenUsed="1"/>
     <w:lsdException w:name="HTML Variable" w:semiHidden="1" w:unhideWhenUsed="1"/>
-    <w:lsdException w:name="Normal Table" w:semiHidden="1" w:unhideWhenUsed="1"/>
     <w:lsdException w:name="annotation subject" w:semiHidden="1" w:unhideWhenUsed="1"/>
     <w:lsdException w:name="No List" w:semiHidden="1" w:unhideWhenUsed="1"/>
     <w:lsdException w:name="Outline List 1" w:semiHidden="1" w:unhideWhenUsed="1"/>
@@ -13000,10 +13053,8 @@
     <w:lsdException w:name="Table Subtle 2" w:semiHidden="1" w:unhideWhenUsed="1"/>
     <w:lsdException w:name="Table Web 1" w:semiHidden="1" w:unhideWhenUsed="1"/>
     <w:lsdException w:name="Table Web 2" w:semiHidden="1" w:unhideWhenUsed="1"/>
-    <w:lsdException w:name="Table Web 3" w:semiHidden="1" w:unhideWhenUsed="1"/>
     <w:lsdException w:name="Balloon Text" w:semiHidden="1" w:unhideWhenUsed="1"/>
     <w:lsdException w:name="Table Grid" w:uiPriority="39"/>
-    <w:lsdException w:name="Table Theme" w:semiHidden="1" w:unhideWhenUsed="1"/>
     <w:lsdException w:name="Placeholder Text" w:semiHidden="1"/>
     <w:lsdException w:name="No Spacing" w:uiPriority="1" w:qFormat="1"/>
     <w:lsdException w:name="Light Shading" w:uiPriority="60"/>
@@ -13223,6 +13274,7 @@
     <w:lsdException w:name="Smart Hyperlink" w:semiHidden="1" w:unhideWhenUsed="1"/>
     <w:lsdException w:name="Hashtag" w:semiHidden="1" w:unhideWhenUsed="1"/>
     <w:lsdException w:name="Unresolved Mention" w:semiHidden="1" w:unhideWhenUsed="1"/>
+    <w:lsdException w:name="Smart Link" w:semiHidden="1" w:unhideWhenUsed="1"/>
   </w:latentStyles>
   <w:style w:type="paragraph" w:default="1" w:styleId="Normal">
     <w:name w:val="Normal"/>
@@ -13444,7 +13496,6 @@
   <w:style w:type="character" w:default="1" w:styleId="Fuentedeprrafopredeter">
     <w:name w:val="Default Paragraph Font"/>
     <w:uiPriority w:val="1"/>
-    <w:semiHidden/>
     <w:unhideWhenUsed/>
   </w:style>
   <w:style w:type="table" w:default="1" w:styleId="Tablanormal">
@@ -13575,7 +13626,7 @@
     <w:link w:val="FiguraCar"/>
     <w:autoRedefine/>
     <w:qFormat/>
-    <w:rsid w:val="00B3719F"/>
+    <w:rsid w:val="00D63F01"/>
     <w:pPr>
       <w:numPr>
         <w:numId w:val="6"/>
@@ -13584,7 +13635,7 @@
     </w:pPr>
     <w:rPr>
       <w:rFonts w:cs="Times New Roman (Cuerpo en alfa"/>
-      <w:b/>
+      <w:bCs/>
       <w:color w:val="000000"/>
       <w:kern w:val="0"/>
       <w:szCs w:val="24"/>
@@ -13595,10 +13646,10 @@
     <w:name w:val="Figura Car"/>
     <w:basedOn w:val="Fuentedeprrafopredeter"/>
     <w:link w:val="Figura"/>
-    <w:rsid w:val="00B3719F"/>
+    <w:rsid w:val="00D63F01"/>
     <w:rPr>
       <w:rFonts w:cs="Times New Roman (Cuerpo en alfa"/>
-      <w:b/>
+      <w:bCs/>
       <w:color w:val="000000"/>
       <w:sz w:val="28"/>
       <w:szCs w:val="24"/>
@@ -14542,15 +14593,21 @@
 </file>
 
 <file path=customXml/item1.xml><?xml version="1.0" encoding="utf-8"?>
-<?mso-contentType ?>
-<FormTemplates xmlns="http://schemas.microsoft.com/sharepoint/v3/contenttype/forms">
-  <Display>DocumentLibraryForm</Display>
-  <Edit>DocumentLibraryForm</Edit>
-  <New>DocumentLibraryForm</New>
-</FormTemplates>
+<b:Sources xmlns:b="http://schemas.openxmlformats.org/officeDocument/2006/bibliography" xmlns="http://schemas.openxmlformats.org/officeDocument/2006/bibliography" SelectedStyle="\APASixthEditionOfficeOnline.xsl" StyleName="APA" Version="6"/>
 </file>
 
 <file path=customXml/item2.xml><?xml version="1.0" encoding="utf-8"?>
+<p:properties xmlns:p="http://schemas.microsoft.com/office/2006/metadata/properties" xmlns:xsi="http://www.w3.org/2001/XMLSchema-instance" xmlns:pc="http://schemas.microsoft.com/office/infopath/2007/PartnerControls">
+  <documentManagement>
+    <TaxCatchAll xmlns="13c90a0b-73bc-4dc0-be5f-28d77b615beb" xsi:nil="true"/>
+    <lcf76f155ced4ddcb4097134ff3c332f xmlns="13c93bba-48ce-428c-bfe5-88b42c19b028">
+      <Terms xmlns="http://schemas.microsoft.com/office/infopath/2007/PartnerControls"/>
+    </lcf76f155ced4ddcb4097134ff3c332f>
+  </documentManagement>
+</p:properties>
+</file>
+
+<file path=customXml/item3.xml><?xml version="1.0" encoding="utf-8"?>
 <ct:contentTypeSchema xmlns:ct="http://schemas.microsoft.com/office/2006/metadata/contentType" xmlns:ma="http://schemas.microsoft.com/office/2006/metadata/properties/metaAttributes" ct:_="" ma:_="" ma:contentTypeName="Documento" ma:contentTypeID="0x0101006A81D6BD42E8DF4C91013959704817E1" ma:contentTypeVersion="15" ma:contentTypeDescription="Crear nuevo documento." ma:contentTypeScope="" ma:versionID="bf4f72ffd194f0963ff564daca6869f7">
   <xsd:schema xmlns:xsd="http://www.w3.org/2001/XMLSchema" xmlns:xs="http://www.w3.org/2001/XMLSchema" xmlns:p="http://schemas.microsoft.com/office/2006/metadata/properties" xmlns:ns2="13c90a0b-73bc-4dc0-be5f-28d77b615beb" xmlns:ns3="13c93bba-48ce-428c-bfe5-88b42c19b028" targetNamespace="http://schemas.microsoft.com/office/2006/metadata/properties" ma:root="true" ma:fieldsID="8718d6f4873a5b1392a45044efa78385" ns2:_="" ns3:_="">
     <xsd:import namespace="13c90a0b-73bc-4dc0-be5f-28d77b615beb"/>
@@ -14785,30 +14842,35 @@
 </ct:contentTypeSchema>
 </file>
 
-<file path=customXml/item3.xml><?xml version="1.0" encoding="utf-8"?>
-<p:properties xmlns:p="http://schemas.microsoft.com/office/2006/metadata/properties" xmlns:xsi="http://www.w3.org/2001/XMLSchema-instance" xmlns:pc="http://schemas.microsoft.com/office/infopath/2007/PartnerControls">
-  <documentManagement>
-    <TaxCatchAll xmlns="13c90a0b-73bc-4dc0-be5f-28d77b615beb" xsi:nil="true"/>
-    <lcf76f155ced4ddcb4097134ff3c332f xmlns="13c93bba-48ce-428c-bfe5-88b42c19b028">
-      <Terms xmlns="http://schemas.microsoft.com/office/infopath/2007/PartnerControls"/>
-    </lcf76f155ced4ddcb4097134ff3c332f>
-  </documentManagement>
-</p:properties>
-</file>
-
 <file path=customXml/item4.xml><?xml version="1.0" encoding="utf-8"?>
-<b:Sources xmlns:b="http://schemas.openxmlformats.org/officeDocument/2006/bibliography" xmlns="http://schemas.openxmlformats.org/officeDocument/2006/bibliography" SelectedStyle="\APASixthEditionOfficeOnline.xsl" StyleName="APA" Version="6"/>
+<?mso-contentType ?>
+<FormTemplates xmlns="http://schemas.microsoft.com/sharepoint/v3/contenttype/forms">
+  <Display>DocumentLibraryForm</Display>
+  <Edit>DocumentLibraryForm</Edit>
+  <New>DocumentLibraryForm</New>
+</FormTemplates>
 </file>
 
 <file path=customXml/itemProps1.xml><?xml version="1.0" encoding="utf-8"?>
-<ds:datastoreItem xmlns:ds="http://schemas.openxmlformats.org/officeDocument/2006/customXml" ds:itemID="{56D58FF8-7C0F-4131-8AB1-66B761DDF201}">
+<ds:datastoreItem xmlns:ds="http://schemas.openxmlformats.org/officeDocument/2006/customXml" ds:itemID="{F634C2A5-AAB2-4311-93D2-5BDF167BDEE0}">
   <ds:schemaRefs>
-    <ds:schemaRef ds:uri="http://schemas.microsoft.com/sharepoint/v3/contenttype/forms"/>
+    <ds:schemaRef ds:uri="http://schemas.openxmlformats.org/officeDocument/2006/bibliography"/>
   </ds:schemaRefs>
 </ds:datastoreItem>
 </file>
 
 <file path=customXml/itemProps2.xml><?xml version="1.0" encoding="utf-8"?>
+<ds:datastoreItem xmlns:ds="http://schemas.openxmlformats.org/officeDocument/2006/customXml" ds:itemID="{3F1CA253-C8FB-46D2-B158-C52E6BF78D64}">
+  <ds:schemaRefs>
+    <ds:schemaRef ds:uri="http://schemas.microsoft.com/office/2006/metadata/properties"/>
+    <ds:schemaRef ds:uri="http://schemas.microsoft.com/office/infopath/2007/PartnerControls"/>
+    <ds:schemaRef ds:uri="13c90a0b-73bc-4dc0-be5f-28d77b615beb"/>
+    <ds:schemaRef ds:uri="13c93bba-48ce-428c-bfe5-88b42c19b028"/>
+  </ds:schemaRefs>
+</ds:datastoreItem>
+</file>
+
+<file path=customXml/itemProps3.xml><?xml version="1.0" encoding="utf-8"?>
 <ds:datastoreItem xmlns:ds="http://schemas.openxmlformats.org/officeDocument/2006/customXml" ds:itemID="{AEEFF422-325B-471F-8B69-9CB8BD75B926}">
   <ds:schemaRefs>
     <ds:schemaRef ds:uri="http://schemas.microsoft.com/office/2006/metadata/contentType"/>
@@ -14827,21 +14889,10 @@
 </ds:datastoreItem>
 </file>
 
-<file path=customXml/itemProps3.xml><?xml version="1.0" encoding="utf-8"?>
-<ds:datastoreItem xmlns:ds="http://schemas.openxmlformats.org/officeDocument/2006/customXml" ds:itemID="{3F1CA253-C8FB-46D2-B158-C52E6BF78D64}">
+<file path=customXml/itemProps4.xml><?xml version="1.0" encoding="utf-8"?>
+<ds:datastoreItem xmlns:ds="http://schemas.openxmlformats.org/officeDocument/2006/customXml" ds:itemID="{56D58FF8-7C0F-4131-8AB1-66B761DDF201}">
   <ds:schemaRefs>
-    <ds:schemaRef ds:uri="http://schemas.microsoft.com/office/2006/metadata/properties"/>
-    <ds:schemaRef ds:uri="http://schemas.microsoft.com/office/infopath/2007/PartnerControls"/>
-    <ds:schemaRef ds:uri="13c90a0b-73bc-4dc0-be5f-28d77b615beb"/>
-    <ds:schemaRef ds:uri="13c93bba-48ce-428c-bfe5-88b42c19b028"/>
-  </ds:schemaRefs>
-</ds:datastoreItem>
-</file>
-
-<file path=customXml/itemProps4.xml><?xml version="1.0" encoding="utf-8"?>
-<ds:datastoreItem xmlns:ds="http://schemas.openxmlformats.org/officeDocument/2006/customXml" ds:itemID="{F634C2A5-AAB2-4311-93D2-5BDF167BDEE0}">
-  <ds:schemaRefs>
-    <ds:schemaRef ds:uri="http://schemas.openxmlformats.org/officeDocument/2006/bibliography"/>
+    <ds:schemaRef ds:uri="http://schemas.microsoft.com/sharepoint/v3/contenttype/forms"/>
   </ds:schemaRefs>
 </ds:datastoreItem>
 </file>
--- a/fuentes/228126_CF02_CFA.docx
+++ b/fuentes/228126_CF02_CFA.docx
@@ -564,7 +564,7 @@
         </w:rPr>
         <w:fldChar w:fldCharType="separate"/>
       </w:r>
-      <w:hyperlink w:anchor="_Toc240452588" w:history="1">
+      <w:hyperlink w:anchor="_Toc241154849" w:history="1">
         <w:r>
           <w:rPr>
             <w:rStyle w:val="Hipervnculo"/>
@@ -591,7 +591,7 @@
             <w:noProof/>
             <w:webHidden/>
           </w:rPr>
-          <w:instrText xml:space="preserve"> PAGEREF _Toc240452588 \h </w:instrText>
+          <w:instrText xml:space="preserve"> PAGEREF _Toc241154849 \h </w:instrText>
         </w:r>
         <w:r>
           <w:rPr>
@@ -637,7 +637,7 @@
           <w:lang w:eastAsia="es-CO"/>
         </w:rPr>
       </w:pPr>
-      <w:hyperlink w:anchor="_Toc240452589" w:history="1">
+      <w:hyperlink w:anchor="_Toc241154850" w:history="1">
         <w:r>
           <w:rPr>
             <w:rStyle w:val="Hipervnculo"/>
@@ -690,7 +690,7 @@
             <w:noProof/>
             <w:webHidden/>
           </w:rPr>
-          <w:instrText xml:space="preserve"> PAGEREF _Toc240452589 \h </w:instrText>
+          <w:instrText xml:space="preserve"> PAGEREF _Toc241154850 \h </w:instrText>
         </w:r>
         <w:r>
           <w:rPr>
@@ -736,7 +736,7 @@
           <w:lang w:eastAsia="es-CO"/>
         </w:rPr>
       </w:pPr>
-      <w:hyperlink w:anchor="_Toc240452590" w:history="1">
+      <w:hyperlink w:anchor="_Toc241154851" w:history="1">
         <w:r>
           <w:rPr>
             <w:rStyle w:val="Hipervnculo"/>
@@ -780,7 +780,7 @@
             <w:noProof/>
             <w:webHidden/>
           </w:rPr>
-          <w:instrText xml:space="preserve"> PAGEREF _Toc240452590 \h </w:instrText>
+          <w:instrText xml:space="preserve"> PAGEREF _Toc241154851 \h </w:instrText>
         </w:r>
         <w:r>
           <w:rPr>
@@ -826,7 +826,7 @@
           <w:lang w:eastAsia="es-CO"/>
         </w:rPr>
       </w:pPr>
-      <w:hyperlink w:anchor="_Toc240452591" w:history="1">
+      <w:hyperlink w:anchor="_Toc241154852" w:history="1">
         <w:r>
           <w:rPr>
             <w:rStyle w:val="Hipervnculo"/>
@@ -870,7 +870,7 @@
             <w:noProof/>
             <w:webHidden/>
           </w:rPr>
-          <w:instrText xml:space="preserve"> PAGEREF _Toc240452591 \h </w:instrText>
+          <w:instrText xml:space="preserve"> PAGEREF _Toc241154852 \h </w:instrText>
         </w:r>
         <w:r>
           <w:rPr>
@@ -916,7 +916,7 @@
           <w:lang w:eastAsia="es-CO"/>
         </w:rPr>
       </w:pPr>
-      <w:hyperlink w:anchor="_Toc240452592" w:history="1">
+      <w:hyperlink w:anchor="_Toc241154853" w:history="1">
         <w:r>
           <w:rPr>
             <w:rStyle w:val="Hipervnculo"/>
@@ -960,7 +960,7 @@
             <w:noProof/>
             <w:webHidden/>
           </w:rPr>
-          <w:instrText xml:space="preserve"> PAGEREF _Toc240452592 \h </w:instrText>
+          <w:instrText xml:space="preserve"> PAGEREF _Toc241154853 \h </w:instrText>
         </w:r>
         <w:r>
           <w:rPr>
@@ -1006,7 +1006,7 @@
           <w:lang w:eastAsia="es-CO"/>
         </w:rPr>
       </w:pPr>
-      <w:hyperlink w:anchor="_Toc240452593" w:history="1">
+      <w:hyperlink w:anchor="_Toc241154854" w:history="1">
         <w:r>
           <w:rPr>
             <w:rStyle w:val="Hipervnculo"/>
@@ -1050,7 +1050,7 @@
             <w:noProof/>
             <w:webHidden/>
           </w:rPr>
-          <w:instrText xml:space="preserve"> PAGEREF _Toc240452593 \h </w:instrText>
+          <w:instrText xml:space="preserve"> PAGEREF _Toc241154854 \h </w:instrText>
         </w:r>
         <w:r>
           <w:rPr>
@@ -1096,7 +1096,7 @@
           <w:lang w:eastAsia="es-CO"/>
         </w:rPr>
       </w:pPr>
-      <w:hyperlink w:anchor="_Toc240452594" w:history="1">
+      <w:hyperlink w:anchor="_Toc241154855" w:history="1">
         <w:r>
           <w:rPr>
             <w:rStyle w:val="Hipervnculo"/>
@@ -1149,7 +1149,7 @@
             <w:noProof/>
             <w:webHidden/>
           </w:rPr>
-          <w:instrText xml:space="preserve"> PAGEREF _Toc240452594 \h </w:instrText>
+          <w:instrText xml:space="preserve"> PAGEREF _Toc241154855 \h </w:instrText>
         </w:r>
         <w:r>
           <w:rPr>
@@ -1195,7 +1195,7 @@
           <w:lang w:eastAsia="es-CO"/>
         </w:rPr>
       </w:pPr>
-      <w:hyperlink w:anchor="_Toc240452596" w:history="1">
+      <w:hyperlink w:anchor="_Toc241154857" w:history="1">
         <w:r>
           <w:rPr>
             <w:rStyle w:val="Hipervnculo"/>
@@ -1239,7 +1239,7 @@
             <w:noProof/>
             <w:webHidden/>
           </w:rPr>
-          <w:instrText xml:space="preserve"> PAGEREF _Toc240452596 \h </w:instrText>
+          <w:instrText xml:space="preserve"> PAGEREF _Toc241154857 \h </w:instrText>
         </w:r>
         <w:r>
           <w:rPr>
@@ -1285,7 +1285,7 @@
           <w:lang w:eastAsia="es-CO"/>
         </w:rPr>
       </w:pPr>
-      <w:hyperlink w:anchor="_Toc240452597" w:history="1">
+      <w:hyperlink w:anchor="_Toc241154858" w:history="1">
         <w:r>
           <w:rPr>
             <w:rStyle w:val="Hipervnculo"/>
@@ -1329,7 +1329,7 @@
             <w:noProof/>
             <w:webHidden/>
           </w:rPr>
-          <w:instrText xml:space="preserve"> PAGEREF _Toc240452597 \h </w:instrText>
+          <w:instrText xml:space="preserve"> PAGEREF _Toc241154858 \h </w:instrText>
         </w:r>
         <w:r>
           <w:rPr>
@@ -1375,7 +1375,7 @@
           <w:lang w:eastAsia="es-CO"/>
         </w:rPr>
       </w:pPr>
-      <w:hyperlink w:anchor="_Toc240452598" w:history="1">
+      <w:hyperlink w:anchor="_Toc241154859" w:history="1">
         <w:r>
           <w:rPr>
             <w:rStyle w:val="Hipervnculo"/>
@@ -1419,7 +1419,7 @@
             <w:noProof/>
             <w:webHidden/>
           </w:rPr>
-          <w:instrText xml:space="preserve"> PAGEREF _Toc240452598 \h </w:instrText>
+          <w:instrText xml:space="preserve"> PAGEREF _Toc241154859 \h </w:instrText>
         </w:r>
         <w:r>
           <w:rPr>
@@ -1465,7 +1465,7 @@
           <w:lang w:eastAsia="es-CO"/>
         </w:rPr>
       </w:pPr>
-      <w:hyperlink w:anchor="_Toc240452599" w:history="1">
+      <w:hyperlink w:anchor="_Toc241154860" w:history="1">
         <w:r>
           <w:rPr>
             <w:rStyle w:val="Hipervnculo"/>
@@ -1509,7 +1509,7 @@
             <w:noProof/>
             <w:webHidden/>
           </w:rPr>
-          <w:instrText xml:space="preserve"> PAGEREF _Toc240452599 \h </w:instrText>
+          <w:instrText xml:space="preserve"> PAGEREF _Toc241154860 \h </w:instrText>
         </w:r>
         <w:r>
           <w:rPr>
@@ -1555,7 +1555,7 @@
           <w:lang w:eastAsia="es-CO"/>
         </w:rPr>
       </w:pPr>
-      <w:hyperlink w:anchor="_Toc240452600" w:history="1">
+      <w:hyperlink w:anchor="_Toc241154861" w:history="1">
         <w:r>
           <w:rPr>
             <w:rStyle w:val="Hipervnculo"/>
@@ -1608,7 +1608,7 @@
             <w:noProof/>
             <w:webHidden/>
           </w:rPr>
-          <w:instrText xml:space="preserve"> PAGEREF _Toc240452600 \h </w:instrText>
+          <w:instrText xml:space="preserve"> PAGEREF _Toc241154861 \h </w:instrText>
         </w:r>
         <w:r>
           <w:rPr>
@@ -1654,7 +1654,7 @@
           <w:lang w:eastAsia="es-CO"/>
         </w:rPr>
       </w:pPr>
-      <w:hyperlink w:anchor="_Toc240452602" w:history="1">
+      <w:hyperlink w:anchor="_Toc241154863" w:history="1">
         <w:r>
           <w:rPr>
             <w:rStyle w:val="Hipervnculo"/>
@@ -1698,7 +1698,7 @@
             <w:noProof/>
             <w:webHidden/>
           </w:rPr>
-          <w:instrText xml:space="preserve"> PAGEREF _Toc240452602 \h </w:instrText>
+          <w:instrText xml:space="preserve"> PAGEREF _Toc241154863 \h </w:instrText>
         </w:r>
         <w:r>
           <w:rPr>
@@ -1744,7 +1744,7 @@
           <w:lang w:eastAsia="es-CO"/>
         </w:rPr>
       </w:pPr>
-      <w:hyperlink w:anchor="_Toc240452603" w:history="1">
+      <w:hyperlink w:anchor="_Toc241154864" w:history="1">
         <w:r>
           <w:rPr>
             <w:rStyle w:val="Hipervnculo"/>
@@ -1788,7 +1788,7 @@
             <w:noProof/>
             <w:webHidden/>
           </w:rPr>
-          <w:instrText xml:space="preserve"> PAGEREF _Toc240452603 \h </w:instrText>
+          <w:instrText xml:space="preserve"> PAGEREF _Toc241154864 \h </w:instrText>
         </w:r>
         <w:r>
           <w:rPr>
@@ -1834,7 +1834,7 @@
           <w:lang w:eastAsia="es-CO"/>
         </w:rPr>
       </w:pPr>
-      <w:hyperlink w:anchor="_Toc240452604" w:history="1">
+      <w:hyperlink w:anchor="_Toc241154865" w:history="1">
         <w:r>
           <w:rPr>
             <w:rStyle w:val="Hipervnculo"/>
@@ -1878,7 +1878,7 @@
             <w:noProof/>
             <w:webHidden/>
           </w:rPr>
-          <w:instrText xml:space="preserve"> PAGEREF _Toc240452604 \h </w:instrText>
+          <w:instrText xml:space="preserve"> PAGEREF _Toc241154865 \h </w:instrText>
         </w:r>
         <w:r>
           <w:rPr>
@@ -1924,7 +1924,7 @@
           <w:lang w:eastAsia="es-CO"/>
         </w:rPr>
       </w:pPr>
-      <w:hyperlink w:anchor="_Toc240452605" w:history="1">
+      <w:hyperlink w:anchor="_Toc241154866" w:history="1">
         <w:r>
           <w:rPr>
             <w:rStyle w:val="Hipervnculo"/>
@@ -1968,7 +1968,7 @@
             <w:noProof/>
             <w:webHidden/>
           </w:rPr>
-          <w:instrText xml:space="preserve"> PAGEREF _Toc240452605 \h </w:instrText>
+          <w:instrText xml:space="preserve"> PAGEREF _Toc241154866 \h </w:instrText>
         </w:r>
         <w:r>
           <w:rPr>
@@ -2014,7 +2014,7 @@
           <w:lang w:eastAsia="es-CO"/>
         </w:rPr>
       </w:pPr>
-      <w:hyperlink w:anchor="_Toc240452606" w:history="1">
+      <w:hyperlink w:anchor="_Toc241154867" w:history="1">
         <w:r>
           <w:rPr>
             <w:rStyle w:val="Hipervnculo"/>
@@ -2067,7 +2067,7 @@
             <w:noProof/>
             <w:webHidden/>
           </w:rPr>
-          <w:instrText xml:space="preserve"> PAGEREF _Toc240452606 \h </w:instrText>
+          <w:instrText xml:space="preserve"> PAGEREF _Toc241154867 \h </w:instrText>
         </w:r>
         <w:r>
           <w:rPr>
@@ -2113,7 +2113,7 @@
           <w:lang w:eastAsia="es-CO"/>
         </w:rPr>
       </w:pPr>
-      <w:hyperlink w:anchor="_Toc240452608" w:history="1">
+      <w:hyperlink w:anchor="_Toc241154869" w:history="1">
         <w:r>
           <w:rPr>
             <w:rStyle w:val="Hipervnculo"/>
@@ -2173,7 +2173,7 @@
             <w:noProof/>
             <w:webHidden/>
           </w:rPr>
-          <w:instrText xml:space="preserve"> PAGEREF _Toc240452608 \h </w:instrText>
+          <w:instrText xml:space="preserve"> PAGEREF _Toc241154869 \h </w:instrText>
         </w:r>
         <w:r>
           <w:rPr>
@@ -2219,7 +2219,7 @@
           <w:lang w:eastAsia="es-CO"/>
         </w:rPr>
       </w:pPr>
-      <w:hyperlink w:anchor="_Toc240452609" w:history="1">
+      <w:hyperlink w:anchor="_Toc241154870" w:history="1">
         <w:r>
           <w:rPr>
             <w:rStyle w:val="Hipervnculo"/>
@@ -2263,7 +2263,7 @@
             <w:noProof/>
             <w:webHidden/>
           </w:rPr>
-          <w:instrText xml:space="preserve"> PAGEREF _Toc240452609 \h </w:instrText>
+          <w:instrText xml:space="preserve"> PAGEREF _Toc241154870 \h </w:instrText>
         </w:r>
         <w:r>
           <w:rPr>
@@ -2309,7 +2309,7 @@
           <w:lang w:eastAsia="es-CO"/>
         </w:rPr>
       </w:pPr>
-      <w:hyperlink w:anchor="_Toc240452610" w:history="1">
+      <w:hyperlink w:anchor="_Toc241154871" w:history="1">
         <w:r>
           <w:rPr>
             <w:rStyle w:val="Hipervnculo"/>
@@ -2353,7 +2353,7 @@
             <w:noProof/>
             <w:webHidden/>
           </w:rPr>
-          <w:instrText xml:space="preserve"> PAGEREF _Toc240452610 \h </w:instrText>
+          <w:instrText xml:space="preserve"> PAGEREF _Toc241154871 \h </w:instrText>
         </w:r>
         <w:r>
           <w:rPr>
@@ -2399,7 +2399,7 @@
           <w:lang w:eastAsia="es-CO"/>
         </w:rPr>
       </w:pPr>
-      <w:hyperlink w:anchor="_Toc240452611" w:history="1">
+      <w:hyperlink w:anchor="_Toc241154872" w:history="1">
         <w:r>
           <w:rPr>
             <w:rStyle w:val="Hipervnculo"/>
@@ -2443,7 +2443,7 @@
             <w:noProof/>
             <w:webHidden/>
           </w:rPr>
-          <w:instrText xml:space="preserve"> PAGEREF _Toc240452611 \h </w:instrText>
+          <w:instrText xml:space="preserve"> PAGEREF _Toc241154872 \h </w:instrText>
         </w:r>
         <w:r>
           <w:rPr>
@@ -2488,7 +2488,7 @@
           <w:lang w:eastAsia="es-CO"/>
         </w:rPr>
       </w:pPr>
-      <w:hyperlink w:anchor="_Toc240452612" w:history="1">
+      <w:hyperlink w:anchor="_Toc241154873" w:history="1">
         <w:r>
           <w:rPr>
             <w:rStyle w:val="Hipervnculo"/>
@@ -2515,7 +2515,7 @@
             <w:noProof/>
             <w:webHidden/>
           </w:rPr>
-          <w:instrText xml:space="preserve"> PAGEREF _Toc240452612 \h </w:instrText>
+          <w:instrText xml:space="preserve"> PAGEREF _Toc241154873 \h </w:instrText>
         </w:r>
         <w:r>
           <w:rPr>
@@ -2560,7 +2560,7 @@
           <w:lang w:eastAsia="es-CO"/>
         </w:rPr>
       </w:pPr>
-      <w:hyperlink w:anchor="_Toc240452613" w:history="1">
+      <w:hyperlink w:anchor="_Toc241154874" w:history="1">
         <w:r>
           <w:rPr>
             <w:rStyle w:val="Hipervnculo"/>
@@ -2587,7 +2587,7 @@
             <w:noProof/>
             <w:webHidden/>
           </w:rPr>
-          <w:instrText xml:space="preserve"> PAGEREF _Toc240452613 \h </w:instrText>
+          <w:instrText xml:space="preserve"> PAGEREF _Toc241154874 \h </w:instrText>
         </w:r>
         <w:r>
           <w:rPr>
@@ -2632,7 +2632,7 @@
           <w:lang w:eastAsia="es-CO"/>
         </w:rPr>
       </w:pPr>
-      <w:hyperlink w:anchor="_Toc240452614" w:history="1">
+      <w:hyperlink w:anchor="_Toc241154875" w:history="1">
         <w:r>
           <w:rPr>
             <w:rStyle w:val="Hipervnculo"/>
@@ -2660,7 +2660,7 @@
             <w:noProof/>
             <w:webHidden/>
           </w:rPr>
-          <w:instrText xml:space="preserve"> PAGEREF _Toc240452614 \h </w:instrText>
+          <w:instrText xml:space="preserve"> PAGEREF _Toc241154875 \h </w:instrText>
         </w:r>
         <w:r>
           <w:rPr>
@@ -2705,7 +2705,7 @@
           <w:lang w:eastAsia="es-CO"/>
         </w:rPr>
       </w:pPr>
-      <w:hyperlink w:anchor="_Toc240452615" w:history="1">
+      <w:hyperlink w:anchor="_Toc241154876" w:history="1">
         <w:r>
           <w:rPr>
             <w:rStyle w:val="Hipervnculo"/>
@@ -2732,7 +2732,7 @@
             <w:noProof/>
             <w:webHidden/>
           </w:rPr>
-          <w:instrText xml:space="preserve"> PAGEREF _Toc240452615 \h </w:instrText>
+          <w:instrText xml:space="preserve"> PAGEREF _Toc241154876 \h </w:instrText>
         </w:r>
         <w:r>
           <w:rPr>
@@ -2775,7 +2775,7 @@
         <w:fldChar w:fldCharType="end"/>
       </w:r>
       <w:bookmarkStart w:id="0" w:name="_Toc176443691"/>
-      <w:bookmarkStart w:id="1" w:name="_Toc240452588"/>
+      <w:bookmarkStart w:id="1" w:name="_Toc241154849"/>
       <w:r>
         <w:t>Introducción</w:t>
       </w:r>
@@ -2933,49 +2933,80 @@
     </w:p>
     <w:p>
       <w:pPr>
-        <w:rPr>
-          <w:lang w:val="en-US"/>
-        </w:rPr>
-      </w:pPr>
-    </w:p>
-    <w:p>
-      <w:pPr>
-        <w:rPr>
-          <w:lang w:val="en-US"/>
-        </w:rPr>
-      </w:pPr>
-    </w:p>
-    <w:p>
-      <w:pPr>
-        <w:rPr>
-          <w:lang w:val="en-US"/>
-        </w:rPr>
-      </w:pPr>
-    </w:p>
-    <w:p>
-      <w:pPr>
-        <w:rPr>
-          <w:lang w:val="en-US"/>
-        </w:rPr>
-      </w:pPr>
-    </w:p>
-    <w:p>
-      <w:pPr>
-        <w:rPr>
-          <w:lang w:val="en-US"/>
-        </w:rPr>
-      </w:pPr>
-    </w:p>
-    <w:p>
-      <w:pPr>
         <w:ind w:firstLine="0"/>
         <w:jc w:val="center"/>
         <w:rPr>
-          <w:b/>
-        </w:rPr>
-      </w:pPr>
-      <w:bookmarkStart w:id="2" w:name="_Hlk161159634"/>
-    </w:p>
+          <w:lang w:val="en-US"/>
+        </w:rPr>
+      </w:pPr>
+      <w:r>
+        <w:rPr>
+          <w:noProof/>
+          <w:lang w:val="en-US"/>
+        </w:rPr>
+        <w:drawing>
+          <wp:inline distT="0" distB="0" distL="0" distR="0" wp14:anchorId="219780D4" wp14:editId="0B2CBE77">
+            <wp:extent cx="5040000" cy="2836800"/>
+            <wp:effectExtent l="0" t="0" r="8255" b="1905"/>
+            <wp:docPr id="7" name="Imagen 7">
+              <a:extLst xmlns:a="http://schemas.openxmlformats.org/drawingml/2006/main">
+                <a:ext uri="{C183D7F6-B498-43B3-948B-1728B52AA6E4}">
+                  <adec:decorative xmlns:adec="http://schemas.microsoft.com/office/drawing/2017/decorative" val="1"/>
+                </a:ext>
+              </a:extLst>
+            </wp:docPr>
+            <wp:cNvGraphicFramePr>
+              <a:graphicFrameLocks xmlns:a="http://schemas.openxmlformats.org/drawingml/2006/main" noChangeAspect="1"/>
+            </wp:cNvGraphicFramePr>
+            <a:graphic xmlns:a="http://schemas.openxmlformats.org/drawingml/2006/main">
+              <a:graphicData uri="http://schemas.openxmlformats.org/drawingml/2006/picture">
+                <pic:pic xmlns:pic="http://schemas.openxmlformats.org/drawingml/2006/picture">
+                  <pic:nvPicPr>
+                    <pic:cNvPr id="7" name="Imagen 7">
+                      <a:extLst>
+                        <a:ext uri="{C183D7F6-B498-43B3-948B-1728B52AA6E4}">
+                          <adec:decorative xmlns:adec="http://schemas.microsoft.com/office/drawing/2017/decorative" val="1"/>
+                        </a:ext>
+                      </a:extLst>
+                    </pic:cNvPr>
+                    <pic:cNvPicPr>
+                      <a:picLocks noChangeAspect="1" noChangeArrowheads="1"/>
+                    </pic:cNvPicPr>
+                  </pic:nvPicPr>
+                  <pic:blipFill>
+                    <a:blip r:embed="rId12" cstate="print">
+                      <a:extLst>
+                        <a:ext uri="{28A0092B-C50C-407E-A947-70E740481C1C}">
+                          <a14:useLocalDpi xmlns:a14="http://schemas.microsoft.com/office/drawing/2010/main" val="0"/>
+                        </a:ext>
+                      </a:extLst>
+                    </a:blip>
+                    <a:srcRect/>
+                    <a:stretch>
+                      <a:fillRect/>
+                    </a:stretch>
+                  </pic:blipFill>
+                  <pic:spPr bwMode="auto">
+                    <a:xfrm>
+                      <a:off x="0" y="0"/>
+                      <a:ext cx="5040000" cy="2836800"/>
+                    </a:xfrm>
+                    <a:prstGeom prst="rect">
+                      <a:avLst/>
+                    </a:prstGeom>
+                    <a:noFill/>
+                    <a:ln>
+                      <a:noFill/>
+                    </a:ln>
+                  </pic:spPr>
+                </pic:pic>
+              </a:graphicData>
+            </a:graphic>
+          </wp:inline>
+        </w:drawing>
+      </w:r>
+    </w:p>
+    <w:bookmarkStart w:id="2" w:name="_Hlk161159634"/>
     <w:p>
       <w:pPr>
         <w:ind w:firstLine="0"/>
@@ -2984,20 +3015,55 @@
           <w:b/>
         </w:rPr>
       </w:pPr>
-    </w:p>
-    <w:p>
-      <w:pPr>
-        <w:ind w:firstLine="0"/>
-        <w:jc w:val="center"/>
-        <w:rPr>
-          <w:b/>
-        </w:rPr>
-      </w:pPr>
-      <w:r>
-        <w:rPr>
-          <w:b/>
-        </w:rPr>
-        <w:t>Enlace de reproducción del video</w:t>
+      <w:r>
+        <w:rPr>
+          <w:b/>
+        </w:rPr>
+        <w:fldChar w:fldCharType="begin"/>
+      </w:r>
+      <w:r>
+        <w:rPr>
+          <w:b/>
+        </w:rPr>
+        <w:instrText xml:space="preserve"> HYPERLINK "https://www.youtube.com/watch?v=9VNGXjCS2RI" </w:instrText>
+      </w:r>
+      <w:r>
+        <w:rPr>
+          <w:b/>
+        </w:rPr>
+      </w:r>
+      <w:r>
+        <w:rPr>
+          <w:b/>
+        </w:rPr>
+        <w:fldChar w:fldCharType="separate"/>
+      </w:r>
+      <w:r>
+        <w:rPr>
+          <w:rStyle w:val="Hipervnculo"/>
+          <w:b/>
+        </w:rPr>
+        <w:t>Enlace de reprod</w:t>
+      </w:r>
+      <w:r>
+        <w:rPr>
+          <w:rStyle w:val="Hipervnculo"/>
+          <w:b/>
+        </w:rPr>
+        <w:t>u</w:t>
+      </w:r>
+      <w:r>
+        <w:rPr>
+          <w:rStyle w:val="Hipervnculo"/>
+          <w:b/>
+        </w:rPr>
+        <w:t>cción del video</w:t>
+      </w:r>
+      <w:r>
+        <w:rPr>
+          <w:b/>
+        </w:rPr>
+        <w:fldChar w:fldCharType="end"/>
       </w:r>
     </w:p>
     <w:tbl>
@@ -3174,7 +3240,7 @@
       <w:pPr>
         <w:pStyle w:val="Ttulo1"/>
       </w:pPr>
-      <w:bookmarkStart w:id="3" w:name="_Toc240452589"/>
+      <w:bookmarkStart w:id="3" w:name="_Toc241154850"/>
       <w:r>
         <w:lastRenderedPageBreak/>
         <w:t xml:space="preserve">Análisis de requisitos de </w:t>
@@ -3239,7 +3305,7 @@
       <w:pPr>
         <w:pStyle w:val="Ttulo2"/>
       </w:pPr>
-      <w:bookmarkStart w:id="4" w:name="_Toc240452590"/>
+      <w:bookmarkStart w:id="4" w:name="_Toc241154851"/>
       <w:r>
         <w:t>Técnicas de análisis de requisitos</w:t>
       </w:r>
@@ -3398,7 +3464,7 @@
       <w:pPr>
         <w:pStyle w:val="Ttulo2"/>
       </w:pPr>
-      <w:bookmarkStart w:id="5" w:name="_Toc240452591"/>
+      <w:bookmarkStart w:id="5" w:name="_Toc241154852"/>
       <w:r>
         <w:t>Priorización de requisitos</w:t>
       </w:r>
@@ -3715,7 +3781,7 @@
       <w:pPr>
         <w:pStyle w:val="Ttulo2"/>
       </w:pPr>
-      <w:bookmarkStart w:id="6" w:name="_Toc240452592"/>
+      <w:bookmarkStart w:id="6" w:name="_Toc241154853"/>
       <w:r>
         <w:t>Matrices de trazabilidad</w:t>
       </w:r>
@@ -4247,7 +4313,7 @@
       <w:pPr>
         <w:pStyle w:val="Ttulo2"/>
       </w:pPr>
-      <w:bookmarkStart w:id="7" w:name="_Toc240452593"/>
+      <w:bookmarkStart w:id="7" w:name="_Toc241154854"/>
       <w:r>
         <w:t>Descomposición funcional</w:t>
       </w:r>
@@ -4328,7 +4394,7 @@
                     </pic:cNvPicPr>
                   </pic:nvPicPr>
                   <pic:blipFill>
-                    <a:blip r:embed="rId12">
+                    <a:blip r:embed="rId13">
                       <a:extLst>
                         <a:ext uri="{28A0092B-C50C-407E-A947-70E740481C1C}">
                           <a14:useLocalDpi xmlns:a14="http://schemas.microsoft.com/office/drawing/2010/main" val="0"/>
@@ -4612,7 +4678,7 @@
       <w:pPr>
         <w:pStyle w:val="Ttulo1"/>
       </w:pPr>
-      <w:bookmarkStart w:id="8" w:name="_Toc240452594"/>
+      <w:bookmarkStart w:id="8" w:name="_Toc241154855"/>
       <w:r>
         <w:lastRenderedPageBreak/>
         <w:t xml:space="preserve">Especificación de requisitos de </w:t>
@@ -4703,19 +4769,21 @@
       <w:bookmarkStart w:id="9" w:name="_Toc227848263"/>
       <w:bookmarkStart w:id="10" w:name="_Toc235515484"/>
       <w:bookmarkStart w:id="11" w:name="_Toc240452595"/>
+      <w:bookmarkStart w:id="12" w:name="_Toc241154856"/>
       <w:bookmarkEnd w:id="9"/>
       <w:bookmarkEnd w:id="10"/>
       <w:bookmarkEnd w:id="11"/>
+      <w:bookmarkEnd w:id="12"/>
     </w:p>
     <w:p>
       <w:pPr>
         <w:pStyle w:val="Ttulo2"/>
       </w:pPr>
-      <w:bookmarkStart w:id="12" w:name="_Toc240452596"/>
+      <w:bookmarkStart w:id="13" w:name="_Toc241154857"/>
       <w:r>
         <w:t>Estándares internacionales para la especificación de requisitos</w:t>
       </w:r>
-      <w:bookmarkEnd w:id="12"/>
+      <w:bookmarkEnd w:id="13"/>
     </w:p>
     <w:p>
       <w:r>
@@ -4788,7 +4856,7 @@
       <w:pPr>
         <w:pStyle w:val="Ttulo2"/>
       </w:pPr>
-      <w:bookmarkStart w:id="13" w:name="_Toc240452597"/>
+      <w:bookmarkStart w:id="14" w:name="_Toc241154858"/>
       <w:r>
         <w:lastRenderedPageBreak/>
         <w:t xml:space="preserve">Plantillas ERS (Especificación de Requisitos del </w:t>
@@ -4802,7 +4870,7 @@
       <w:r>
         <w:t>)</w:t>
       </w:r>
-      <w:bookmarkEnd w:id="13"/>
+      <w:bookmarkEnd w:id="14"/>
     </w:p>
     <w:p>
       <w:r>
@@ -5171,12 +5239,12 @@
       <w:pPr>
         <w:pStyle w:val="Ttulo2"/>
       </w:pPr>
-      <w:bookmarkStart w:id="14" w:name="_Toc240452598"/>
+      <w:bookmarkStart w:id="15" w:name="_Toc241154859"/>
       <w:r>
         <w:lastRenderedPageBreak/>
         <w:t>Técnicas de documentación de requisitos en proyectos tradicionales</w:t>
       </w:r>
-      <w:bookmarkEnd w:id="14"/>
+      <w:bookmarkEnd w:id="15"/>
     </w:p>
     <w:p>
       <w:r>
@@ -5368,11 +5436,11 @@
       <w:pPr>
         <w:pStyle w:val="Ttulo2"/>
       </w:pPr>
-      <w:bookmarkStart w:id="15" w:name="_Toc240452599"/>
+      <w:bookmarkStart w:id="16" w:name="_Toc241154860"/>
       <w:r>
         <w:t>Técnicas de documentación de requisitos en proyectos ágiles</w:t>
       </w:r>
-      <w:bookmarkEnd w:id="15"/>
+      <w:bookmarkEnd w:id="16"/>
     </w:p>
     <w:p>
       <w:r>
@@ -5575,7 +5643,7 @@
       <w:pPr>
         <w:pStyle w:val="Ttulo1"/>
       </w:pPr>
-      <w:bookmarkStart w:id="16" w:name="_Toc240452600"/>
+      <w:bookmarkStart w:id="17" w:name="_Toc241154861"/>
       <w:r>
         <w:lastRenderedPageBreak/>
         <w:t xml:space="preserve">Validación de requisitos de </w:t>
@@ -5586,7 +5654,7 @@
         </w:rPr>
         <w:t>software</w:t>
       </w:r>
-      <w:bookmarkEnd w:id="16"/>
+      <w:bookmarkEnd w:id="17"/>
     </w:p>
     <w:p>
       <w:r>
@@ -5669,22 +5737,24 @@
           <w:lang w:eastAsia="es-CO"/>
         </w:rPr>
       </w:pPr>
-      <w:bookmarkStart w:id="17" w:name="_Toc227848269"/>
-      <w:bookmarkStart w:id="18" w:name="_Toc235515490"/>
-      <w:bookmarkStart w:id="19" w:name="_Toc240452601"/>
-      <w:bookmarkEnd w:id="17"/>
+      <w:bookmarkStart w:id="18" w:name="_Toc227848269"/>
+      <w:bookmarkStart w:id="19" w:name="_Toc235515490"/>
+      <w:bookmarkStart w:id="20" w:name="_Toc240452601"/>
+      <w:bookmarkStart w:id="21" w:name="_Toc241154862"/>
       <w:bookmarkEnd w:id="18"/>
       <w:bookmarkEnd w:id="19"/>
+      <w:bookmarkEnd w:id="20"/>
+      <w:bookmarkEnd w:id="21"/>
     </w:p>
     <w:p>
       <w:pPr>
         <w:pStyle w:val="Ttulo2"/>
       </w:pPr>
-      <w:bookmarkStart w:id="20" w:name="_Toc240452602"/>
+      <w:bookmarkStart w:id="22" w:name="_Toc241154863"/>
       <w:r>
         <w:t>Criterios de validación de requisitos</w:t>
       </w:r>
-      <w:bookmarkEnd w:id="20"/>
+      <w:bookmarkEnd w:id="22"/>
     </w:p>
     <w:p>
       <w:r>
@@ -5930,11 +6000,11 @@
       <w:pPr>
         <w:pStyle w:val="Ttulo2"/>
       </w:pPr>
-      <w:bookmarkStart w:id="21" w:name="_Toc240452603"/>
+      <w:bookmarkStart w:id="23" w:name="_Toc241154864"/>
       <w:r>
         <w:t>Técnicas de validación de requisitos</w:t>
       </w:r>
-      <w:bookmarkEnd w:id="21"/>
+      <w:bookmarkEnd w:id="23"/>
     </w:p>
     <w:p>
       <w:r>
@@ -6113,11 +6183,11 @@
       <w:pPr>
         <w:pStyle w:val="Ttulo2"/>
       </w:pPr>
-      <w:bookmarkStart w:id="22" w:name="_Toc240452604"/>
+      <w:bookmarkStart w:id="24" w:name="_Toc241154865"/>
       <w:r>
         <w:t>Revisiones, auditorías y prototipos</w:t>
       </w:r>
-      <w:bookmarkEnd w:id="22"/>
+      <w:bookmarkEnd w:id="24"/>
     </w:p>
     <w:p>
       <w:r>
@@ -6247,11 +6317,11 @@
       <w:pPr>
         <w:pStyle w:val="Ttulo2"/>
       </w:pPr>
-      <w:bookmarkStart w:id="23" w:name="_Toc240452605"/>
+      <w:bookmarkStart w:id="25" w:name="_Toc241154866"/>
       <w:r>
         <w:t>Manual de usuario como mecanismo de validación</w:t>
       </w:r>
-      <w:bookmarkEnd w:id="23"/>
+      <w:bookmarkEnd w:id="25"/>
     </w:p>
     <w:p>
       <w:r>
@@ -6509,7 +6579,7 @@
       <w:pPr>
         <w:pStyle w:val="Ttulo1"/>
       </w:pPr>
-      <w:bookmarkStart w:id="24" w:name="_Toc240452606"/>
+      <w:bookmarkStart w:id="26" w:name="_Toc241154867"/>
       <w:r>
         <w:lastRenderedPageBreak/>
         <w:t xml:space="preserve">Gestión de requisitos en proyectos de </w:t>
@@ -6520,7 +6590,7 @@
         </w:rPr>
         <w:t>software</w:t>
       </w:r>
-      <w:bookmarkEnd w:id="24"/>
+      <w:bookmarkEnd w:id="26"/>
     </w:p>
     <w:p>
       <w:r>
@@ -6721,18 +6791,20 @@
           <w:lang w:eastAsia="es-CO"/>
         </w:rPr>
       </w:pPr>
-      <w:bookmarkStart w:id="25" w:name="_Toc227848275"/>
-      <w:bookmarkStart w:id="26" w:name="_Toc235515496"/>
-      <w:bookmarkStart w:id="27" w:name="_Toc240452607"/>
-      <w:bookmarkEnd w:id="25"/>
-      <w:bookmarkEnd w:id="26"/>
+      <w:bookmarkStart w:id="27" w:name="_Toc227848275"/>
+      <w:bookmarkStart w:id="28" w:name="_Toc235515496"/>
+      <w:bookmarkStart w:id="29" w:name="_Toc240452607"/>
+      <w:bookmarkStart w:id="30" w:name="_Toc241154868"/>
       <w:bookmarkEnd w:id="27"/>
+      <w:bookmarkEnd w:id="28"/>
+      <w:bookmarkEnd w:id="29"/>
+      <w:bookmarkEnd w:id="30"/>
     </w:p>
     <w:p>
       <w:pPr>
         <w:pStyle w:val="Ttulo2"/>
       </w:pPr>
-      <w:bookmarkStart w:id="28" w:name="_Toc240452608"/>
+      <w:bookmarkStart w:id="31" w:name="_Toc241154869"/>
       <w:r>
         <w:t xml:space="preserve">Contratos de </w:t>
       </w:r>
@@ -6745,7 +6817,7 @@
       <w:r>
         <w:t>: requisitos fijos y variables</w:t>
       </w:r>
-      <w:bookmarkEnd w:id="28"/>
+      <w:bookmarkEnd w:id="31"/>
     </w:p>
     <w:p>
       <w:r>
@@ -7255,11 +7327,11 @@
       <w:pPr>
         <w:pStyle w:val="Ttulo2"/>
       </w:pPr>
-      <w:bookmarkStart w:id="29" w:name="_Toc240452609"/>
+      <w:bookmarkStart w:id="32" w:name="_Toc241154870"/>
       <w:r>
         <w:t>Herramientas para la gestión de requisitos</w:t>
       </w:r>
-      <w:bookmarkEnd w:id="29"/>
+      <w:bookmarkEnd w:id="32"/>
     </w:p>
     <w:p>
       <w:r>
@@ -7541,11 +7613,11 @@
       <w:pPr>
         <w:pStyle w:val="Ttulo2"/>
       </w:pPr>
-      <w:bookmarkStart w:id="30" w:name="_Toc240452610"/>
+      <w:bookmarkStart w:id="33" w:name="_Toc241154871"/>
       <w:r>
         <w:t>Tipos y características de herramientas de gestión de requisitos</w:t>
       </w:r>
-      <w:bookmarkEnd w:id="30"/>
+      <w:bookmarkEnd w:id="33"/>
     </w:p>
     <w:p>
       <w:r>
@@ -7982,11 +8054,11 @@
       <w:pPr>
         <w:pStyle w:val="Ttulo2"/>
       </w:pPr>
-      <w:bookmarkStart w:id="31" w:name="_Toc240452611"/>
+      <w:bookmarkStart w:id="34" w:name="_Toc241154872"/>
       <w:r>
         <w:t>Control y gestión de cambios en los requisitos</w:t>
       </w:r>
-      <w:bookmarkEnd w:id="31"/>
+      <w:bookmarkEnd w:id="34"/>
     </w:p>
     <w:p>
       <w:r>
@@ -8178,12 +8250,12 @@
       <w:pPr>
         <w:pStyle w:val="Titulosgenerales"/>
       </w:pPr>
-      <w:bookmarkStart w:id="32" w:name="_Toc240452612"/>
+      <w:bookmarkStart w:id="35" w:name="_Toc241154873"/>
       <w:r>
         <w:lastRenderedPageBreak/>
         <w:t>Síntesis</w:t>
       </w:r>
-      <w:bookmarkEnd w:id="32"/>
+      <w:bookmarkEnd w:id="35"/>
     </w:p>
     <w:p>
       <w:pPr>
@@ -8238,6 +8310,7 @@
       </w:pPr>
       <w:r>
         <w:rPr>
+          <w:noProof/>
           <w:lang w:eastAsia="es-CO"/>
         </w:rPr>
         <w:drawing>
@@ -8256,10 +8329,10 @@
                     <pic:cNvPicPr/>
                   </pic:nvPicPr>
                   <pic:blipFill>
-                    <a:blip r:embed="rId13">
+                    <a:blip r:embed="rId14">
                       <a:extLst>
                         <a:ext uri="{96DAC541-7B7A-43D3-8B79-37D633B846F1}">
-                          <asvg:svgBlip xmlns:asvg="http://schemas.microsoft.com/office/drawing/2016/SVG/main" r:embed="rId14"/>
+                          <asvg:svgBlip xmlns:asvg="http://schemas.microsoft.com/office/drawing/2016/SVG/main" r:embed="rId15"/>
                         </a:ext>
                       </a:extLst>
                     </a:blip>
@@ -8304,14 +8377,14 @@
       <w:pPr>
         <w:pStyle w:val="Titulosgenerales"/>
       </w:pPr>
-      <w:bookmarkStart w:id="33" w:name="_Toc176443725"/>
-      <w:bookmarkStart w:id="34" w:name="_Toc240452613"/>
+      <w:bookmarkStart w:id="36" w:name="_Toc176443725"/>
+      <w:bookmarkStart w:id="37" w:name="_Toc241154874"/>
       <w:r>
         <w:lastRenderedPageBreak/>
         <w:t>Glosario</w:t>
       </w:r>
-      <w:bookmarkEnd w:id="33"/>
-      <w:bookmarkEnd w:id="34"/>
+      <w:bookmarkEnd w:id="36"/>
+      <w:bookmarkEnd w:id="37"/>
     </w:p>
     <w:p>
       <w:pPr>
@@ -8597,8 +8670,8 @@
           <w:lang w:val="es-MX"/>
         </w:rPr>
       </w:pPr>
-      <w:bookmarkStart w:id="35" w:name="_Toc176443726"/>
-      <w:bookmarkStart w:id="36" w:name="_Toc240452614"/>
+      <w:bookmarkStart w:id="38" w:name="_Toc176443726"/>
+      <w:bookmarkStart w:id="39" w:name="_Toc241154875"/>
       <w:r>
         <w:rPr>
           <w:lang w:val="es-MX"/>
@@ -8606,8 +8679,8 @@
         <w:lastRenderedPageBreak/>
         <w:t>Referencias bibliográficas</w:t>
       </w:r>
-      <w:bookmarkEnd w:id="35"/>
-      <w:bookmarkEnd w:id="36"/>
+      <w:bookmarkEnd w:id="38"/>
+      <w:bookmarkEnd w:id="39"/>
     </w:p>
     <w:p>
       <w:pPr>
@@ -8967,14 +9040,14 @@
       <w:pPr>
         <w:pStyle w:val="Titulosgenerales"/>
       </w:pPr>
-      <w:bookmarkStart w:id="37" w:name="_Toc176443727"/>
-      <w:bookmarkStart w:id="38" w:name="_Toc240452615"/>
+      <w:bookmarkStart w:id="40" w:name="_Toc176443727"/>
+      <w:bookmarkStart w:id="41" w:name="_Toc241154876"/>
       <w:r>
         <w:lastRenderedPageBreak/>
         <w:t>Créditos</w:t>
       </w:r>
-      <w:bookmarkEnd w:id="37"/>
-      <w:bookmarkEnd w:id="38"/>
+      <w:bookmarkEnd w:id="40"/>
+      <w:bookmarkEnd w:id="41"/>
     </w:p>
     <w:tbl>
       <w:tblPr>
@@ -9698,8 +9771,8 @@
       </w:pPr>
     </w:p>
     <w:sectPr>
-      <w:headerReference w:type="default" r:id="rId15"/>
-      <w:footerReference w:type="default" r:id="rId16"/>
+      <w:headerReference w:type="default" r:id="rId16"/>
+      <w:footerReference w:type="default" r:id="rId17"/>
       <w:pgSz w:w="12240" w:h="15840"/>
       <w:pgMar w:top="1701" w:right="1134" w:bottom="1134" w:left="1134" w:header="709" w:footer="737" w:gutter="0"/>
       <w:pgNumType w:start="1"/>
@@ -13007,6 +13080,7 @@
     <w:lsdException w:name="HTML Sample" w:semiHidden="1" w:unhideWhenUsed="1"/>
     <w:lsdException w:name="HTML Typewriter" w:semiHidden="1" w:unhideWhenUsed="1"/>
     <w:lsdException w:name="HTML Variable" w:semiHidden="1" w:unhideWhenUsed="1"/>
+    <w:lsdException w:name="Normal Table" w:semiHidden="1" w:unhideWhenUsed="1"/>
     <w:lsdException w:name="annotation subject" w:semiHidden="1" w:unhideWhenUsed="1"/>
     <w:lsdException w:name="No List" w:semiHidden="1" w:unhideWhenUsed="1"/>
     <w:lsdException w:name="Outline List 1" w:semiHidden="1" w:unhideWhenUsed="1"/>
@@ -13053,8 +13127,10 @@
     <w:lsdException w:name="Table Subtle 2" w:semiHidden="1" w:unhideWhenUsed="1"/>
     <w:lsdException w:name="Table Web 1" w:semiHidden="1" w:unhideWhenUsed="1"/>
     <w:lsdException w:name="Table Web 2" w:semiHidden="1" w:unhideWhenUsed="1"/>
+    <w:lsdException w:name="Table Web 3" w:semiHidden="1" w:unhideWhenUsed="1"/>
     <w:lsdException w:name="Balloon Text" w:semiHidden="1" w:unhideWhenUsed="1"/>
     <w:lsdException w:name="Table Grid" w:uiPriority="39"/>
+    <w:lsdException w:name="Table Theme" w:semiHidden="1" w:unhideWhenUsed="1"/>
     <w:lsdException w:name="Placeholder Text" w:semiHidden="1"/>
     <w:lsdException w:name="No Spacing" w:uiPriority="1" w:qFormat="1"/>
     <w:lsdException w:name="Light Shading" w:uiPriority="60"/>
@@ -13496,6 +13572,7 @@
   <w:style w:type="character" w:default="1" w:styleId="Fuentedeprrafopredeter">
     <w:name w:val="Default Paragraph Font"/>
     <w:uiPriority w:val="1"/>
+    <w:semiHidden/>
     <w:unhideWhenUsed/>
   </w:style>
   <w:style w:type="table" w:default="1" w:styleId="Tablanormal">
@@ -14294,6 +14371,18 @@
     <w:basedOn w:val="Fuentedeprrafopredeter"/>
     <w:rsid w:val="00DC0A1F"/>
   </w:style>
+  <w:style w:type="character" w:styleId="Hipervnculovisitado">
+    <w:name w:val="FollowedHyperlink"/>
+    <w:basedOn w:val="Fuentedeprrafopredeter"/>
+    <w:uiPriority w:val="99"/>
+    <w:semiHidden/>
+    <w:unhideWhenUsed/>
+    <w:rsid w:val="001744FE"/>
+    <w:rPr>
+      <w:color w:val="954F72" w:themeColor="followedHyperlink"/>
+      <w:u w:val="single"/>
+    </w:rPr>
+  </w:style>
 </w:styles>
 </file>
 
@@ -14593,21 +14682,15 @@
 </file>
 
 <file path=customXml/item1.xml><?xml version="1.0" encoding="utf-8"?>
-<b:Sources xmlns:b="http://schemas.openxmlformats.org/officeDocument/2006/bibliography" xmlns="http://schemas.openxmlformats.org/officeDocument/2006/bibliography" SelectedStyle="\APASixthEditionOfficeOnline.xsl" StyleName="APA" Version="6"/>
+<?mso-contentType ?>
+<FormTemplates xmlns="http://schemas.microsoft.com/sharepoint/v3/contenttype/forms">
+  <Display>DocumentLibraryForm</Display>
+  <Edit>DocumentLibraryForm</Edit>
+  <New>DocumentLibraryForm</New>
+</FormTemplates>
 </file>
 
 <file path=customXml/item2.xml><?xml version="1.0" encoding="utf-8"?>
-<p:properties xmlns:p="http://schemas.microsoft.com/office/2006/metadata/properties" xmlns:xsi="http://www.w3.org/2001/XMLSchema-instance" xmlns:pc="http://schemas.microsoft.com/office/infopath/2007/PartnerControls">
-  <documentManagement>
-    <TaxCatchAll xmlns="13c90a0b-73bc-4dc0-be5f-28d77b615beb" xsi:nil="true"/>
-    <lcf76f155ced4ddcb4097134ff3c332f xmlns="13c93bba-48ce-428c-bfe5-88b42c19b028">
-      <Terms xmlns="http://schemas.microsoft.com/office/infopath/2007/PartnerControls"/>
-    </lcf76f155ced4ddcb4097134ff3c332f>
-  </documentManagement>
-</p:properties>
-</file>
-
-<file path=customXml/item3.xml><?xml version="1.0" encoding="utf-8"?>
 <ct:contentTypeSchema xmlns:ct="http://schemas.microsoft.com/office/2006/metadata/contentType" xmlns:ma="http://schemas.microsoft.com/office/2006/metadata/properties/metaAttributes" ct:_="" ma:_="" ma:contentTypeName="Documento" ma:contentTypeID="0x0101006A81D6BD42E8DF4C91013959704817E1" ma:contentTypeVersion="15" ma:contentTypeDescription="Crear nuevo documento." ma:contentTypeScope="" ma:versionID="bf4f72ffd194f0963ff564daca6869f7">
   <xsd:schema xmlns:xsd="http://www.w3.org/2001/XMLSchema" xmlns:xs="http://www.w3.org/2001/XMLSchema" xmlns:p="http://schemas.microsoft.com/office/2006/metadata/properties" xmlns:ns2="13c90a0b-73bc-4dc0-be5f-28d77b615beb" xmlns:ns3="13c93bba-48ce-428c-bfe5-88b42c19b028" targetNamespace="http://schemas.microsoft.com/office/2006/metadata/properties" ma:root="true" ma:fieldsID="8718d6f4873a5b1392a45044efa78385" ns2:_="" ns3:_="">
     <xsd:import namespace="13c90a0b-73bc-4dc0-be5f-28d77b615beb"/>
@@ -14842,35 +14925,30 @@
 </ct:contentTypeSchema>
 </file>
 
+<file path=customXml/item3.xml><?xml version="1.0" encoding="utf-8"?>
+<p:properties xmlns:p="http://schemas.microsoft.com/office/2006/metadata/properties" xmlns:xsi="http://www.w3.org/2001/XMLSchema-instance" xmlns:pc="http://schemas.microsoft.com/office/infopath/2007/PartnerControls">
+  <documentManagement>
+    <TaxCatchAll xmlns="13c90a0b-73bc-4dc0-be5f-28d77b615beb" xsi:nil="true"/>
+    <lcf76f155ced4ddcb4097134ff3c332f xmlns="13c93bba-48ce-428c-bfe5-88b42c19b028">
+      <Terms xmlns="http://schemas.microsoft.com/office/infopath/2007/PartnerControls"/>
+    </lcf76f155ced4ddcb4097134ff3c332f>
+  </documentManagement>
+</p:properties>
+</file>
+
 <file path=customXml/item4.xml><?xml version="1.0" encoding="utf-8"?>
-<?mso-contentType ?>
-<FormTemplates xmlns="http://schemas.microsoft.com/sharepoint/v3/contenttype/forms">
-  <Display>DocumentLibraryForm</Display>
-  <Edit>DocumentLibraryForm</Edit>
-  <New>DocumentLibraryForm</New>
-</FormTemplates>
+<b:Sources xmlns:b="http://schemas.openxmlformats.org/officeDocument/2006/bibliography" xmlns="http://schemas.openxmlformats.org/officeDocument/2006/bibliography" SelectedStyle="\APASixthEditionOfficeOnline.xsl" StyleName="APA" Version="6"/>
 </file>
 
 <file path=customXml/itemProps1.xml><?xml version="1.0" encoding="utf-8"?>
-<ds:datastoreItem xmlns:ds="http://schemas.openxmlformats.org/officeDocument/2006/customXml" ds:itemID="{F634C2A5-AAB2-4311-93D2-5BDF167BDEE0}">
+<ds:datastoreItem xmlns:ds="http://schemas.openxmlformats.org/officeDocument/2006/customXml" ds:itemID="{56D58FF8-7C0F-4131-8AB1-66B761DDF201}">
   <ds:schemaRefs>
-    <ds:schemaRef ds:uri="http://schemas.openxmlformats.org/officeDocument/2006/bibliography"/>
+    <ds:schemaRef ds:uri="http://schemas.microsoft.com/sharepoint/v3/contenttype/forms"/>
   </ds:schemaRefs>
 </ds:datastoreItem>
 </file>
 
 <file path=customXml/itemProps2.xml><?xml version="1.0" encoding="utf-8"?>
-<ds:datastoreItem xmlns:ds="http://schemas.openxmlformats.org/officeDocument/2006/customXml" ds:itemID="{3F1CA253-C8FB-46D2-B158-C52E6BF78D64}">
-  <ds:schemaRefs>
-    <ds:schemaRef ds:uri="http://schemas.microsoft.com/office/2006/metadata/properties"/>
-    <ds:schemaRef ds:uri="http://schemas.microsoft.com/office/infopath/2007/PartnerControls"/>
-    <ds:schemaRef ds:uri="13c90a0b-73bc-4dc0-be5f-28d77b615beb"/>
-    <ds:schemaRef ds:uri="13c93bba-48ce-428c-bfe5-88b42c19b028"/>
-  </ds:schemaRefs>
-</ds:datastoreItem>
-</file>
-
-<file path=customXml/itemProps3.xml><?xml version="1.0" encoding="utf-8"?>
 <ds:datastoreItem xmlns:ds="http://schemas.openxmlformats.org/officeDocument/2006/customXml" ds:itemID="{AEEFF422-325B-471F-8B69-9CB8BD75B926}">
   <ds:schemaRefs>
     <ds:schemaRef ds:uri="http://schemas.microsoft.com/office/2006/metadata/contentType"/>
@@ -14889,10 +14967,21 @@
 </ds:datastoreItem>
 </file>
 
+<file path=customXml/itemProps3.xml><?xml version="1.0" encoding="utf-8"?>
+<ds:datastoreItem xmlns:ds="http://schemas.openxmlformats.org/officeDocument/2006/customXml" ds:itemID="{3F1CA253-C8FB-46D2-B158-C52E6BF78D64}">
+  <ds:schemaRefs>
+    <ds:schemaRef ds:uri="http://schemas.microsoft.com/office/2006/metadata/properties"/>
+    <ds:schemaRef ds:uri="http://schemas.microsoft.com/office/infopath/2007/PartnerControls"/>
+    <ds:schemaRef ds:uri="13c90a0b-73bc-4dc0-be5f-28d77b615beb"/>
+    <ds:schemaRef ds:uri="13c93bba-48ce-428c-bfe5-88b42c19b028"/>
+  </ds:schemaRefs>
+</ds:datastoreItem>
+</file>
+
 <file path=customXml/itemProps4.xml><?xml version="1.0" encoding="utf-8"?>
-<ds:datastoreItem xmlns:ds="http://schemas.openxmlformats.org/officeDocument/2006/customXml" ds:itemID="{56D58FF8-7C0F-4131-8AB1-66B761DDF201}">
+<ds:datastoreItem xmlns:ds="http://schemas.openxmlformats.org/officeDocument/2006/customXml" ds:itemID="{F634C2A5-AAB2-4311-93D2-5BDF167BDEE0}">
   <ds:schemaRefs>
-    <ds:schemaRef ds:uri="http://schemas.microsoft.com/sharepoint/v3/contenttype/forms"/>
+    <ds:schemaRef ds:uri="http://schemas.openxmlformats.org/officeDocument/2006/bibliography"/>
   </ds:schemaRefs>
 </ds:datastoreItem>
 </file>
--- a/fuentes/228126_CF02_CFA.docx
+++ b/fuentes/228126_CF02_CFA.docx
@@ -3025,7 +3025,7 @@
         <w:rPr>
           <w:b/>
         </w:rPr>
-        <w:instrText xml:space="preserve"> HYPERLINK "https://www.youtube.com/watch?v=9VNGXjCS2RI" </w:instrText>
+        <w:instrText xml:space="preserve"> HYPERLINK "https://www.youtube.com/watch?app=desktop&amp;v=9VNGXjCS2RI" </w:instrText>
       </w:r>
       <w:r>
         <w:rPr>
@@ -3043,21 +3043,7 @@
           <w:rStyle w:val="Hipervnculo"/>
           <w:b/>
         </w:rPr>
-        <w:t>Enlace de reprod</w:t>
-      </w:r>
-      <w:r>
-        <w:rPr>
-          <w:rStyle w:val="Hipervnculo"/>
-          <w:b/>
-        </w:rPr>
-        <w:t>u</w:t>
-      </w:r>
-      <w:r>
-        <w:rPr>
-          <w:rStyle w:val="Hipervnculo"/>
-          <w:b/>
-        </w:rPr>
-        <w:t>cción del video</w:t>
+        <w:t>Enlace de reproducción del video</w:t>
       </w:r>
       <w:r>
         <w:rPr>
@@ -14682,12 +14668,14 @@
 </file>
 
 <file path=customXml/item1.xml><?xml version="1.0" encoding="utf-8"?>
-<?mso-contentType ?>
-<FormTemplates xmlns="http://schemas.microsoft.com/sharepoint/v3/contenttype/forms">
-  <Display>DocumentLibraryForm</Display>
-  <Edit>DocumentLibraryForm</Edit>
-  <New>DocumentLibraryForm</New>
-</FormTemplates>
+<p:properties xmlns:p="http://schemas.microsoft.com/office/2006/metadata/properties" xmlns:xsi="http://www.w3.org/2001/XMLSchema-instance" xmlns:pc="http://schemas.microsoft.com/office/infopath/2007/PartnerControls">
+  <documentManagement>
+    <TaxCatchAll xmlns="13c90a0b-73bc-4dc0-be5f-28d77b615beb" xsi:nil="true"/>
+    <lcf76f155ced4ddcb4097134ff3c332f xmlns="13c93bba-48ce-428c-bfe5-88b42c19b028">
+      <Terms xmlns="http://schemas.microsoft.com/office/infopath/2007/PartnerControls"/>
+    </lcf76f155ced4ddcb4097134ff3c332f>
+  </documentManagement>
+</p:properties>
 </file>
 
 <file path=customXml/item2.xml><?xml version="1.0" encoding="utf-8"?>
@@ -14926,14 +14914,12 @@
 </file>
 
 <file path=customXml/item3.xml><?xml version="1.0" encoding="utf-8"?>
-<p:properties xmlns:p="http://schemas.microsoft.com/office/2006/metadata/properties" xmlns:xsi="http://www.w3.org/2001/XMLSchema-instance" xmlns:pc="http://schemas.microsoft.com/office/infopath/2007/PartnerControls">
-  <documentManagement>
-    <TaxCatchAll xmlns="13c90a0b-73bc-4dc0-be5f-28d77b615beb" xsi:nil="true"/>
-    <lcf76f155ced4ddcb4097134ff3c332f xmlns="13c93bba-48ce-428c-bfe5-88b42c19b028">
-      <Terms xmlns="http://schemas.microsoft.com/office/infopath/2007/PartnerControls"/>
-    </lcf76f155ced4ddcb4097134ff3c332f>
-  </documentManagement>
-</p:properties>
+<?mso-contentType ?>
+<FormTemplates xmlns="http://schemas.microsoft.com/sharepoint/v3/contenttype/forms">
+  <Display>DocumentLibraryForm</Display>
+  <Edit>DocumentLibraryForm</Edit>
+  <New>DocumentLibraryForm</New>
+</FormTemplates>
 </file>
 
 <file path=customXml/item4.xml><?xml version="1.0" encoding="utf-8"?>
@@ -14941,9 +14927,12 @@
 </file>
 
 <file path=customXml/itemProps1.xml><?xml version="1.0" encoding="utf-8"?>
-<ds:datastoreItem xmlns:ds="http://schemas.openxmlformats.org/officeDocument/2006/customXml" ds:itemID="{56D58FF8-7C0F-4131-8AB1-66B761DDF201}">
+<ds:datastoreItem xmlns:ds="http://schemas.openxmlformats.org/officeDocument/2006/customXml" ds:itemID="{3F1CA253-C8FB-46D2-B158-C52E6BF78D64}">
   <ds:schemaRefs>
-    <ds:schemaRef ds:uri="http://schemas.microsoft.com/sharepoint/v3/contenttype/forms"/>
+    <ds:schemaRef ds:uri="http://schemas.microsoft.com/office/2006/metadata/properties"/>
+    <ds:schemaRef ds:uri="http://schemas.microsoft.com/office/infopath/2007/PartnerControls"/>
+    <ds:schemaRef ds:uri="13c90a0b-73bc-4dc0-be5f-28d77b615beb"/>
+    <ds:schemaRef ds:uri="13c93bba-48ce-428c-bfe5-88b42c19b028"/>
   </ds:schemaRefs>
 </ds:datastoreItem>
 </file>
@@ -14968,12 +14957,9 @@
 </file>
 
 <file path=customXml/itemProps3.xml><?xml version="1.0" encoding="utf-8"?>
-<ds:datastoreItem xmlns:ds="http://schemas.openxmlformats.org/officeDocument/2006/customXml" ds:itemID="{3F1CA253-C8FB-46D2-B158-C52E6BF78D64}">
+<ds:datastoreItem xmlns:ds="http://schemas.openxmlformats.org/officeDocument/2006/customXml" ds:itemID="{56D58FF8-7C0F-4131-8AB1-66B761DDF201}">
   <ds:schemaRefs>
-    <ds:schemaRef ds:uri="http://schemas.microsoft.com/office/2006/metadata/properties"/>
-    <ds:schemaRef ds:uri="http://schemas.microsoft.com/office/infopath/2007/PartnerControls"/>
-    <ds:schemaRef ds:uri="13c90a0b-73bc-4dc0-be5f-28d77b615beb"/>
-    <ds:schemaRef ds:uri="13c93bba-48ce-428c-bfe5-88b42c19b028"/>
+    <ds:schemaRef ds:uri="http://schemas.microsoft.com/sharepoint/v3/contenttype/forms"/>
   </ds:schemaRefs>
 </ds:datastoreItem>
 </file>

--- a/fuentes/228126_CF02_CFA.docx
+++ b/fuentes/228126_CF02_CFA.docx
@@ -1,6 +1,6 @@
 
 <file path=word/document.xml><?xml version="1.0" encoding="utf-8"?>
-<w:document xmlns:wpc="http://schemas.microsoft.com/office/word/2010/wordprocessingCanvas" xmlns:cx="http://schemas.microsoft.com/office/drawing/2014/chartex" xmlns:cx1="http://schemas.microsoft.com/office/drawing/2015/9/8/chartex" xmlns:cx2="http://schemas.microsoft.com/office/drawing/2015/10/21/chartex" xmlns:cx3="http://schemas.microsoft.com/office/drawing/2016/5/9/chartex" xmlns:cx4="http://schemas.microsoft.com/office/drawing/2016/5/10/chartex" xmlns:cx5="http://schemas.microsoft.com/office/drawing/2016/5/11/chartex" xmlns:cx6="http://schemas.microsoft.com/office/drawing/2016/5/12/chartex" xmlns:cx7="http://schemas.microsoft.com/office/drawing/2016/5/13/chartex" xmlns:cx8="http://schemas.microsoft.com/office/drawing/2016/5/14/chartex" xmlns:mc="http://schemas.openxmlformats.org/markup-compatibility/2006" xmlns:aink="http://schemas.microsoft.com/office/drawing/2016/ink" xmlns:am3d="http://schemas.microsoft.com/office/drawing/2017/model3d" xmlns:o="urn:schemas-microsoft-com:office:office" xmlns:r="http://schemas.openxmlformats.org/officeDocument/2006/relationships" xmlns:m="http://schemas.openxmlformats.org/officeDocument/2006/math" xmlns:v="urn:schemas-microsoft-com:vml" xmlns:wp14="http://schemas.microsoft.com/office/word/2010/wordprocessingDrawing" xmlns:wp="http://schemas.openxmlformats.org/drawingml/2006/wordprocessingDrawing" xmlns:w10="urn:schemas-microsoft-com:office:word" xmlns:w="http://schemas.openxmlformats.org/wordprocessingml/2006/main" xmlns:w14="http://schemas.microsoft.com/office/word/2010/wordml" xmlns:w15="http://schemas.microsoft.com/office/word/2012/wordml" xmlns:w16cex="http://schemas.microsoft.com/office/word/2018/wordml/cex" xmlns:w16cid="http://schemas.microsoft.com/office/word/2016/wordml/cid" xmlns:w16="http://schemas.microsoft.com/office/word/2018/wordml" xmlns:w16se="http://schemas.microsoft.com/office/word/2015/wordml/symex" xmlns:wpg="http://schemas.microsoft.com/office/word/2010/wordprocessingGroup" xmlns:wpi="http://schemas.microsoft.com/office/word/2010/wordprocessingInk" xmlns:wne="http://schemas.microsoft.com/office/word/2006/wordml" xmlns:wps="http://schemas.microsoft.com/office/word/2010/wordprocessingShape" mc:Ignorable="w14 w15 w16se w16cid w16 w16cex wp14">
+<w:document xmlns:wpc="http://schemas.microsoft.com/office/word/2010/wordprocessingCanvas" xmlns:cx="http://schemas.microsoft.com/office/drawing/2014/chartex" xmlns:cx1="http://schemas.microsoft.com/office/drawing/2015/9/8/chartex" xmlns:cx2="http://schemas.microsoft.com/office/drawing/2015/10/21/chartex" xmlns:cx3="http://schemas.microsoft.com/office/drawing/2016/5/9/chartex" xmlns:cx4="http://schemas.microsoft.com/office/drawing/2016/5/10/chartex" xmlns:cx5="http://schemas.microsoft.com/office/drawing/2016/5/11/chartex" xmlns:cx6="http://schemas.microsoft.com/office/drawing/2016/5/12/chartex" xmlns:cx7="http://schemas.microsoft.com/office/drawing/2016/5/13/chartex" xmlns:cx8="http://schemas.microsoft.com/office/drawing/2016/5/14/chartex" xmlns:mc="http://schemas.openxmlformats.org/markup-compatibility/2006" xmlns:aink="http://schemas.microsoft.com/office/drawing/2016/ink" xmlns:am3d="http://schemas.microsoft.com/office/drawing/2017/model3d" xmlns:o="urn:schemas-microsoft-com:office:office" xmlns:r="http://schemas.openxmlformats.org/officeDocument/2006/relationships" xmlns:m="http://schemas.openxmlformats.org/officeDocument/2006/math" xmlns:v="urn:schemas-microsoft-com:vml" xmlns:wp14="http://schemas.microsoft.com/office/word/2010/wordprocessingDrawing" xmlns:wp="http://schemas.openxmlformats.org/drawingml/2006/wordprocessingDrawing" xmlns:w10="urn:schemas-microsoft-com:office:word" xmlns:w="http://schemas.openxmlformats.org/wordprocessingml/2006/main" xmlns:w14="http://schemas.microsoft.com/office/word/2010/wordml" xmlns:w15="http://schemas.microsoft.com/office/word/2012/wordml" xmlns:w16cex="http://schemas.microsoft.com/office/word/2018/wordml/cex" xmlns:w16cid="http://schemas.microsoft.com/office/word/2016/wordml/cid" xmlns:w16="http://schemas.microsoft.com/office/word/2018/wordml" xmlns:w16sdtdh="http://schemas.microsoft.com/office/word/2020/wordml/sdtdatahash" xmlns:w16se="http://schemas.microsoft.com/office/word/2015/wordml/symex" xmlns:wpg="http://schemas.microsoft.com/office/word/2010/wordprocessingGroup" xmlns:wpi="http://schemas.microsoft.com/office/word/2010/wordprocessingInk" xmlns:wne="http://schemas.microsoft.com/office/word/2006/wordml" xmlns:wps="http://schemas.microsoft.com/office/word/2010/wordprocessingShape" mc:Ignorable="w14 w15 w16se w16cid w16 w16cex w16sdtdh wp14">
   <w:body>
     <w:p>
       <w:r>
@@ -564,7 +564,7 @@
         </w:rPr>
         <w:fldChar w:fldCharType="separate"/>
       </w:r>
-      <w:hyperlink w:anchor="_Toc241154849" w:history="1">
+      <w:hyperlink w:anchor="_Toc241852085" w:history="1">
         <w:r>
           <w:rPr>
             <w:rStyle w:val="Hipervnculo"/>
@@ -591,7 +591,7 @@
             <w:noProof/>
             <w:webHidden/>
           </w:rPr>
-          <w:instrText xml:space="preserve"> PAGEREF _Toc241154849 \h </w:instrText>
+          <w:instrText xml:space="preserve"> PAGEREF _Toc241852085 \h </w:instrText>
         </w:r>
         <w:r>
           <w:rPr>
@@ -637,7 +637,7 @@
           <w:lang w:eastAsia="es-CO"/>
         </w:rPr>
       </w:pPr>
-      <w:hyperlink w:anchor="_Toc241154850" w:history="1">
+      <w:hyperlink w:anchor="_Toc241852086" w:history="1">
         <w:r>
           <w:rPr>
             <w:rStyle w:val="Hipervnculo"/>
@@ -690,7 +690,7 @@
             <w:noProof/>
             <w:webHidden/>
           </w:rPr>
-          <w:instrText xml:space="preserve"> PAGEREF _Toc241154850 \h </w:instrText>
+          <w:instrText xml:space="preserve"> PAGEREF _Toc241852086 \h </w:instrText>
         </w:r>
         <w:r>
           <w:rPr>
@@ -736,7 +736,7 @@
           <w:lang w:eastAsia="es-CO"/>
         </w:rPr>
       </w:pPr>
-      <w:hyperlink w:anchor="_Toc241154851" w:history="1">
+      <w:hyperlink w:anchor="_Toc241852087" w:history="1">
         <w:r>
           <w:rPr>
             <w:rStyle w:val="Hipervnculo"/>
@@ -780,7 +780,7 @@
             <w:noProof/>
             <w:webHidden/>
           </w:rPr>
-          <w:instrText xml:space="preserve"> PAGEREF _Toc241154851 \h </w:instrText>
+          <w:instrText xml:space="preserve"> PAGEREF _Toc241852087 \h </w:instrText>
         </w:r>
         <w:r>
           <w:rPr>
@@ -826,7 +826,7 @@
           <w:lang w:eastAsia="es-CO"/>
         </w:rPr>
       </w:pPr>
-      <w:hyperlink w:anchor="_Toc241154852" w:history="1">
+      <w:hyperlink w:anchor="_Toc241852088" w:history="1">
         <w:r>
           <w:rPr>
             <w:rStyle w:val="Hipervnculo"/>
@@ -870,7 +870,7 @@
             <w:noProof/>
             <w:webHidden/>
           </w:rPr>
-          <w:instrText xml:space="preserve"> PAGEREF _Toc241154852 \h </w:instrText>
+          <w:instrText xml:space="preserve"> PAGEREF _Toc241852088 \h </w:instrText>
         </w:r>
         <w:r>
           <w:rPr>
@@ -916,7 +916,7 @@
           <w:lang w:eastAsia="es-CO"/>
         </w:rPr>
       </w:pPr>
-      <w:hyperlink w:anchor="_Toc241154853" w:history="1">
+      <w:hyperlink w:anchor="_Toc241852089" w:history="1">
         <w:r>
           <w:rPr>
             <w:rStyle w:val="Hipervnculo"/>
@@ -960,7 +960,7 @@
             <w:noProof/>
             <w:webHidden/>
           </w:rPr>
-          <w:instrText xml:space="preserve"> PAGEREF _Toc241154853 \h </w:instrText>
+          <w:instrText xml:space="preserve"> PAGEREF _Toc241852089 \h </w:instrText>
         </w:r>
         <w:r>
           <w:rPr>
@@ -1006,7 +1006,7 @@
           <w:lang w:eastAsia="es-CO"/>
         </w:rPr>
       </w:pPr>
-      <w:hyperlink w:anchor="_Toc241154854" w:history="1">
+      <w:hyperlink w:anchor="_Toc241852090" w:history="1">
         <w:r>
           <w:rPr>
             <w:rStyle w:val="Hipervnculo"/>
@@ -1050,7 +1050,7 @@
             <w:noProof/>
             <w:webHidden/>
           </w:rPr>
-          <w:instrText xml:space="preserve"> PAGEREF _Toc241154854 \h </w:instrText>
+          <w:instrText xml:space="preserve"> PAGEREF _Toc241852090 \h </w:instrText>
         </w:r>
         <w:r>
           <w:rPr>
@@ -1096,7 +1096,7 @@
           <w:lang w:eastAsia="es-CO"/>
         </w:rPr>
       </w:pPr>
-      <w:hyperlink w:anchor="_Toc241154855" w:history="1">
+      <w:hyperlink w:anchor="_Toc241852091" w:history="1">
         <w:r>
           <w:rPr>
             <w:rStyle w:val="Hipervnculo"/>
@@ -1149,7 +1149,7 @@
             <w:noProof/>
             <w:webHidden/>
           </w:rPr>
-          <w:instrText xml:space="preserve"> PAGEREF _Toc241154855 \h </w:instrText>
+          <w:instrText xml:space="preserve"> PAGEREF _Toc241852091 \h </w:instrText>
         </w:r>
         <w:r>
           <w:rPr>
@@ -1195,7 +1195,7 @@
           <w:lang w:eastAsia="es-CO"/>
         </w:rPr>
       </w:pPr>
-      <w:hyperlink w:anchor="_Toc241154857" w:history="1">
+      <w:hyperlink w:anchor="_Toc241852093" w:history="1">
         <w:r>
           <w:rPr>
             <w:rStyle w:val="Hipervnculo"/>
@@ -1239,7 +1239,7 @@
             <w:noProof/>
             <w:webHidden/>
           </w:rPr>
-          <w:instrText xml:space="preserve"> PAGEREF _Toc241154857 \h </w:instrText>
+          <w:instrText xml:space="preserve"> PAGEREF _Toc241852093 \h </w:instrText>
         </w:r>
         <w:r>
           <w:rPr>
@@ -1285,7 +1285,7 @@
           <w:lang w:eastAsia="es-CO"/>
         </w:rPr>
       </w:pPr>
-      <w:hyperlink w:anchor="_Toc241154858" w:history="1">
+      <w:hyperlink w:anchor="_Toc241852094" w:history="1">
         <w:r>
           <w:rPr>
             <w:rStyle w:val="Hipervnculo"/>
@@ -1329,7 +1329,7 @@
             <w:noProof/>
             <w:webHidden/>
           </w:rPr>
-          <w:instrText xml:space="preserve"> PAGEREF _Toc241154858 \h </w:instrText>
+          <w:instrText xml:space="preserve"> PAGEREF _Toc241852094 \h </w:instrText>
         </w:r>
         <w:r>
           <w:rPr>
@@ -1375,7 +1375,7 @@
           <w:lang w:eastAsia="es-CO"/>
         </w:rPr>
       </w:pPr>
-      <w:hyperlink w:anchor="_Toc241154859" w:history="1">
+      <w:hyperlink w:anchor="_Toc241852095" w:history="1">
         <w:r>
           <w:rPr>
             <w:rStyle w:val="Hipervnculo"/>
@@ -1419,7 +1419,7 @@
             <w:noProof/>
             <w:webHidden/>
           </w:rPr>
-          <w:instrText xml:space="preserve"> PAGEREF _Toc241154859 \h </w:instrText>
+          <w:instrText xml:space="preserve"> PAGEREF _Toc241852095 \h </w:instrText>
         </w:r>
         <w:r>
           <w:rPr>
@@ -1465,7 +1465,7 @@
           <w:lang w:eastAsia="es-CO"/>
         </w:rPr>
       </w:pPr>
-      <w:hyperlink w:anchor="_Toc241154860" w:history="1">
+      <w:hyperlink w:anchor="_Toc241852096" w:history="1">
         <w:r>
           <w:rPr>
             <w:rStyle w:val="Hipervnculo"/>
@@ -1509,7 +1509,7 @@
             <w:noProof/>
             <w:webHidden/>
           </w:rPr>
-          <w:instrText xml:space="preserve"> PAGEREF _Toc241154860 \h </w:instrText>
+          <w:instrText xml:space="preserve"> PAGEREF _Toc241852096 \h </w:instrText>
         </w:r>
         <w:r>
           <w:rPr>
@@ -1555,7 +1555,7 @@
           <w:lang w:eastAsia="es-CO"/>
         </w:rPr>
       </w:pPr>
-      <w:hyperlink w:anchor="_Toc241154861" w:history="1">
+      <w:hyperlink w:anchor="_Toc241852097" w:history="1">
         <w:r>
           <w:rPr>
             <w:rStyle w:val="Hipervnculo"/>
@@ -1608,7 +1608,7 @@
             <w:noProof/>
             <w:webHidden/>
           </w:rPr>
-          <w:instrText xml:space="preserve"> PAGEREF _Toc241154861 \h </w:instrText>
+          <w:instrText xml:space="preserve"> PAGEREF _Toc241852097 \h </w:instrText>
         </w:r>
         <w:r>
           <w:rPr>
@@ -1654,7 +1654,7 @@
           <w:lang w:eastAsia="es-CO"/>
         </w:rPr>
       </w:pPr>
-      <w:hyperlink w:anchor="_Toc241154863" w:history="1">
+      <w:hyperlink w:anchor="_Toc241852099" w:history="1">
         <w:r>
           <w:rPr>
             <w:rStyle w:val="Hipervnculo"/>
@@ -1698,7 +1698,7 @@
             <w:noProof/>
             <w:webHidden/>
           </w:rPr>
-          <w:instrText xml:space="preserve"> PAGEREF _Toc241154863 \h </w:instrText>
+          <w:instrText xml:space="preserve"> PAGEREF _Toc241852099 \h </w:instrText>
         </w:r>
         <w:r>
           <w:rPr>
@@ -1744,7 +1744,7 @@
           <w:lang w:eastAsia="es-CO"/>
         </w:rPr>
       </w:pPr>
-      <w:hyperlink w:anchor="_Toc241154864" w:history="1">
+      <w:hyperlink w:anchor="_Toc241852100" w:history="1">
         <w:r>
           <w:rPr>
             <w:rStyle w:val="Hipervnculo"/>
@@ -1788,7 +1788,7 @@
             <w:noProof/>
             <w:webHidden/>
           </w:rPr>
-          <w:instrText xml:space="preserve"> PAGEREF _Toc241154864 \h </w:instrText>
+          <w:instrText xml:space="preserve"> PAGEREF _Toc241852100 \h </w:instrText>
         </w:r>
         <w:r>
           <w:rPr>
@@ -1834,7 +1834,7 @@
           <w:lang w:eastAsia="es-CO"/>
         </w:rPr>
       </w:pPr>
-      <w:hyperlink w:anchor="_Toc241154865" w:history="1">
+      <w:hyperlink w:anchor="_Toc241852101" w:history="1">
         <w:r>
           <w:rPr>
             <w:rStyle w:val="Hipervnculo"/>
@@ -1878,7 +1878,7 @@
             <w:noProof/>
             <w:webHidden/>
           </w:rPr>
-          <w:instrText xml:space="preserve"> PAGEREF _Toc241154865 \h </w:instrText>
+          <w:instrText xml:space="preserve"> PAGEREF _Toc241852101 \h </w:instrText>
         </w:r>
         <w:r>
           <w:rPr>
@@ -1924,7 +1924,7 @@
           <w:lang w:eastAsia="es-CO"/>
         </w:rPr>
       </w:pPr>
-      <w:hyperlink w:anchor="_Toc241154866" w:history="1">
+      <w:hyperlink w:anchor="_Toc241852102" w:history="1">
         <w:r>
           <w:rPr>
             <w:rStyle w:val="Hipervnculo"/>
@@ -1968,7 +1968,7 @@
             <w:noProof/>
             <w:webHidden/>
           </w:rPr>
-          <w:instrText xml:space="preserve"> PAGEREF _Toc241154866 \h </w:instrText>
+          <w:instrText xml:space="preserve"> PAGEREF _Toc241852102 \h </w:instrText>
         </w:r>
         <w:r>
           <w:rPr>
@@ -2014,7 +2014,7 @@
           <w:lang w:eastAsia="es-CO"/>
         </w:rPr>
       </w:pPr>
-      <w:hyperlink w:anchor="_Toc241154867" w:history="1">
+      <w:hyperlink w:anchor="_Toc241852103" w:history="1">
         <w:r>
           <w:rPr>
             <w:rStyle w:val="Hipervnculo"/>
@@ -2067,7 +2067,7 @@
             <w:noProof/>
             <w:webHidden/>
           </w:rPr>
-          <w:instrText xml:space="preserve"> PAGEREF _Toc241154867 \h </w:instrText>
+          <w:instrText xml:space="preserve"> PAGEREF _Toc241852103 \h </w:instrText>
         </w:r>
         <w:r>
           <w:rPr>
@@ -2113,7 +2113,7 @@
           <w:lang w:eastAsia="es-CO"/>
         </w:rPr>
       </w:pPr>
-      <w:hyperlink w:anchor="_Toc241154869" w:history="1">
+      <w:hyperlink w:anchor="_Toc241852105" w:history="1">
         <w:r>
           <w:rPr>
             <w:rStyle w:val="Hipervnculo"/>
@@ -2173,7 +2173,7 @@
             <w:noProof/>
             <w:webHidden/>
           </w:rPr>
-          <w:instrText xml:space="preserve"> PAGEREF _Toc241154869 \h </w:instrText>
+          <w:instrText xml:space="preserve"> PAGEREF _Toc241852105 \h </w:instrText>
         </w:r>
         <w:r>
           <w:rPr>
@@ -2219,7 +2219,7 @@
           <w:lang w:eastAsia="es-CO"/>
         </w:rPr>
       </w:pPr>
-      <w:hyperlink w:anchor="_Toc241154870" w:history="1">
+      <w:hyperlink w:anchor="_Toc241852106" w:history="1">
         <w:r>
           <w:rPr>
             <w:rStyle w:val="Hipervnculo"/>
@@ -2263,7 +2263,7 @@
             <w:noProof/>
             <w:webHidden/>
           </w:rPr>
-          <w:instrText xml:space="preserve"> PAGEREF _Toc241154870 \h </w:instrText>
+          <w:instrText xml:space="preserve"> PAGEREF _Toc241852106 \h </w:instrText>
         </w:r>
         <w:r>
           <w:rPr>
@@ -2309,7 +2309,7 @@
           <w:lang w:eastAsia="es-CO"/>
         </w:rPr>
       </w:pPr>
-      <w:hyperlink w:anchor="_Toc241154871" w:history="1">
+      <w:hyperlink w:anchor="_Toc241852107" w:history="1">
         <w:r>
           <w:rPr>
             <w:rStyle w:val="Hipervnculo"/>
@@ -2353,7 +2353,7 @@
             <w:noProof/>
             <w:webHidden/>
           </w:rPr>
-          <w:instrText xml:space="preserve"> PAGEREF _Toc241154871 \h </w:instrText>
+          <w:instrText xml:space="preserve"> PAGEREF _Toc241852107 \h </w:instrText>
         </w:r>
         <w:r>
           <w:rPr>
@@ -2399,7 +2399,7 @@
           <w:lang w:eastAsia="es-CO"/>
         </w:rPr>
       </w:pPr>
-      <w:hyperlink w:anchor="_Toc241154872" w:history="1">
+      <w:hyperlink w:anchor="_Toc241852108" w:history="1">
         <w:r>
           <w:rPr>
             <w:rStyle w:val="Hipervnculo"/>
@@ -2443,7 +2443,7 @@
             <w:noProof/>
             <w:webHidden/>
           </w:rPr>
-          <w:instrText xml:space="preserve"> PAGEREF _Toc241154872 \h </w:instrText>
+          <w:instrText xml:space="preserve"> PAGEREF _Toc241852108 \h </w:instrText>
         </w:r>
         <w:r>
           <w:rPr>
@@ -2488,7 +2488,7 @@
           <w:lang w:eastAsia="es-CO"/>
         </w:rPr>
       </w:pPr>
-      <w:hyperlink w:anchor="_Toc241154873" w:history="1">
+      <w:hyperlink w:anchor="_Toc241852109" w:history="1">
         <w:r>
           <w:rPr>
             <w:rStyle w:val="Hipervnculo"/>
@@ -2515,7 +2515,7 @@
             <w:noProof/>
             <w:webHidden/>
           </w:rPr>
-          <w:instrText xml:space="preserve"> PAGEREF _Toc241154873 \h </w:instrText>
+          <w:instrText xml:space="preserve"> PAGEREF _Toc241852109 \h </w:instrText>
         </w:r>
         <w:r>
           <w:rPr>
@@ -2560,7 +2560,7 @@
           <w:lang w:eastAsia="es-CO"/>
         </w:rPr>
       </w:pPr>
-      <w:hyperlink w:anchor="_Toc241154874" w:history="1">
+      <w:hyperlink w:anchor="_Toc241852110" w:history="1">
         <w:r>
           <w:rPr>
             <w:rStyle w:val="Hipervnculo"/>
@@ -2587,7 +2587,7 @@
             <w:noProof/>
             <w:webHidden/>
           </w:rPr>
-          <w:instrText xml:space="preserve"> PAGEREF _Toc241154874 \h </w:instrText>
+          <w:instrText xml:space="preserve"> PAGEREF _Toc241852110 \h </w:instrText>
         </w:r>
         <w:r>
           <w:rPr>
@@ -2632,7 +2632,7 @@
           <w:lang w:eastAsia="es-CO"/>
         </w:rPr>
       </w:pPr>
-      <w:hyperlink w:anchor="_Toc241154875" w:history="1">
+      <w:hyperlink w:anchor="_Toc241852111" w:history="1">
         <w:r>
           <w:rPr>
             <w:rStyle w:val="Hipervnculo"/>
@@ -2660,7 +2660,7 @@
             <w:noProof/>
             <w:webHidden/>
           </w:rPr>
-          <w:instrText xml:space="preserve"> PAGEREF _Toc241154875 \h </w:instrText>
+          <w:instrText xml:space="preserve"> PAGEREF _Toc241852111 \h </w:instrText>
         </w:r>
         <w:r>
           <w:rPr>
@@ -2705,7 +2705,7 @@
           <w:lang w:eastAsia="es-CO"/>
         </w:rPr>
       </w:pPr>
-      <w:hyperlink w:anchor="_Toc241154876" w:history="1">
+      <w:hyperlink w:anchor="_Toc241852112" w:history="1">
         <w:r>
           <w:rPr>
             <w:rStyle w:val="Hipervnculo"/>
@@ -2732,7 +2732,7 @@
             <w:noProof/>
             <w:webHidden/>
           </w:rPr>
-          <w:instrText xml:space="preserve"> PAGEREF _Toc241154876 \h </w:instrText>
+          <w:instrText xml:space="preserve"> PAGEREF _Toc241852112 \h </w:instrText>
         </w:r>
         <w:r>
           <w:rPr>
@@ -2775,7 +2775,7 @@
         <w:fldChar w:fldCharType="end"/>
       </w:r>
       <w:bookmarkStart w:id="0" w:name="_Toc176443691"/>
-      <w:bookmarkStart w:id="1" w:name="_Toc241154849"/>
+      <w:bookmarkStart w:id="1" w:name="_Toc241852085"/>
       <w:r>
         <w:t>Introducción</w:t>
       </w:r>
@@ -3026,11 +3026,6 @@
           <w:b/>
         </w:rPr>
         <w:instrText xml:space="preserve"> HYPERLINK "https://www.youtube.com/watch?app=desktop&amp;v=9VNGXjCS2RI" </w:instrText>
-      </w:r>
-      <w:r>
-        <w:rPr>
-          <w:b/>
-        </w:rPr>
       </w:r>
       <w:r>
         <w:rPr>
@@ -3226,7 +3221,7 @@
       <w:pPr>
         <w:pStyle w:val="Ttulo1"/>
       </w:pPr>
-      <w:bookmarkStart w:id="3" w:name="_Toc241154850"/>
+      <w:bookmarkStart w:id="3" w:name="_Toc241852086"/>
       <w:r>
         <w:lastRenderedPageBreak/>
         <w:t xml:space="preserve">Análisis de requisitos de </w:t>
@@ -3291,7 +3286,7 @@
       <w:pPr>
         <w:pStyle w:val="Ttulo2"/>
       </w:pPr>
-      <w:bookmarkStart w:id="4" w:name="_Toc241154851"/>
+      <w:bookmarkStart w:id="4" w:name="_Toc241852087"/>
       <w:r>
         <w:t>Técnicas de análisis de requisitos</w:t>
       </w:r>
@@ -3450,7 +3445,7 @@
       <w:pPr>
         <w:pStyle w:val="Ttulo2"/>
       </w:pPr>
-      <w:bookmarkStart w:id="5" w:name="_Toc241154852"/>
+      <w:bookmarkStart w:id="5" w:name="_Toc241852088"/>
       <w:r>
         <w:t>Priorización de requisitos</w:t>
       </w:r>
@@ -3595,7 +3590,7 @@
     </w:p>
     <w:p>
       <w:r>
-        <w:t>Una de las técnicas más utilizadas para priorizar requisitos consiste en clasificarlos según su nivel de importancia.</w:t>
+        <w:t>Una de las técnicas más utilizadas para priorizar requisitos consiste en clasificarlos según su nivel de importancia. La siguiente tabla ejemplifica al respecto:</w:t>
       </w:r>
     </w:p>
     <w:p>
@@ -3767,7 +3762,7 @@
       <w:pPr>
         <w:pStyle w:val="Ttulo2"/>
       </w:pPr>
-      <w:bookmarkStart w:id="6" w:name="_Toc241154853"/>
+      <w:bookmarkStart w:id="6" w:name="_Toc241852089"/>
       <w:r>
         <w:t>Matrices de trazabilidad</w:t>
       </w:r>
@@ -3883,7 +3878,7 @@
     </w:p>
     <w:p>
       <w:r>
-        <w:t>Una matriz de trazabilidad suele organizarse en forma de tabla, donde se relacionan los requisitos con diferentes elementos del proyecto.</w:t>
+        <w:t>Una matriz de trazabilidad permite visualizar la relación entre cada requisito y los elementos asociados a su desarrollo y validación. A continuación, se presenta un ejemplo en el que se identifican el requisito, su descripción, el módulo del sistema al que pertenece, el caso de prueba correspondiente y su estado de implementación:</w:t>
       </w:r>
     </w:p>
     <w:p>
@@ -4216,6 +4211,7 @@
               <w:spacing w:line="360" w:lineRule="auto"/>
             </w:pPr>
             <w:r>
+              <w:lastRenderedPageBreak/>
               <w:t>RQ-04</w:t>
             </w:r>
           </w:p>
@@ -4281,72 +4277,71 @@
     <w:p/>
     <w:p>
       <w:r>
+        <w:t xml:space="preserve">La matriz de trazabilidad constituye un instrumento fundamental para asegurar la coherencia entre los requisitos del sistema y las actividades realizadas durante el desarrollo del </w:t>
+      </w:r>
+      <w:r>
+        <w:rPr>
+          <w:rStyle w:val="Extranjerismo"/>
+        </w:rPr>
+        <w:t>software</w:t>
+      </w:r>
+      <w:r>
+        <w:t>. Su utilización permite mantener un control claro sobre el avance del proyecto y facilita los procesos de verificación y validación del sistema.</w:t>
+      </w:r>
+    </w:p>
+    <w:p/>
+    <w:p>
+      <w:pPr>
+        <w:pStyle w:val="Ttulo2"/>
+      </w:pPr>
+      <w:bookmarkStart w:id="7" w:name="_Toc241852090"/>
+      <w:r>
+        <w:t>Descomposición funcional</w:t>
+      </w:r>
+      <w:bookmarkEnd w:id="7"/>
+    </w:p>
+    <w:p>
+      <w:r>
+        <w:t>La descomposición funcional es una técnica de análisis de requisitos que consiste en dividir un sistema o proceso complejo en funciones más pequeñas y manejables. Este enfoque permite comprender de manera organizada las actividades que debe realizar el sistema, facilitando la identificación de requisitos, la asignación de responsabilidades y la estructuración lógica de las funcionalidades.</w:t>
+      </w:r>
+    </w:p>
+    <w:p>
+      <w:r>
+        <w:t>A través de la descomposición funcional</w:t>
+      </w:r>
+      <w:r>
+        <w:t>,</w:t>
+      </w:r>
+      <w:r>
+        <w:t xml:space="preserve"> se parte de una función general del sistema y se subdivide progresivamente en subfunciones o tareas específicas. Este proceso ayuda a clarificar el alcance del sistema, identificar dependencias entre procesos y facilitar el diseño posterior del </w:t>
+      </w:r>
+      <w:r>
+        <w:rPr>
+          <w:rStyle w:val="Extranjerismo"/>
+        </w:rPr>
+        <w:t>software</w:t>
+      </w:r>
+      <w:r>
+        <w:t>.</w:t>
+      </w:r>
+    </w:p>
+    <w:p>
+      <w:r>
         <w:lastRenderedPageBreak/>
-        <w:t xml:space="preserve">La matriz de trazabilidad constituye un instrumento fundamental para asegurar la coherencia entre los requisitos del sistema y las actividades realizadas durante el desarrollo del </w:t>
-      </w:r>
-      <w:r>
-        <w:rPr>
-          <w:rStyle w:val="Extranjerismo"/>
-        </w:rPr>
-        <w:t>software</w:t>
-      </w:r>
-      <w:r>
-        <w:t>. Su utilización permite mantener un control claro sobre el avance del proyecto y facilita los procesos de verificación y validación del sistema.</w:t>
+        <w:t>En el análisis de requisitos, esta técnica permite representar de forma estructurada las operaciones que el sistema debe ejecutar, lo que contribuye a mejorar la comunicación entre analistas, desarrolladores y demás interesados en el proyecto.</w:t>
+      </w:r>
+    </w:p>
+    <w:p>
+      <w:r>
+        <w:t>Ejemplo de descomposición funcional: en un sistema de gestión de biblioteca, la función principal puede ser gestionar préstamos de libros. Esta función se divide en varias subfunciones que permiten cumplir con el proceso completo.</w:t>
       </w:r>
     </w:p>
     <w:p/>
     <w:p>
       <w:pPr>
-        <w:pStyle w:val="Ttulo2"/>
-      </w:pPr>
-      <w:bookmarkStart w:id="7" w:name="_Toc241154854"/>
-      <w:r>
-        <w:t>Descomposición funcional</w:t>
-      </w:r>
-      <w:bookmarkEnd w:id="7"/>
-    </w:p>
-    <w:p>
-      <w:r>
-        <w:t>La descomposición funcional es una técnica de análisis de requisitos que consiste en dividir un sistema o proceso complejo en funciones más pequeñas y manejables. Este enfoque permite comprender de manera organizada las actividades que debe realizar el sistema, facilitando la identificación de requisitos, la asignación de responsabilidades y la estructuración lógica de las funcionalidades.</w:t>
-      </w:r>
-    </w:p>
-    <w:p>
-      <w:r>
-        <w:t>A través de la descomposición funcional</w:t>
-      </w:r>
-      <w:r>
-        <w:t>,</w:t>
-      </w:r>
-      <w:r>
-        <w:t xml:space="preserve"> se parte de una función general del sistema y se subdivide progresivamente en subfunciones o tareas específicas. Este proceso ayuda a clarificar el alcance del sistema, identificar dependencias entre procesos y facilitar el diseño posterior del </w:t>
-      </w:r>
-      <w:r>
-        <w:rPr>
-          <w:rStyle w:val="Extranjerismo"/>
-        </w:rPr>
-        <w:t>software</w:t>
-      </w:r>
-      <w:r>
-        <w:t>.</w:t>
-      </w:r>
-    </w:p>
-    <w:p>
-      <w:r>
-        <w:t>En el análisis de requisitos, esta técnica permite representar de forma estructurada las operaciones que el sistema debe ejecutar, lo que contribuye a mejorar la comunicación entre analistas, desarrolladores y demás interesados en el proyecto.</w:t>
-      </w:r>
-    </w:p>
-    <w:p>
-      <w:r>
-        <w:t>Ejemplo de descomposición funcional: en un sistema de gestión de biblioteca, la función principal puede ser gestionar préstamos de libros. Esta función se divide en varias subfunciones que permiten cumplir con el proceso completo.</w:t>
-      </w:r>
-    </w:p>
-    <w:p/>
-    <w:p>
-      <w:pPr>
         <w:pStyle w:val="Figura"/>
       </w:pPr>
       <w:r>
-        <w:lastRenderedPageBreak/>
         <w:t>Descomposición funcional</w:t>
       </w:r>
     </w:p>
@@ -4413,81 +4408,26 @@
       </w:r>
       <w:r>
         <w:rPr>
-          <w:noProof/>
-        </w:rPr>
-        <mc:AlternateContent>
-          <mc:Choice Requires="wps">
-            <w:drawing>
-              <wp:inline distT="0" distB="0" distL="0" distR="0" wp14:anchorId="4F028751" wp14:editId="374E796C">
-                <wp:extent cx="302260" cy="302260"/>
-                <wp:effectExtent l="0" t="0" r="0" b="0"/>
-                <wp:docPr id="5" name="Rectángulo 5" descr="En la figura 1 se presenta un mapa conceptual sobre la descomposición funcional en un sistema de gestión de biblioteca. La función principal es gestionar préstamos de libros, la cual se descompone en subfunciones como registrar usuario, consultar disponibilidad de libros, registrar préstamo en el sistema, registrar devolución y generar historial de préstamos."/>
-                <wp:cNvGraphicFramePr>
-                  <a:graphicFrameLocks xmlns:a="http://schemas.openxmlformats.org/drawingml/2006/main" noChangeAspect="1"/>
-                </wp:cNvGraphicFramePr>
-                <a:graphic xmlns:a="http://schemas.openxmlformats.org/drawingml/2006/main">
-                  <a:graphicData uri="http://schemas.microsoft.com/office/word/2010/wordprocessingShape">
-                    <wps:wsp>
-                      <wps:cNvSpPr>
-                        <a:spLocks noChangeAspect="1" noChangeArrowheads="1"/>
-                      </wps:cNvSpPr>
-                      <wps:spPr bwMode="auto">
-                        <a:xfrm>
-                          <a:off x="0" y="0"/>
-                          <a:ext cx="302260" cy="302260"/>
-                        </a:xfrm>
-                        <a:prstGeom prst="rect">
-                          <a:avLst/>
-                        </a:prstGeom>
-                        <a:noFill/>
-                        <a:ln>
-                          <a:noFill/>
-                        </a:ln>
-                        <a:extLst>
-                          <a:ext uri="{909E8E84-426E-40DD-AFC4-6F175D3DCCD1}">
-                            <a14:hiddenFill xmlns:a14="http://schemas.microsoft.com/office/drawing/2010/main">
-                              <a:solidFill>
-                                <a:srgbClr val="FFFFFF"/>
-                              </a:solidFill>
-                            </a14:hiddenFill>
-                          </a:ext>
-                          <a:ext uri="{91240B29-F687-4F45-9708-019B960494DF}">
-                            <a14:hiddenLine xmlns:a14="http://schemas.microsoft.com/office/drawing/2010/main" w="9525">
-                              <a:solidFill>
-                                <a:srgbClr val="000000"/>
-                              </a:solidFill>
-                              <a:miter lim="800000"/>
-                              <a:headEnd/>
-                              <a:tailEnd/>
-                            </a14:hiddenLine>
-                          </a:ext>
-                        </a:extLst>
-                      </wps:spPr>
-                      <wps:bodyPr rot="0" vert="horz" wrap="square" lIns="91440" tIns="45720" rIns="91440" bIns="45720" anchor="t" anchorCtr="0" upright="1">
-                        <a:noAutofit/>
-                      </wps:bodyPr>
-                    </wps:wsp>
-                  </a:graphicData>
-                </a:graphic>
-              </wp:inline>
-            </w:drawing>
-          </mc:Choice>
-          <mc:Fallback>
-            <w:pict>
-              <v:rect w14:anchorId="35E035E2" id="Rectángulo 5" o:spid="_x0000_s1026" alt="En la figura 1 se presenta un mapa conceptual sobre la descomposición funcional en un sistema de gestión de biblioteca. La función principal es gestionar préstamos de libros, la cual se descompone en subfunciones como registrar usuario, consultar disponibilidad de libros, registrar préstamo en el sistema, registrar devolución y generar historial de préstamos." style="width:23.8pt;height:23.8pt;visibility:visible;mso-wrap-style:square;mso-left-percent:-10001;mso-top-percent:-10001;mso-position-horizontal:absolute;mso-position-horizontal-relative:char;mso-position-vertical:absolute;mso-position-vertical-relative:line;mso-left-percent:-10001;mso-top-percent:-10001;v-text-anchor:top" o:gfxdata="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" filled="f" stroked="f">
-                <o:lock v:ext="edit" aspectratio="t"/>
-                <w10:anchorlock/>
-              </v:rect>
-            </w:pict>
-          </mc:Fallback>
-        </mc:AlternateContent>
-      </w:r>
-      <w:r>
-        <w:rPr>
           <w:b/>
           <w:bCs/>
         </w:rPr>
         <w:t>Descomposición funcional</w:t>
+      </w:r>
+    </w:p>
+    <w:p>
+      <w:pPr>
+        <w:ind w:firstLine="0"/>
+        <w:rPr>
+          <w:b/>
+          <w:bCs/>
+        </w:rPr>
+      </w:pPr>
+      <w:r>
+        <w:rPr>
+          <w:b/>
+          <w:bCs/>
+        </w:rPr>
+        <w:t>Gestionar préstamos de libros</w:t>
       </w:r>
     </w:p>
     <w:p>
@@ -4499,7 +4439,7 @@
         </w:numPr>
       </w:pPr>
       <w:r>
-        <w:t>Gestionar préstamos de libros</w:t>
+        <w:t>Registrar usuario</w:t>
       </w:r>
       <w:r>
         <w:t>.</w:t>
@@ -4514,52 +4454,7 @@
         </w:numPr>
       </w:pPr>
       <w:r>
-        <w:t>Registrar usuario</w:t>
-      </w:r>
-      <w:r>
-        <w:t>.</w:t>
-      </w:r>
-    </w:p>
-    <w:p>
-      <w:pPr>
-        <w:pStyle w:val="Prrafodelista"/>
-        <w:numPr>
-          <w:ilvl w:val="1"/>
-          <w:numId w:val="10"/>
-        </w:numPr>
-      </w:pPr>
-      <w:r>
-        <w:t>Verificar estado del usuario</w:t>
-      </w:r>
-      <w:r>
-        <w:t>.</w:t>
-      </w:r>
-    </w:p>
-    <w:p>
-      <w:pPr>
-        <w:pStyle w:val="Prrafodelista"/>
-        <w:numPr>
-          <w:ilvl w:val="1"/>
-          <w:numId w:val="10"/>
-        </w:numPr>
-      </w:pPr>
-      <w:r>
-        <w:t>Validar disponibilidad del libro</w:t>
-      </w:r>
-      <w:r>
-        <w:t>.</w:t>
-      </w:r>
-    </w:p>
-    <w:p>
-      <w:pPr>
-        <w:pStyle w:val="Prrafodelista"/>
-        <w:numPr>
-          <w:ilvl w:val="1"/>
-          <w:numId w:val="10"/>
-        </w:numPr>
-      </w:pPr>
-      <w:r>
-        <w:t>Registrar préstamo en el sistema</w:t>
+        <w:t>Consultar disponibilidad de libros</w:t>
       </w:r>
       <w:r>
         <w:t>.</w:t>
@@ -4574,10 +4469,47 @@
         </w:numPr>
       </w:pPr>
       <w:r>
-        <w:t>Consultar disponibilidad de libros</w:t>
+        <w:lastRenderedPageBreak/>
+        <w:t>Registrar préstamo</w:t>
       </w:r>
       <w:r>
         <w:t>.</w:t>
+      </w:r>
+    </w:p>
+    <w:p>
+      <w:pPr>
+        <w:pStyle w:val="Prrafodelista"/>
+        <w:numPr>
+          <w:ilvl w:val="0"/>
+          <w:numId w:val="28"/>
+        </w:numPr>
+      </w:pPr>
+      <w:r>
+        <w:t>Verificar estado del usuario.</w:t>
+      </w:r>
+    </w:p>
+    <w:p>
+      <w:pPr>
+        <w:pStyle w:val="Prrafodelista"/>
+        <w:numPr>
+          <w:ilvl w:val="0"/>
+          <w:numId w:val="28"/>
+        </w:numPr>
+      </w:pPr>
+      <w:r>
+        <w:t>Validar disponibilidad del libro.</w:t>
+      </w:r>
+    </w:p>
+    <w:p>
+      <w:pPr>
+        <w:pStyle w:val="Prrafodelista"/>
+        <w:numPr>
+          <w:ilvl w:val="0"/>
+          <w:numId w:val="28"/>
+        </w:numPr>
+      </w:pPr>
+      <w:r>
+        <w:t>Registrar préstamo en el sistema.</w:t>
       </w:r>
     </w:p>
     <w:p>
@@ -4589,7 +4521,7 @@
         </w:numPr>
       </w:pPr>
       <w:r>
-        <w:t>Registrar préstamo</w:t>
+        <w:t>Registrar devolución</w:t>
       </w:r>
       <w:r>
         <w:t>.</w:t>
@@ -4604,35 +4536,14 @@
         </w:numPr>
       </w:pPr>
       <w:r>
-        <w:t>Registrar devolución</w:t>
+        <w:t>Generar historial de préstamos</w:t>
       </w:r>
       <w:r>
         <w:t>.</w:t>
       </w:r>
     </w:p>
     <w:p>
-      <w:pPr>
-        <w:pStyle w:val="Prrafodelista"/>
-        <w:numPr>
-          <w:ilvl w:val="0"/>
-          <w:numId w:val="10"/>
-        </w:numPr>
-      </w:pPr>
-      <w:r>
-        <w:t>Generar historial de préstamos</w:t>
-      </w:r>
-      <w:r>
-        <w:t>.</w:t>
-      </w:r>
-    </w:p>
-    <w:p>
-      <w:pPr>
-        <w:ind w:firstLine="0"/>
-      </w:pPr>
-    </w:p>
-    <w:p>
-      <w:r>
-        <w:lastRenderedPageBreak/>
+      <w:r>
         <w:t xml:space="preserve">En este esquema se presenta </w:t>
       </w:r>
       <w:proofErr w:type="spellStart"/>
@@ -4664,7 +4575,7 @@
       <w:pPr>
         <w:pStyle w:val="Ttulo1"/>
       </w:pPr>
-      <w:bookmarkStart w:id="8" w:name="_Toc241154855"/>
+      <w:bookmarkStart w:id="8" w:name="_Toc241852091"/>
       <w:r>
         <w:lastRenderedPageBreak/>
         <w:t xml:space="preserve">Especificación de requisitos de </w:t>
@@ -4756,20 +4667,22 @@
       <w:bookmarkStart w:id="10" w:name="_Toc235515484"/>
       <w:bookmarkStart w:id="11" w:name="_Toc240452595"/>
       <w:bookmarkStart w:id="12" w:name="_Toc241154856"/>
+      <w:bookmarkStart w:id="13" w:name="_Toc241852092"/>
       <w:bookmarkEnd w:id="9"/>
       <w:bookmarkEnd w:id="10"/>
       <w:bookmarkEnd w:id="11"/>
       <w:bookmarkEnd w:id="12"/>
+      <w:bookmarkEnd w:id="13"/>
     </w:p>
     <w:p>
       <w:pPr>
         <w:pStyle w:val="Ttulo2"/>
       </w:pPr>
-      <w:bookmarkStart w:id="13" w:name="_Toc241154857"/>
+      <w:bookmarkStart w:id="14" w:name="_Toc241852093"/>
       <w:r>
         <w:t>Estándares internacionales para la especificación de requisitos</w:t>
       </w:r>
-      <w:bookmarkEnd w:id="13"/>
+      <w:bookmarkEnd w:id="14"/>
     </w:p>
     <w:p>
       <w:r>
@@ -4842,7 +4755,7 @@
       <w:pPr>
         <w:pStyle w:val="Ttulo2"/>
       </w:pPr>
-      <w:bookmarkStart w:id="14" w:name="_Toc241154858"/>
+      <w:bookmarkStart w:id="15" w:name="_Toc241852094"/>
       <w:r>
         <w:lastRenderedPageBreak/>
         <w:t xml:space="preserve">Plantillas ERS (Especificación de Requisitos del </w:t>
@@ -4856,7 +4769,7 @@
       <w:r>
         <w:t>)</w:t>
       </w:r>
-      <w:bookmarkEnd w:id="14"/>
+      <w:bookmarkEnd w:id="15"/>
     </w:p>
     <w:p>
       <w:r>
@@ -5225,12 +5138,12 @@
       <w:pPr>
         <w:pStyle w:val="Ttulo2"/>
       </w:pPr>
-      <w:bookmarkStart w:id="15" w:name="_Toc241154859"/>
+      <w:bookmarkStart w:id="16" w:name="_Toc241852095"/>
       <w:r>
         <w:lastRenderedPageBreak/>
         <w:t>Técnicas de documentación de requisitos en proyectos tradicionales</w:t>
       </w:r>
-      <w:bookmarkEnd w:id="15"/>
+      <w:bookmarkEnd w:id="16"/>
     </w:p>
     <w:p>
       <w:r>
@@ -5422,11 +5335,11 @@
       <w:pPr>
         <w:pStyle w:val="Ttulo2"/>
       </w:pPr>
-      <w:bookmarkStart w:id="16" w:name="_Toc241154860"/>
+      <w:bookmarkStart w:id="17" w:name="_Toc241852096"/>
       <w:r>
         <w:t>Técnicas de documentación de requisitos en proyectos ágiles</w:t>
       </w:r>
-      <w:bookmarkEnd w:id="16"/>
+      <w:bookmarkEnd w:id="17"/>
     </w:p>
     <w:p>
       <w:r>
@@ -5629,7 +5542,7 @@
       <w:pPr>
         <w:pStyle w:val="Ttulo1"/>
       </w:pPr>
-      <w:bookmarkStart w:id="17" w:name="_Toc241154861"/>
+      <w:bookmarkStart w:id="18" w:name="_Toc241852097"/>
       <w:r>
         <w:lastRenderedPageBreak/>
         <w:t xml:space="preserve">Validación de requisitos de </w:t>
@@ -5640,7 +5553,7 @@
         </w:rPr>
         <w:t>software</w:t>
       </w:r>
-      <w:bookmarkEnd w:id="17"/>
+      <w:bookmarkEnd w:id="18"/>
     </w:p>
     <w:p>
       <w:r>
@@ -5723,24 +5636,26 @@
           <w:lang w:eastAsia="es-CO"/>
         </w:rPr>
       </w:pPr>
-      <w:bookmarkStart w:id="18" w:name="_Toc227848269"/>
-      <w:bookmarkStart w:id="19" w:name="_Toc235515490"/>
-      <w:bookmarkStart w:id="20" w:name="_Toc240452601"/>
-      <w:bookmarkStart w:id="21" w:name="_Toc241154862"/>
-      <w:bookmarkEnd w:id="18"/>
+      <w:bookmarkStart w:id="19" w:name="_Toc227848269"/>
+      <w:bookmarkStart w:id="20" w:name="_Toc235515490"/>
+      <w:bookmarkStart w:id="21" w:name="_Toc240452601"/>
+      <w:bookmarkStart w:id="22" w:name="_Toc241154862"/>
+      <w:bookmarkStart w:id="23" w:name="_Toc241852098"/>
       <w:bookmarkEnd w:id="19"/>
       <w:bookmarkEnd w:id="20"/>
       <w:bookmarkEnd w:id="21"/>
+      <w:bookmarkEnd w:id="22"/>
+      <w:bookmarkEnd w:id="23"/>
     </w:p>
     <w:p>
       <w:pPr>
         <w:pStyle w:val="Ttulo2"/>
       </w:pPr>
-      <w:bookmarkStart w:id="22" w:name="_Toc241154863"/>
+      <w:bookmarkStart w:id="24" w:name="_Toc241852099"/>
       <w:r>
         <w:t>Criterios de validación de requisitos</w:t>
       </w:r>
-      <w:bookmarkEnd w:id="22"/>
+      <w:bookmarkEnd w:id="24"/>
     </w:p>
     <w:p>
       <w:r>
@@ -5986,11 +5901,11 @@
       <w:pPr>
         <w:pStyle w:val="Ttulo2"/>
       </w:pPr>
-      <w:bookmarkStart w:id="23" w:name="_Toc241154864"/>
+      <w:bookmarkStart w:id="25" w:name="_Toc241852100"/>
       <w:r>
         <w:t>Técnicas de validación de requisitos</w:t>
       </w:r>
-      <w:bookmarkEnd w:id="23"/>
+      <w:bookmarkEnd w:id="25"/>
     </w:p>
     <w:p>
       <w:r>
@@ -6169,11 +6084,11 @@
       <w:pPr>
         <w:pStyle w:val="Ttulo2"/>
       </w:pPr>
-      <w:bookmarkStart w:id="24" w:name="_Toc241154865"/>
+      <w:bookmarkStart w:id="26" w:name="_Toc241852101"/>
       <w:r>
         <w:t>Revisiones, auditorías y prototipos</w:t>
       </w:r>
-      <w:bookmarkEnd w:id="24"/>
+      <w:bookmarkEnd w:id="26"/>
     </w:p>
     <w:p>
       <w:r>
@@ -6303,11 +6218,11 @@
       <w:pPr>
         <w:pStyle w:val="Ttulo2"/>
       </w:pPr>
-      <w:bookmarkStart w:id="25" w:name="_Toc241154866"/>
+      <w:bookmarkStart w:id="27" w:name="_Toc241852102"/>
       <w:r>
         <w:t>Manual de usuario como mecanismo de validación</w:t>
       </w:r>
-      <w:bookmarkEnd w:id="25"/>
+      <w:bookmarkEnd w:id="27"/>
     </w:p>
     <w:p>
       <w:r>
@@ -6345,7 +6260,7 @@
         <w:pStyle w:val="Prrafodelista"/>
         <w:numPr>
           <w:ilvl w:val="0"/>
-          <w:numId w:val="19"/>
+          <w:numId w:val="29"/>
         </w:numPr>
         <w:rPr>
           <w:b/>
@@ -6369,7 +6284,7 @@
         <w:pStyle w:val="Prrafodelista"/>
         <w:numPr>
           <w:ilvl w:val="0"/>
-          <w:numId w:val="18"/>
+          <w:numId w:val="29"/>
         </w:numPr>
         <w:rPr>
           <w:b/>
@@ -6392,7 +6307,7 @@
         <w:pStyle w:val="Prrafodelista"/>
         <w:numPr>
           <w:ilvl w:val="0"/>
-          <w:numId w:val="18"/>
+          <w:numId w:val="29"/>
         </w:numPr>
         <w:rPr>
           <w:b/>
@@ -6433,7 +6348,7 @@
         <w:pStyle w:val="Prrafodelista"/>
         <w:numPr>
           <w:ilvl w:val="0"/>
-          <w:numId w:val="18"/>
+          <w:numId w:val="29"/>
         </w:numPr>
         <w:rPr>
           <w:b/>
@@ -6456,7 +6371,7 @@
         <w:pStyle w:val="Prrafodelista"/>
         <w:numPr>
           <w:ilvl w:val="0"/>
-          <w:numId w:val="18"/>
+          <w:numId w:val="29"/>
         </w:numPr>
         <w:rPr>
           <w:b/>
@@ -6479,7 +6394,7 @@
         <w:pStyle w:val="Prrafodelista"/>
         <w:numPr>
           <w:ilvl w:val="0"/>
-          <w:numId w:val="18"/>
+          <w:numId w:val="29"/>
         </w:numPr>
         <w:rPr>
           <w:b/>
@@ -6504,7 +6419,7 @@
         <w:pStyle w:val="Prrafodelista"/>
         <w:numPr>
           <w:ilvl w:val="0"/>
-          <w:numId w:val="18"/>
+          <w:numId w:val="29"/>
         </w:numPr>
         <w:rPr>
           <w:b/>
@@ -6528,7 +6443,7 @@
         <w:pStyle w:val="Prrafodelista"/>
         <w:numPr>
           <w:ilvl w:val="0"/>
-          <w:numId w:val="18"/>
+          <w:numId w:val="29"/>
         </w:numPr>
         <w:rPr>
           <w:b/>
@@ -6565,7 +6480,7 @@
       <w:pPr>
         <w:pStyle w:val="Ttulo1"/>
       </w:pPr>
-      <w:bookmarkStart w:id="26" w:name="_Toc241154867"/>
+      <w:bookmarkStart w:id="28" w:name="_Toc241852103"/>
       <w:r>
         <w:lastRenderedPageBreak/>
         <w:t xml:space="preserve">Gestión de requisitos en proyectos de </w:t>
@@ -6576,7 +6491,7 @@
         </w:rPr>
         <w:t>software</w:t>
       </w:r>
-      <w:bookmarkEnd w:id="26"/>
+      <w:bookmarkEnd w:id="28"/>
     </w:p>
     <w:p>
       <w:r>
@@ -6777,20 +6692,22 @@
           <w:lang w:eastAsia="es-CO"/>
         </w:rPr>
       </w:pPr>
-      <w:bookmarkStart w:id="27" w:name="_Toc227848275"/>
-      <w:bookmarkStart w:id="28" w:name="_Toc235515496"/>
-      <w:bookmarkStart w:id="29" w:name="_Toc240452607"/>
-      <w:bookmarkStart w:id="30" w:name="_Toc241154868"/>
-      <w:bookmarkEnd w:id="27"/>
-      <w:bookmarkEnd w:id="28"/>
+      <w:bookmarkStart w:id="29" w:name="_Toc227848275"/>
+      <w:bookmarkStart w:id="30" w:name="_Toc235515496"/>
+      <w:bookmarkStart w:id="31" w:name="_Toc240452607"/>
+      <w:bookmarkStart w:id="32" w:name="_Toc241154868"/>
+      <w:bookmarkStart w:id="33" w:name="_Toc241852104"/>
       <w:bookmarkEnd w:id="29"/>
       <w:bookmarkEnd w:id="30"/>
+      <w:bookmarkEnd w:id="31"/>
+      <w:bookmarkEnd w:id="32"/>
+      <w:bookmarkEnd w:id="33"/>
     </w:p>
     <w:p>
       <w:pPr>
         <w:pStyle w:val="Ttulo2"/>
       </w:pPr>
-      <w:bookmarkStart w:id="31" w:name="_Toc241154869"/>
+      <w:bookmarkStart w:id="34" w:name="_Toc241852105"/>
       <w:r>
         <w:t xml:space="preserve">Contratos de </w:t>
       </w:r>
@@ -6803,7 +6720,7 @@
       <w:r>
         <w:t>: requisitos fijos y variables</w:t>
       </w:r>
-      <w:bookmarkEnd w:id="31"/>
+      <w:bookmarkEnd w:id="34"/>
     </w:p>
     <w:p>
       <w:r>
@@ -7008,6 +6925,12 @@
       </w:r>
       <w:r>
         <w:t xml:space="preserve"> combinan ambos tipos de requisitos, estableciendo un conjunto de funcionalidades obligatorias que deben cumplirse y un conjunto de requisitos susceptibles de cambio, los cuales pueden ajustarse mediante acuerdos formales durante el desarrollo del proyecto. De esta manera se busca equilibrar la estabilidad del proyecto con la flexibilidad necesaria para adaptarse a nuevas necesidades.</w:t>
+      </w:r>
+      <w:r>
+        <w:t xml:space="preserve"> </w:t>
+      </w:r>
+      <w:r>
+        <w:t>En el siguiente ejemplo se contrastan los requisitos fijos y los requisitos variables según su definición, flexibilidad, momento de definición, metodologías asociadas y gestión de cambios:</w:t>
       </w:r>
     </w:p>
     <w:p>
@@ -7182,6 +7105,7 @@
               <w:spacing w:line="360" w:lineRule="auto"/>
             </w:pPr>
             <w:r>
+              <w:lastRenderedPageBreak/>
               <w:t>Momento de definición</w:t>
             </w:r>
           </w:p>
@@ -7226,7 +7150,6 @@
               <w:spacing w:line="360" w:lineRule="auto"/>
             </w:pPr>
             <w:r>
-              <w:lastRenderedPageBreak/>
               <w:t>Metodologías asociadas</w:t>
             </w:r>
           </w:p>
@@ -7313,11 +7236,11 @@
       <w:pPr>
         <w:pStyle w:val="Ttulo2"/>
       </w:pPr>
-      <w:bookmarkStart w:id="32" w:name="_Toc241154870"/>
+      <w:bookmarkStart w:id="35" w:name="_Toc241852106"/>
       <w:r>
         <w:t>Herramientas para la gestión de requisitos</w:t>
       </w:r>
-      <w:bookmarkEnd w:id="32"/>
+      <w:bookmarkEnd w:id="35"/>
     </w:p>
     <w:p>
       <w:r>
@@ -7340,6 +7263,7 @@
     </w:p>
     <w:p>
       <w:r>
+        <w:lastRenderedPageBreak/>
         <w:t>Entre las principales funciones que ofrecen las herramientas de gestión de requisitos se encuentran:</w:t>
       </w:r>
     </w:p>
@@ -7352,7 +7276,6 @@
         </w:numPr>
       </w:pPr>
       <w:r>
-        <w:lastRenderedPageBreak/>
         <w:t>Registro y documentación estructurada de requisitos funcionales y no funcionales.</w:t>
       </w:r>
     </w:p>
@@ -7599,11 +7522,11 @@
       <w:pPr>
         <w:pStyle w:val="Ttulo2"/>
       </w:pPr>
-      <w:bookmarkStart w:id="33" w:name="_Toc241154871"/>
+      <w:bookmarkStart w:id="36" w:name="_Toc241852107"/>
       <w:r>
         <w:t>Tipos y características de herramientas de gestión de requisitos</w:t>
       </w:r>
-      <w:bookmarkEnd w:id="33"/>
+      <w:bookmarkEnd w:id="36"/>
     </w:p>
     <w:p>
       <w:r>
@@ -7769,6 +7692,12 @@
       </w:r>
       <w:r>
         <w:t>.</w:t>
+      </w:r>
+      <w:r>
+        <w:t xml:space="preserve"> </w:t>
+      </w:r>
+      <w:r>
+        <w:t>Por lo anterior, resulta pertinente reconocer las principales características que permiten gestionar, relacionar, actualizar y dar seguimiento a los requisitos durante las distintas etapas del proyecto:</w:t>
       </w:r>
     </w:p>
     <w:p>
@@ -7969,6 +7898,7 @@
               <w:spacing w:line="360" w:lineRule="auto"/>
             </w:pPr>
             <w:r>
+              <w:lastRenderedPageBreak/>
               <w:t>Colaboración entre equipos</w:t>
             </w:r>
           </w:p>
@@ -7999,7 +7929,6 @@
               <w:spacing w:line="360" w:lineRule="auto"/>
             </w:pPr>
             <w:r>
-              <w:lastRenderedPageBreak/>
               <w:t>Generación de reportes</w:t>
             </w:r>
           </w:p>
@@ -8040,11 +7969,11 @@
       <w:pPr>
         <w:pStyle w:val="Ttulo2"/>
       </w:pPr>
-      <w:bookmarkStart w:id="34" w:name="_Toc241154872"/>
+      <w:bookmarkStart w:id="37" w:name="_Toc241852108"/>
       <w:r>
         <w:t>Control y gestión de cambios en los requisitos</w:t>
       </w:r>
-      <w:bookmarkEnd w:id="34"/>
+      <w:bookmarkEnd w:id="37"/>
     </w:p>
     <w:p>
       <w:r>
@@ -8062,7 +7991,11 @@
     </w:p>
     <w:p>
       <w:r>
-        <w:t xml:space="preserve">La gestión de cambios en los requisitos consiste en un conjunto de procedimientos y prácticas que permiten registrar, evaluar, aprobar e implementar modificaciones en los requisitos del sistema sin afectar la estabilidad del proyecto. Este proceso busca mantener la coherencia entre los requisitos definidos, el diseño del sistema, el desarrollo del </w:t>
+        <w:t xml:space="preserve">La gestión de cambios en los requisitos consiste en un conjunto de procedimientos y prácticas que permiten registrar, evaluar, aprobar e implementar modificaciones en los requisitos del sistema sin afectar la estabilidad del proyecto. Este </w:t>
+      </w:r>
+      <w:r>
+        <w:lastRenderedPageBreak/>
+        <w:t xml:space="preserve">proceso busca mantener la coherencia entre los requisitos definidos, el diseño del sistema, el desarrollo del </w:t>
       </w:r>
       <w:r>
         <w:rPr>
@@ -8076,7 +8009,6 @@
     </w:p>
     <w:p>
       <w:r>
-        <w:lastRenderedPageBreak/>
         <w:t>Un proceso adecuado de control de cambios contribuye a evitar inconsistencias en la documentación, prevenir errores en el desarrollo del sistema y garantizar que todos los participantes del proyecto tengan claridad sobre las modificaciones realizadas.</w:t>
       </w:r>
     </w:p>
@@ -8177,8 +8109,6 @@
         <w:t>Una vez aprobado, el cambio se incorpora en la documentación de requisitos y se realizan los ajustes necesarios en el diseño, desarrollo y pruebas del sistema.</w:t>
       </w:r>
     </w:p>
-    <w:p/>
-    <w:p/>
     <w:p>
       <w:pPr>
         <w:pStyle w:val="Prrafodelista"/>
@@ -8236,12 +8166,12 @@
       <w:pPr>
         <w:pStyle w:val="Titulosgenerales"/>
       </w:pPr>
-      <w:bookmarkStart w:id="35" w:name="_Toc241154873"/>
+      <w:bookmarkStart w:id="38" w:name="_Toc241852109"/>
       <w:r>
         <w:lastRenderedPageBreak/>
         <w:t>Síntesis</w:t>
       </w:r>
-      <w:bookmarkEnd w:id="35"/>
+      <w:bookmarkEnd w:id="38"/>
     </w:p>
     <w:p>
       <w:pPr>
@@ -8363,14 +8293,14 @@
       <w:pPr>
         <w:pStyle w:val="Titulosgenerales"/>
       </w:pPr>
-      <w:bookmarkStart w:id="36" w:name="_Toc176443725"/>
-      <w:bookmarkStart w:id="37" w:name="_Toc241154874"/>
+      <w:bookmarkStart w:id="39" w:name="_Toc176443725"/>
+      <w:bookmarkStart w:id="40" w:name="_Toc241852110"/>
       <w:r>
         <w:lastRenderedPageBreak/>
         <w:t>Glosario</w:t>
       </w:r>
-      <w:bookmarkEnd w:id="36"/>
-      <w:bookmarkEnd w:id="37"/>
+      <w:bookmarkEnd w:id="39"/>
+      <w:bookmarkEnd w:id="40"/>
     </w:p>
     <w:p>
       <w:pPr>
@@ -8656,8 +8586,8 @@
           <w:lang w:val="es-MX"/>
         </w:rPr>
       </w:pPr>
-      <w:bookmarkStart w:id="38" w:name="_Toc176443726"/>
-      <w:bookmarkStart w:id="39" w:name="_Toc241154875"/>
+      <w:bookmarkStart w:id="41" w:name="_Toc176443726"/>
+      <w:bookmarkStart w:id="42" w:name="_Toc241852111"/>
       <w:r>
         <w:rPr>
           <w:lang w:val="es-MX"/>
@@ -8665,8 +8595,8 @@
         <w:lastRenderedPageBreak/>
         <w:t>Referencias bibliográficas</w:t>
       </w:r>
-      <w:bookmarkEnd w:id="38"/>
-      <w:bookmarkEnd w:id="39"/>
+      <w:bookmarkEnd w:id="41"/>
+      <w:bookmarkEnd w:id="42"/>
     </w:p>
     <w:p>
       <w:pPr>
@@ -9026,14 +8956,14 @@
       <w:pPr>
         <w:pStyle w:val="Titulosgenerales"/>
       </w:pPr>
-      <w:bookmarkStart w:id="40" w:name="_Toc176443727"/>
-      <w:bookmarkStart w:id="41" w:name="_Toc241154876"/>
+      <w:bookmarkStart w:id="43" w:name="_Toc176443727"/>
+      <w:bookmarkStart w:id="44" w:name="_Toc241852112"/>
       <w:r>
         <w:lastRenderedPageBreak/>
         <w:t>Créditos</w:t>
       </w:r>
-      <w:bookmarkEnd w:id="40"/>
-      <w:bookmarkEnd w:id="41"/>
+      <w:bookmarkEnd w:id="43"/>
+      <w:bookmarkEnd w:id="44"/>
     </w:p>
     <w:tbl>
       <w:tblPr>
@@ -9770,7 +9700,7 @@
 </file>
 
 <file path=word/endnotes.xml><?xml version="1.0" encoding="utf-8"?>
-<w:endnotes xmlns:wpc="http://schemas.microsoft.com/office/word/2010/wordprocessingCanvas" xmlns:cx="http://schemas.microsoft.com/office/drawing/2014/chartex" xmlns:cx1="http://schemas.microsoft.com/office/drawing/2015/9/8/chartex" xmlns:cx2="http://schemas.microsoft.com/office/drawing/2015/10/21/chartex" xmlns:cx3="http://schemas.microsoft.com/office/drawing/2016/5/9/chartex" xmlns:cx4="http://schemas.microsoft.com/office/drawing/2016/5/10/chartex" xmlns:cx5="http://schemas.microsoft.com/office/drawing/2016/5/11/chartex" xmlns:cx6="http://schemas.microsoft.com/office/drawing/2016/5/12/chartex" xmlns:cx7="http://schemas.microsoft.com/office/drawing/2016/5/13/chartex" xmlns:cx8="http://schemas.microsoft.com/office/drawing/2016/5/14/chartex" xmlns:mc="http://schemas.openxmlformats.org/markup-compatibility/2006" xmlns:aink="http://schemas.microsoft.com/office/drawing/2016/ink" xmlns:am3d="http://schemas.microsoft.com/office/drawing/2017/model3d" xmlns:o="urn:schemas-microsoft-com:office:office" xmlns:r="http://schemas.openxmlformats.org/officeDocument/2006/relationships" xmlns:m="http://schemas.openxmlformats.org/officeDocument/2006/math" xmlns:v="urn:schemas-microsoft-com:vml" xmlns:wp14="http://schemas.microsoft.com/office/word/2010/wordprocessingDrawing" xmlns:wp="http://schemas.openxmlformats.org/drawingml/2006/wordprocessingDrawing" xmlns:w10="urn:schemas-microsoft-com:office:word" xmlns:w="http://schemas.openxmlformats.org/wordprocessingml/2006/main" xmlns:w14="http://schemas.microsoft.com/office/word/2010/wordml" xmlns:w15="http://schemas.microsoft.com/office/word/2012/wordml" xmlns:w16cex="http://schemas.microsoft.com/office/word/2018/wordml/cex" xmlns:w16cid="http://schemas.microsoft.com/office/word/2016/wordml/cid" xmlns:w16="http://schemas.microsoft.com/office/word/2018/wordml" xmlns:w16se="http://schemas.microsoft.com/office/word/2015/wordml/symex" xmlns:wpg="http://schemas.microsoft.com/office/word/2010/wordprocessingGroup" xmlns:wpi="http://schemas.microsoft.com/office/word/2010/wordprocessingInk" xmlns:wne="http://schemas.microsoft.com/office/word/2006/wordml" xmlns:wps="http://schemas.microsoft.com/office/word/2010/wordprocessingShape" mc:Ignorable="w14 w15 w16se w16cid w16 w16cex wp14">
+<w:endnotes xmlns:wpc="http://schemas.microsoft.com/office/word/2010/wordprocessingCanvas" xmlns:cx="http://schemas.microsoft.com/office/drawing/2014/chartex" xmlns:cx1="http://schemas.microsoft.com/office/drawing/2015/9/8/chartex" xmlns:cx2="http://schemas.microsoft.com/office/drawing/2015/10/21/chartex" xmlns:cx3="http://schemas.microsoft.com/office/drawing/2016/5/9/chartex" xmlns:cx4="http://schemas.microsoft.com/office/drawing/2016/5/10/chartex" xmlns:cx5="http://schemas.microsoft.com/office/drawing/2016/5/11/chartex" xmlns:cx6="http://schemas.microsoft.com/office/drawing/2016/5/12/chartex" xmlns:cx7="http://schemas.microsoft.com/office/drawing/2016/5/13/chartex" xmlns:cx8="http://schemas.microsoft.com/office/drawing/2016/5/14/chartex" xmlns:mc="http://schemas.openxmlformats.org/markup-compatibility/2006" xmlns:aink="http://schemas.microsoft.com/office/drawing/2016/ink" xmlns:am3d="http://schemas.microsoft.com/office/drawing/2017/model3d" xmlns:o="urn:schemas-microsoft-com:office:office" xmlns:r="http://schemas.openxmlformats.org/officeDocument/2006/relationships" xmlns:m="http://schemas.openxmlformats.org/officeDocument/2006/math" xmlns:v="urn:schemas-microsoft-com:vml" xmlns:wp14="http://schemas.microsoft.com/office/word/2010/wordprocessingDrawing" xmlns:wp="http://schemas.openxmlformats.org/drawingml/2006/wordprocessingDrawing" xmlns:w10="urn:schemas-microsoft-com:office:word" xmlns:w="http://schemas.openxmlformats.org/wordprocessingml/2006/main" xmlns:w14="http://schemas.microsoft.com/office/word/2010/wordml" xmlns:w15="http://schemas.microsoft.com/office/word/2012/wordml" xmlns:w16cex="http://schemas.microsoft.com/office/word/2018/wordml/cex" xmlns:w16cid="http://schemas.microsoft.com/office/word/2016/wordml/cid" xmlns:w16="http://schemas.microsoft.com/office/word/2018/wordml" xmlns:w16sdtdh="http://schemas.microsoft.com/office/word/2020/wordml/sdtdatahash" xmlns:w16se="http://schemas.microsoft.com/office/word/2015/wordml/symex" xmlns:wpg="http://schemas.microsoft.com/office/word/2010/wordprocessingGroup" xmlns:wpi="http://schemas.microsoft.com/office/word/2010/wordprocessingInk" xmlns:wne="http://schemas.microsoft.com/office/word/2006/wordml" xmlns:wps="http://schemas.microsoft.com/office/word/2010/wordprocessingShape" mc:Ignorable="w14 w15 w16se w16cid w16 w16cex w16sdtdh wp14">
   <w:endnote w:type="separator" w:id="-1">
     <w:p>
       <w:pPr>
@@ -9795,7 +9725,7 @@
 </file>
 
 <file path=word/footer1.xml><?xml version="1.0" encoding="utf-8"?>
-<w:ftr xmlns:wpc="http://schemas.microsoft.com/office/word/2010/wordprocessingCanvas" xmlns:cx="http://schemas.microsoft.com/office/drawing/2014/chartex" xmlns:cx1="http://schemas.microsoft.com/office/drawing/2015/9/8/chartex" xmlns:cx2="http://schemas.microsoft.com/office/drawing/2015/10/21/chartex" xmlns:cx3="http://schemas.microsoft.com/office/drawing/2016/5/9/chartex" xmlns:cx4="http://schemas.microsoft.com/office/drawing/2016/5/10/chartex" xmlns:cx5="http://schemas.microsoft.com/office/drawing/2016/5/11/chartex" xmlns:cx6="http://schemas.microsoft.com/office/drawing/2016/5/12/chartex" xmlns:cx7="http://schemas.microsoft.com/office/drawing/2016/5/13/chartex" xmlns:cx8="http://schemas.microsoft.com/office/drawing/2016/5/14/chartex" xmlns:mc="http://schemas.openxmlformats.org/markup-compatibility/2006" xmlns:aink="http://schemas.microsoft.com/office/drawing/2016/ink" xmlns:am3d="http://schemas.microsoft.com/office/drawing/2017/model3d" xmlns:o="urn:schemas-microsoft-com:office:office" xmlns:r="http://schemas.openxmlformats.org/officeDocument/2006/relationships" xmlns:m="http://schemas.openxmlformats.org/officeDocument/2006/math" xmlns:v="urn:schemas-microsoft-com:vml" xmlns:wp14="http://schemas.microsoft.com/office/word/2010/wordprocessingDrawing" xmlns:wp="http://schemas.openxmlformats.org/drawingml/2006/wordprocessingDrawing" xmlns:w10="urn:schemas-microsoft-com:office:word" xmlns:w="http://schemas.openxmlformats.org/wordprocessingml/2006/main" xmlns:w14="http://schemas.microsoft.com/office/word/2010/wordml" xmlns:w15="http://schemas.microsoft.com/office/word/2012/wordml" xmlns:w16cex="http://schemas.microsoft.com/office/word/2018/wordml/cex" xmlns:w16cid="http://schemas.microsoft.com/office/word/2016/wordml/cid" xmlns:w16="http://schemas.microsoft.com/office/word/2018/wordml" xmlns:w16se="http://schemas.microsoft.com/office/word/2015/wordml/symex" xmlns:wpg="http://schemas.microsoft.com/office/word/2010/wordprocessingGroup" xmlns:wpi="http://schemas.microsoft.com/office/word/2010/wordprocessingInk" xmlns:wne="http://schemas.microsoft.com/office/word/2006/wordml" xmlns:wps="http://schemas.microsoft.com/office/word/2010/wordprocessingShape" mc:Ignorable="w14 w15 w16se w16cid w16 w16cex wp14">
+<w:ftr xmlns:wpc="http://schemas.microsoft.com/office/word/2010/wordprocessingCanvas" xmlns:cx="http://schemas.microsoft.com/office/drawing/2014/chartex" xmlns:cx1="http://schemas.microsoft.com/office/drawing/2015/9/8/chartex" xmlns:cx2="http://schemas.microsoft.com/office/drawing/2015/10/21/chartex" xmlns:cx3="http://schemas.microsoft.com/office/drawing/2016/5/9/chartex" xmlns:cx4="http://schemas.microsoft.com/office/drawing/2016/5/10/chartex" xmlns:cx5="http://schemas.microsoft.com/office/drawing/2016/5/11/chartex" xmlns:cx6="http://schemas.microsoft.com/office/drawing/2016/5/12/chartex" xmlns:cx7="http://schemas.microsoft.com/office/drawing/2016/5/13/chartex" xmlns:cx8="http://schemas.microsoft.com/office/drawing/2016/5/14/chartex" xmlns:mc="http://schemas.openxmlformats.org/markup-compatibility/2006" xmlns:aink="http://schemas.microsoft.com/office/drawing/2016/ink" xmlns:am3d="http://schemas.microsoft.com/office/drawing/2017/model3d" xmlns:o="urn:schemas-microsoft-com:office:office" xmlns:r="http://schemas.openxmlformats.org/officeDocument/2006/relationships" xmlns:m="http://schemas.openxmlformats.org/officeDocument/2006/math" xmlns:v="urn:schemas-microsoft-com:vml" xmlns:wp14="http://schemas.microsoft.com/office/word/2010/wordprocessingDrawing" xmlns:wp="http://schemas.openxmlformats.org/drawingml/2006/wordprocessingDrawing" xmlns:w10="urn:schemas-microsoft-com:office:word" xmlns:w="http://schemas.openxmlformats.org/wordprocessingml/2006/main" xmlns:w14="http://schemas.microsoft.com/office/word/2010/wordml" xmlns:w15="http://schemas.microsoft.com/office/word/2012/wordml" xmlns:w16cex="http://schemas.microsoft.com/office/word/2018/wordml/cex" xmlns:w16cid="http://schemas.microsoft.com/office/word/2016/wordml/cid" xmlns:w16="http://schemas.microsoft.com/office/word/2018/wordml" xmlns:w16sdtdh="http://schemas.microsoft.com/office/word/2020/wordml/sdtdatahash" xmlns:w16se="http://schemas.microsoft.com/office/word/2015/wordml/symex" xmlns:wpg="http://schemas.microsoft.com/office/word/2010/wordprocessingGroup" xmlns:wpi="http://schemas.microsoft.com/office/word/2010/wordprocessingInk" xmlns:wne="http://schemas.microsoft.com/office/word/2006/wordml" xmlns:wps="http://schemas.microsoft.com/office/word/2010/wordprocessingShape" mc:Ignorable="w14 w15 w16se w16cid w16 w16cex w16sdtdh wp14">
   <w:p>
     <w:pPr>
       <w:pStyle w:val="Piedepgina"/>
@@ -9932,7 +9862,7 @@
 </file>
 
 <file path=word/footnotes.xml><?xml version="1.0" encoding="utf-8"?>
-<w:footnotes xmlns:wpc="http://schemas.microsoft.com/office/word/2010/wordprocessingCanvas" xmlns:cx="http://schemas.microsoft.com/office/drawing/2014/chartex" xmlns:cx1="http://schemas.microsoft.com/office/drawing/2015/9/8/chartex" xmlns:cx2="http://schemas.microsoft.com/office/drawing/2015/10/21/chartex" xmlns:cx3="http://schemas.microsoft.com/office/drawing/2016/5/9/chartex" xmlns:cx4="http://schemas.microsoft.com/office/drawing/2016/5/10/chartex" xmlns:cx5="http://schemas.microsoft.com/office/drawing/2016/5/11/chartex" xmlns:cx6="http://schemas.microsoft.com/office/drawing/2016/5/12/chartex" xmlns:cx7="http://schemas.microsoft.com/office/drawing/2016/5/13/chartex" xmlns:cx8="http://schemas.microsoft.com/office/drawing/2016/5/14/chartex" xmlns:mc="http://schemas.openxmlformats.org/markup-compatibility/2006" xmlns:aink="http://schemas.microsoft.com/office/drawing/2016/ink" xmlns:am3d="http://schemas.microsoft.com/office/drawing/2017/model3d" xmlns:o="urn:schemas-microsoft-com:office:office" xmlns:r="http://schemas.openxmlformats.org/officeDocument/2006/relationships" xmlns:m="http://schemas.openxmlformats.org/officeDocument/2006/math" xmlns:v="urn:schemas-microsoft-com:vml" xmlns:wp14="http://schemas.microsoft.com/office/word/2010/wordprocessingDrawing" xmlns:wp="http://schemas.openxmlformats.org/drawingml/2006/wordprocessingDrawing" xmlns:w10="urn:schemas-microsoft-com:office:word" xmlns:w="http://schemas.openxmlformats.org/wordprocessingml/2006/main" xmlns:w14="http://schemas.microsoft.com/office/word/2010/wordml" xmlns:w15="http://schemas.microsoft.com/office/word/2012/wordml" xmlns:w16cex="http://schemas.microsoft.com/office/word/2018/wordml/cex" xmlns:w16cid="http://schemas.microsoft.com/office/word/2016/wordml/cid" xmlns:w16="http://schemas.microsoft.com/office/word/2018/wordml" xmlns:w16se="http://schemas.microsoft.com/office/word/2015/wordml/symex" xmlns:wpg="http://schemas.microsoft.com/office/word/2010/wordprocessingGroup" xmlns:wpi="http://schemas.microsoft.com/office/word/2010/wordprocessingInk" xmlns:wne="http://schemas.microsoft.com/office/word/2006/wordml" xmlns:wps="http://schemas.microsoft.com/office/word/2010/wordprocessingShape" mc:Ignorable="w14 w15 w16se w16cid w16 w16cex wp14">
+<w:footnotes xmlns:wpc="http://schemas.microsoft.com/office/word/2010/wordprocessingCanvas" xmlns:cx="http://schemas.microsoft.com/office/drawing/2014/chartex" xmlns:cx1="http://schemas.microsoft.com/office/drawing/2015/9/8/chartex" xmlns:cx2="http://schemas.microsoft.com/office/drawing/2015/10/21/chartex" xmlns:cx3="http://schemas.microsoft.com/office/drawing/2016/5/9/chartex" xmlns:cx4="http://schemas.microsoft.com/office/drawing/2016/5/10/chartex" xmlns:cx5="http://schemas.microsoft.com/office/drawing/2016/5/11/chartex" xmlns:cx6="http://schemas.microsoft.com/office/drawing/2016/5/12/chartex" xmlns:cx7="http://schemas.microsoft.com/office/drawing/2016/5/13/chartex" xmlns:cx8="http://schemas.microsoft.com/office/drawing/2016/5/14/chartex" xmlns:mc="http://schemas.openxmlformats.org/markup-compatibility/2006" xmlns:aink="http://schemas.microsoft.com/office/drawing/2016/ink" xmlns:am3d="http://schemas.microsoft.com/office/drawing/2017/model3d" xmlns:o="urn:schemas-microsoft-com:office:office" xmlns:r="http://schemas.openxmlformats.org/officeDocument/2006/relationships" xmlns:m="http://schemas.openxmlformats.org/officeDocument/2006/math" xmlns:v="urn:schemas-microsoft-com:vml" xmlns:wp14="http://schemas.microsoft.com/office/word/2010/wordprocessingDrawing" xmlns:wp="http://schemas.openxmlformats.org/drawingml/2006/wordprocessingDrawing" xmlns:w10="urn:schemas-microsoft-com:office:word" xmlns:w="http://schemas.openxmlformats.org/wordprocessingml/2006/main" xmlns:w14="http://schemas.microsoft.com/office/word/2010/wordml" xmlns:w15="http://schemas.microsoft.com/office/word/2012/wordml" xmlns:w16cex="http://schemas.microsoft.com/office/word/2018/wordml/cex" xmlns:w16cid="http://schemas.microsoft.com/office/word/2016/wordml/cid" xmlns:w16="http://schemas.microsoft.com/office/word/2018/wordml" xmlns:w16sdtdh="http://schemas.microsoft.com/office/word/2020/wordml/sdtdatahash" xmlns:w16se="http://schemas.microsoft.com/office/word/2015/wordml/symex" xmlns:wpg="http://schemas.microsoft.com/office/word/2010/wordprocessingGroup" xmlns:wpi="http://schemas.microsoft.com/office/word/2010/wordprocessingInk" xmlns:wne="http://schemas.microsoft.com/office/word/2006/wordml" xmlns:wps="http://schemas.microsoft.com/office/word/2010/wordprocessingShape" mc:Ignorable="w14 w15 w16se w16cid w16 w16cex w16sdtdh wp14">
   <w:footnote w:type="separator" w:id="-1">
     <w:p>
       <w:pPr>
@@ -9957,7 +9887,7 @@
 </file>
 
 <file path=word/header1.xml><?xml version="1.0" encoding="utf-8"?>
-<w:hdr xmlns:wpc="http://schemas.microsoft.com/office/word/2010/wordprocessingCanvas" xmlns:cx="http://schemas.microsoft.com/office/drawing/2014/chartex" xmlns:cx1="http://schemas.microsoft.com/office/drawing/2015/9/8/chartex" xmlns:cx2="http://schemas.microsoft.com/office/drawing/2015/10/21/chartex" xmlns:cx3="http://schemas.microsoft.com/office/drawing/2016/5/9/chartex" xmlns:cx4="http://schemas.microsoft.com/office/drawing/2016/5/10/chartex" xmlns:cx5="http://schemas.microsoft.com/office/drawing/2016/5/11/chartex" xmlns:cx6="http://schemas.microsoft.com/office/drawing/2016/5/12/chartex" xmlns:cx7="http://schemas.microsoft.com/office/drawing/2016/5/13/chartex" xmlns:cx8="http://schemas.microsoft.com/office/drawing/2016/5/14/chartex" xmlns:mc="http://schemas.openxmlformats.org/markup-compatibility/2006" xmlns:aink="http://schemas.microsoft.com/office/drawing/2016/ink" xmlns:am3d="http://schemas.microsoft.com/office/drawing/2017/model3d" xmlns:o="urn:schemas-microsoft-com:office:office" xmlns:r="http://schemas.openxmlformats.org/officeDocument/2006/relationships" xmlns:m="http://schemas.openxmlformats.org/officeDocument/2006/math" xmlns:v="urn:schemas-microsoft-com:vml" xmlns:wp14="http://schemas.microsoft.com/office/word/2010/wordprocessingDrawing" xmlns:wp="http://schemas.openxmlformats.org/drawingml/2006/wordprocessingDrawing" xmlns:w10="urn:schemas-microsoft-com:office:word" xmlns:w="http://schemas.openxmlformats.org/wordprocessingml/2006/main" xmlns:w14="http://schemas.microsoft.com/office/word/2010/wordml" xmlns:w15="http://schemas.microsoft.com/office/word/2012/wordml" xmlns:w16cex="http://schemas.microsoft.com/office/word/2018/wordml/cex" xmlns:w16cid="http://schemas.microsoft.com/office/word/2016/wordml/cid" xmlns:w16="http://schemas.microsoft.com/office/word/2018/wordml" xmlns:w16se="http://schemas.microsoft.com/office/word/2015/wordml/symex" xmlns:wpg="http://schemas.microsoft.com/office/word/2010/wordprocessingGroup" xmlns:wpi="http://schemas.microsoft.com/office/word/2010/wordprocessingInk" xmlns:wne="http://schemas.microsoft.com/office/word/2006/wordml" xmlns:wps="http://schemas.microsoft.com/office/word/2010/wordprocessingShape" mc:Ignorable="w14 w15 w16se w16cid w16 w16cex wp14">
+<w:hdr xmlns:wpc="http://schemas.microsoft.com/office/word/2010/wordprocessingCanvas" xmlns:cx="http://schemas.microsoft.com/office/drawing/2014/chartex" xmlns:cx1="http://schemas.microsoft.com/office/drawing/2015/9/8/chartex" xmlns:cx2="http://schemas.microsoft.com/office/drawing/2015/10/21/chartex" xmlns:cx3="http://schemas.microsoft.com/office/drawing/2016/5/9/chartex" xmlns:cx4="http://schemas.microsoft.com/office/drawing/2016/5/10/chartex" xmlns:cx5="http://schemas.microsoft.com/office/drawing/2016/5/11/chartex" xmlns:cx6="http://schemas.microsoft.com/office/drawing/2016/5/12/chartex" xmlns:cx7="http://schemas.microsoft.com/office/drawing/2016/5/13/chartex" xmlns:cx8="http://schemas.microsoft.com/office/drawing/2016/5/14/chartex" xmlns:mc="http://schemas.openxmlformats.org/markup-compatibility/2006" xmlns:aink="http://schemas.microsoft.com/office/drawing/2016/ink" xmlns:am3d="http://schemas.microsoft.com/office/drawing/2017/model3d" xmlns:o="urn:schemas-microsoft-com:office:office" xmlns:r="http://schemas.openxmlformats.org/officeDocument/2006/relationships" xmlns:m="http://schemas.openxmlformats.org/officeDocument/2006/math" xmlns:v="urn:schemas-microsoft-com:vml" xmlns:wp14="http://schemas.microsoft.com/office/word/2010/wordprocessingDrawing" xmlns:wp="http://schemas.openxmlformats.org/drawingml/2006/wordprocessingDrawing" xmlns:w10="urn:schemas-microsoft-com:office:word" xmlns:w="http://schemas.openxmlformats.org/wordprocessingml/2006/main" xmlns:w14="http://schemas.microsoft.com/office/word/2010/wordml" xmlns:w15="http://schemas.microsoft.com/office/word/2012/wordml" xmlns:w16cex="http://schemas.microsoft.com/office/word/2018/wordml/cex" xmlns:w16cid="http://schemas.microsoft.com/office/word/2016/wordml/cid" xmlns:w16="http://schemas.microsoft.com/office/word/2018/wordml" xmlns:w16sdtdh="http://schemas.microsoft.com/office/word/2020/wordml/sdtdatahash" xmlns:w16se="http://schemas.microsoft.com/office/word/2015/wordml/symex" xmlns:wpg="http://schemas.microsoft.com/office/word/2010/wordprocessingGroup" xmlns:wpi="http://schemas.microsoft.com/office/word/2010/wordprocessingInk" xmlns:wne="http://schemas.microsoft.com/office/word/2006/wordml" xmlns:wps="http://schemas.microsoft.com/office/word/2010/wordprocessingShape" mc:Ignorable="w14 w15 w16se w16cid w16 w16cex w16sdtdh wp14">
   <w:p>
     <w:pPr>
       <w:pStyle w:val="Encabezado"/>
@@ -10029,7 +9959,7 @@
 </file>
 
 <file path=word/numbering.xml><?xml version="1.0" encoding="utf-8"?>
-<w:numbering xmlns:wpc="http://schemas.microsoft.com/office/word/2010/wordprocessingCanvas" xmlns:cx="http://schemas.microsoft.com/office/drawing/2014/chartex" xmlns:cx1="http://schemas.microsoft.com/office/drawing/2015/9/8/chartex" xmlns:cx2="http://schemas.microsoft.com/office/drawing/2015/10/21/chartex" xmlns:cx3="http://schemas.microsoft.com/office/drawing/2016/5/9/chartex" xmlns:cx4="http://schemas.microsoft.com/office/drawing/2016/5/10/chartex" xmlns:cx5="http://schemas.microsoft.com/office/drawing/2016/5/11/chartex" xmlns:cx6="http://schemas.microsoft.com/office/drawing/2016/5/12/chartex" xmlns:cx7="http://schemas.microsoft.com/office/drawing/2016/5/13/chartex" xmlns:cx8="http://schemas.microsoft.com/office/drawing/2016/5/14/chartex" xmlns:mc="http://schemas.openxmlformats.org/markup-compatibility/2006" xmlns:aink="http://schemas.microsoft.com/office/drawing/2016/ink" xmlns:am3d="http://schemas.microsoft.com/office/drawing/2017/model3d" xmlns:o="urn:schemas-microsoft-com:office:office" xmlns:r="http://schemas.openxmlformats.org/officeDocument/2006/relationships" xmlns:m="http://schemas.openxmlformats.org/officeDocument/2006/math" xmlns:v="urn:schemas-microsoft-com:vml" xmlns:wp14="http://schemas.microsoft.com/office/word/2010/wordprocessingDrawing" xmlns:wp="http://schemas.openxmlformats.org/drawingml/2006/wordprocessingDrawing" xmlns:w10="urn:schemas-microsoft-com:office:word" xmlns:w="http://schemas.openxmlformats.org/wordprocessingml/2006/main" xmlns:w14="http://schemas.microsoft.com/office/word/2010/wordml" xmlns:w15="http://schemas.microsoft.com/office/word/2012/wordml" xmlns:w16cex="http://schemas.microsoft.com/office/word/2018/wordml/cex" xmlns:w16cid="http://schemas.microsoft.com/office/word/2016/wordml/cid" xmlns:w16="http://schemas.microsoft.com/office/word/2018/wordml" xmlns:w16se="http://schemas.microsoft.com/office/word/2015/wordml/symex" xmlns:wpg="http://schemas.microsoft.com/office/word/2010/wordprocessingGroup" xmlns:wpi="http://schemas.microsoft.com/office/word/2010/wordprocessingInk" xmlns:wne="http://schemas.microsoft.com/office/word/2006/wordml" xmlns:wps="http://schemas.microsoft.com/office/word/2010/wordprocessingShape" mc:Ignorable="w14 w15 w16se w16cid w16 w16cex wp14">
+<w:numbering xmlns:wpc="http://schemas.microsoft.com/office/word/2010/wordprocessingCanvas" xmlns:cx="http://schemas.microsoft.com/office/drawing/2014/chartex" xmlns:cx1="http://schemas.microsoft.com/office/drawing/2015/9/8/chartex" xmlns:cx2="http://schemas.microsoft.com/office/drawing/2015/10/21/chartex" xmlns:cx3="http://schemas.microsoft.com/office/drawing/2016/5/9/chartex" xmlns:cx4="http://schemas.microsoft.com/office/drawing/2016/5/10/chartex" xmlns:cx5="http://schemas.microsoft.com/office/drawing/2016/5/11/chartex" xmlns:cx6="http://schemas.microsoft.com/office/drawing/2016/5/12/chartex" xmlns:cx7="http://schemas.microsoft.com/office/drawing/2016/5/13/chartex" xmlns:cx8="http://schemas.microsoft.com/office/drawing/2016/5/14/chartex" xmlns:mc="http://schemas.openxmlformats.org/markup-compatibility/2006" xmlns:aink="http://schemas.microsoft.com/office/drawing/2016/ink" xmlns:am3d="http://schemas.microsoft.com/office/drawing/2017/model3d" xmlns:o="urn:schemas-microsoft-com:office:office" xmlns:r="http://schemas.openxmlformats.org/officeDocument/2006/relationships" xmlns:m="http://schemas.openxmlformats.org/officeDocument/2006/math" xmlns:v="urn:schemas-microsoft-com:vml" xmlns:wp14="http://schemas.microsoft.com/office/word/2010/wordprocessingDrawing" xmlns:wp="http://schemas.openxmlformats.org/drawingml/2006/wordprocessingDrawing" xmlns:w10="urn:schemas-microsoft-com:office:word" xmlns:w="http://schemas.openxmlformats.org/wordprocessingml/2006/main" xmlns:w14="http://schemas.microsoft.com/office/word/2010/wordml" xmlns:w15="http://schemas.microsoft.com/office/word/2012/wordml" xmlns:w16cex="http://schemas.microsoft.com/office/word/2018/wordml/cex" xmlns:w16cid="http://schemas.microsoft.com/office/word/2016/wordml/cid" xmlns:w16="http://schemas.microsoft.com/office/word/2018/wordml" xmlns:w16sdtdh="http://schemas.microsoft.com/office/word/2020/wordml/sdtdatahash" xmlns:w16se="http://schemas.microsoft.com/office/word/2015/wordml/symex" xmlns:wpg="http://schemas.microsoft.com/office/word/2010/wordprocessingGroup" xmlns:wpi="http://schemas.microsoft.com/office/word/2010/wordprocessingInk" xmlns:wne="http://schemas.microsoft.com/office/word/2006/wordml" xmlns:wps="http://schemas.microsoft.com/office/word/2010/wordprocessingShape" mc:Ignorable="w14 w15 w16se w16cid w16 w16cex w16sdtdh wp14">
   <w:abstractNum w:abstractNumId="0" w15:restartNumberingAfterBreak="0">
     <w:nsid w:val="FFFFFF89"/>
     <w:multiLevelType w:val="singleLevel"/>
@@ -10996,6 +10926,92 @@
     </w:lvl>
   </w:abstractNum>
   <w:abstractNum w:abstractNumId="10" w15:restartNumberingAfterBreak="0">
+    <w:nsid w:val="34E163B1"/>
+    <w:multiLevelType w:val="hybridMultilevel"/>
+    <w:tmpl w:val="F7143FF2"/>
+    <w:lvl w:ilvl="0" w:tplc="240A0019">
+      <w:start w:val="1"/>
+      <w:numFmt w:val="lowerLetter"/>
+      <w:lvlText w:val="%1."/>
+      <w:lvlJc w:val="left"/>
+      <w:pPr>
+        <w:ind w:left="1429" w:hanging="360"/>
+      </w:pPr>
+    </w:lvl>
+    <w:lvl w:ilvl="1" w:tplc="240A0019" w:tentative="1">
+      <w:start w:val="1"/>
+      <w:numFmt w:val="lowerLetter"/>
+      <w:lvlText w:val="%2."/>
+      <w:lvlJc w:val="left"/>
+      <w:pPr>
+        <w:ind w:left="2149" w:hanging="360"/>
+      </w:pPr>
+    </w:lvl>
+    <w:lvl w:ilvl="2" w:tplc="240A001B" w:tentative="1">
+      <w:start w:val="1"/>
+      <w:numFmt w:val="lowerRoman"/>
+      <w:lvlText w:val="%3."/>
+      <w:lvlJc w:val="right"/>
+      <w:pPr>
+        <w:ind w:left="2869" w:hanging="180"/>
+      </w:pPr>
+    </w:lvl>
+    <w:lvl w:ilvl="3" w:tplc="240A000F" w:tentative="1">
+      <w:start w:val="1"/>
+      <w:numFmt w:val="decimal"/>
+      <w:lvlText w:val="%4."/>
+      <w:lvlJc w:val="left"/>
+      <w:pPr>
+        <w:ind w:left="3589" w:hanging="360"/>
+      </w:pPr>
+    </w:lvl>
+    <w:lvl w:ilvl="4" w:tplc="240A0019" w:tentative="1">
+      <w:start w:val="1"/>
+      <w:numFmt w:val="lowerLetter"/>
+      <w:lvlText w:val="%5."/>
+      <w:lvlJc w:val="left"/>
+      <w:pPr>
+        <w:ind w:left="4309" w:hanging="360"/>
+      </w:pPr>
+    </w:lvl>
+    <w:lvl w:ilvl="5" w:tplc="240A001B" w:tentative="1">
+      <w:start w:val="1"/>
+      <w:numFmt w:val="lowerRoman"/>
+      <w:lvlText w:val="%6."/>
+      <w:lvlJc w:val="right"/>
+      <w:pPr>
+        <w:ind w:left="5029" w:hanging="180"/>
+      </w:pPr>
+    </w:lvl>
+    <w:lvl w:ilvl="6" w:tplc="240A000F" w:tentative="1">
+      <w:start w:val="1"/>
+      <w:numFmt w:val="decimal"/>
+      <w:lvlText w:val="%7."/>
+      <w:lvlJc w:val="left"/>
+      <w:pPr>
+        <w:ind w:left="5749" w:hanging="360"/>
+      </w:pPr>
+    </w:lvl>
+    <w:lvl w:ilvl="7" w:tplc="240A0019" w:tentative="1">
+      <w:start w:val="1"/>
+      <w:numFmt w:val="lowerLetter"/>
+      <w:lvlText w:val="%8."/>
+      <w:lvlJc w:val="left"/>
+      <w:pPr>
+        <w:ind w:left="6469" w:hanging="360"/>
+      </w:pPr>
+    </w:lvl>
+    <w:lvl w:ilvl="8" w:tplc="240A001B" w:tentative="1">
+      <w:start w:val="1"/>
+      <w:numFmt w:val="lowerRoman"/>
+      <w:lvlText w:val="%9."/>
+      <w:lvlJc w:val="right"/>
+      <w:pPr>
+        <w:ind w:left="7189" w:hanging="180"/>
+      </w:pPr>
+    </w:lvl>
+  </w:abstractNum>
+  <w:abstractNum w:abstractNumId="11" w15:restartNumberingAfterBreak="0">
     <w:nsid w:val="368C66F9"/>
     <w:multiLevelType w:val="hybridMultilevel"/>
     <w:tmpl w:val="4CF26CA0"/>
@@ -11108,7 +11124,7 @@
       </w:rPr>
     </w:lvl>
   </w:abstractNum>
-  <w:abstractNum w:abstractNumId="11" w15:restartNumberingAfterBreak="0">
+  <w:abstractNum w:abstractNumId="12" w15:restartNumberingAfterBreak="0">
     <w:nsid w:val="368E176E"/>
     <w:multiLevelType w:val="hybridMultilevel"/>
     <w:tmpl w:val="9A2E3CFA"/>
@@ -11245,7 +11261,7 @@
       </w:pPr>
     </w:lvl>
   </w:abstractNum>
-  <w:abstractNum w:abstractNumId="12" w15:restartNumberingAfterBreak="0">
+  <w:abstractNum w:abstractNumId="13" w15:restartNumberingAfterBreak="0">
     <w:nsid w:val="380A1F53"/>
     <w:multiLevelType w:val="hybridMultilevel"/>
     <w:tmpl w:val="C56C6104"/>
@@ -11358,7 +11374,7 @@
       </w:rPr>
     </w:lvl>
   </w:abstractNum>
-  <w:abstractNum w:abstractNumId="13" w15:restartNumberingAfterBreak="0">
+  <w:abstractNum w:abstractNumId="14" w15:restartNumberingAfterBreak="0">
     <w:nsid w:val="411F7246"/>
     <w:multiLevelType w:val="hybridMultilevel"/>
     <w:tmpl w:val="55A40FB6"/>
@@ -11472,7 +11488,7 @@
       </w:rPr>
     </w:lvl>
   </w:abstractNum>
-  <w:abstractNum w:abstractNumId="14" w15:restartNumberingAfterBreak="0">
+  <w:abstractNum w:abstractNumId="15" w15:restartNumberingAfterBreak="0">
     <w:nsid w:val="4EBE1EF6"/>
     <w:multiLevelType w:val="hybridMultilevel"/>
     <w:tmpl w:val="F6A60586"/>
@@ -11565,7 +11581,7 @@
       </w:pPr>
     </w:lvl>
   </w:abstractNum>
-  <w:abstractNum w:abstractNumId="15" w15:restartNumberingAfterBreak="0">
+  <w:abstractNum w:abstractNumId="16" w15:restartNumberingAfterBreak="0">
     <w:nsid w:val="56221505"/>
     <w:multiLevelType w:val="hybridMultilevel"/>
     <w:tmpl w:val="B0486C58"/>
@@ -11678,7 +11694,7 @@
       </w:rPr>
     </w:lvl>
   </w:abstractNum>
-  <w:abstractNum w:abstractNumId="16" w15:restartNumberingAfterBreak="0">
+  <w:abstractNum w:abstractNumId="17" w15:restartNumberingAfterBreak="0">
     <w:nsid w:val="586C7D01"/>
     <w:multiLevelType w:val="hybridMultilevel"/>
     <w:tmpl w:val="2B92EE9A"/>
@@ -11791,7 +11807,7 @@
       </w:rPr>
     </w:lvl>
   </w:abstractNum>
-  <w:abstractNum w:abstractNumId="17" w15:restartNumberingAfterBreak="0">
+  <w:abstractNum w:abstractNumId="18" w15:restartNumberingAfterBreak="0">
     <w:nsid w:val="59C11543"/>
     <w:multiLevelType w:val="hybridMultilevel"/>
     <w:tmpl w:val="6EEE1BB8"/>
@@ -11904,7 +11920,7 @@
       </w:rPr>
     </w:lvl>
   </w:abstractNum>
-  <w:abstractNum w:abstractNumId="18" w15:restartNumberingAfterBreak="0">
+  <w:abstractNum w:abstractNumId="19" w15:restartNumberingAfterBreak="0">
     <w:nsid w:val="5E8A1AD8"/>
     <w:multiLevelType w:val="hybridMultilevel"/>
     <w:tmpl w:val="C5528EC6"/>
@@ -12017,7 +12033,7 @@
       </w:rPr>
     </w:lvl>
   </w:abstractNum>
-  <w:abstractNum w:abstractNumId="19" w15:restartNumberingAfterBreak="0">
+  <w:abstractNum w:abstractNumId="20" w15:restartNumberingAfterBreak="0">
     <w:nsid w:val="609631B3"/>
     <w:multiLevelType w:val="hybridMultilevel"/>
     <w:tmpl w:val="C0AAE1B0"/>
@@ -12130,7 +12146,7 @@
       </w:rPr>
     </w:lvl>
   </w:abstractNum>
-  <w:abstractNum w:abstractNumId="20" w15:restartNumberingAfterBreak="0">
+  <w:abstractNum w:abstractNumId="21" w15:restartNumberingAfterBreak="0">
     <w:nsid w:val="66121265"/>
     <w:multiLevelType w:val="hybridMultilevel"/>
     <w:tmpl w:val="9D4289C6"/>
@@ -12243,7 +12259,7 @@
       </w:rPr>
     </w:lvl>
   </w:abstractNum>
-  <w:abstractNum w:abstractNumId="21" w15:restartNumberingAfterBreak="0">
+  <w:abstractNum w:abstractNumId="22" w15:restartNumberingAfterBreak="0">
     <w:nsid w:val="69B51C97"/>
     <w:multiLevelType w:val="hybridMultilevel"/>
     <w:tmpl w:val="E4D0ACBE"/>
@@ -12356,7 +12372,7 @@
       </w:rPr>
     </w:lvl>
   </w:abstractNum>
-  <w:abstractNum w:abstractNumId="22" w15:restartNumberingAfterBreak="0">
+  <w:abstractNum w:abstractNumId="23" w15:restartNumberingAfterBreak="0">
     <w:nsid w:val="6A8F301A"/>
     <w:multiLevelType w:val="hybridMultilevel"/>
     <w:tmpl w:val="1256E668"/>
@@ -12469,7 +12485,120 @@
       </w:rPr>
     </w:lvl>
   </w:abstractNum>
-  <w:abstractNum w:abstractNumId="23" w15:restartNumberingAfterBreak="0">
+  <w:abstractNum w:abstractNumId="24" w15:restartNumberingAfterBreak="0">
+    <w:nsid w:val="6D0368DF"/>
+    <w:multiLevelType w:val="hybridMultilevel"/>
+    <w:tmpl w:val="A0A2118A"/>
+    <w:lvl w:ilvl="0" w:tplc="240A0003">
+      <w:start w:val="1"/>
+      <w:numFmt w:val="bullet"/>
+      <w:lvlText w:val="o"/>
+      <w:lvlJc w:val="left"/>
+      <w:pPr>
+        <w:ind w:left="1440" w:hanging="360"/>
+      </w:pPr>
+      <w:rPr>
+        <w:rFonts w:ascii="Courier New" w:hAnsi="Courier New" w:cs="Courier New" w:hint="default"/>
+      </w:rPr>
+    </w:lvl>
+    <w:lvl w:ilvl="1" w:tplc="240A0003" w:tentative="1">
+      <w:start w:val="1"/>
+      <w:numFmt w:val="bullet"/>
+      <w:lvlText w:val="o"/>
+      <w:lvlJc w:val="left"/>
+      <w:pPr>
+        <w:ind w:left="2160" w:hanging="360"/>
+      </w:pPr>
+      <w:rPr>
+        <w:rFonts w:ascii="Courier New" w:hAnsi="Courier New" w:cs="Courier New" w:hint="default"/>
+      </w:rPr>
+    </w:lvl>
+    <w:lvl w:ilvl="2" w:tplc="240A0005" w:tentative="1">
+      <w:start w:val="1"/>
+      <w:numFmt w:val="bullet"/>
+      <w:lvlText w:val=""/>
+      <w:lvlJc w:val="left"/>
+      <w:pPr>
+        <w:ind w:left="2880" w:hanging="360"/>
+      </w:pPr>
+      <w:rPr>
+        <w:rFonts w:ascii="Wingdings" w:hAnsi="Wingdings" w:hint="default"/>
+      </w:rPr>
+    </w:lvl>
+    <w:lvl w:ilvl="3" w:tplc="240A0001" w:tentative="1">
+      <w:start w:val="1"/>
+      <w:numFmt w:val="bullet"/>
+      <w:lvlText w:val=""/>
+      <w:lvlJc w:val="left"/>
+      <w:pPr>
+        <w:ind w:left="3600" w:hanging="360"/>
+      </w:pPr>
+      <w:rPr>
+        <w:rFonts w:ascii="Symbol" w:hAnsi="Symbol" w:hint="default"/>
+      </w:rPr>
+    </w:lvl>
+    <w:lvl w:ilvl="4" w:tplc="240A0003" w:tentative="1">
+      <w:start w:val="1"/>
+      <w:numFmt w:val="bullet"/>
+      <w:lvlText w:val="o"/>
+      <w:lvlJc w:val="left"/>
+      <w:pPr>
+        <w:ind w:left="4320" w:hanging="360"/>
+      </w:pPr>
+      <w:rPr>
+        <w:rFonts w:ascii="Courier New" w:hAnsi="Courier New" w:cs="Courier New" w:hint="default"/>
+      </w:rPr>
+    </w:lvl>
+    <w:lvl w:ilvl="5" w:tplc="240A0005" w:tentative="1">
+      <w:start w:val="1"/>
+      <w:numFmt w:val="bullet"/>
+      <w:lvlText w:val=""/>
+      <w:lvlJc w:val="left"/>
+      <w:pPr>
+        <w:ind w:left="5040" w:hanging="360"/>
+      </w:pPr>
+      <w:rPr>
+        <w:rFonts w:ascii="Wingdings" w:hAnsi="Wingdings" w:hint="default"/>
+      </w:rPr>
+    </w:lvl>
+    <w:lvl w:ilvl="6" w:tplc="240A0001" w:tentative="1">
+      <w:start w:val="1"/>
+      <w:numFmt w:val="bullet"/>
+      <w:lvlText w:val=""/>
+      <w:lvlJc w:val="left"/>
+      <w:pPr>
+        <w:ind w:left="5760" w:hanging="360"/>
+      </w:pPr>
+      <w:rPr>
+        <w:rFonts w:ascii="Symbol" w:hAnsi="Symbol" w:hint="default"/>
+      </w:rPr>
+    </w:lvl>
+    <w:lvl w:ilvl="7" w:tplc="240A0003" w:tentative="1">
+      <w:start w:val="1"/>
+      <w:numFmt w:val="bullet"/>
+      <w:lvlText w:val="o"/>
+      <w:lvlJc w:val="left"/>
+      <w:pPr>
+        <w:ind w:left="6480" w:hanging="360"/>
+      </w:pPr>
+      <w:rPr>
+        <w:rFonts w:ascii="Courier New" w:hAnsi="Courier New" w:cs="Courier New" w:hint="default"/>
+      </w:rPr>
+    </w:lvl>
+    <w:lvl w:ilvl="8" w:tplc="240A0005" w:tentative="1">
+      <w:start w:val="1"/>
+      <w:numFmt w:val="bullet"/>
+      <w:lvlText w:val=""/>
+      <w:lvlJc w:val="left"/>
+      <w:pPr>
+        <w:ind w:left="7200" w:hanging="360"/>
+      </w:pPr>
+      <w:rPr>
+        <w:rFonts w:ascii="Wingdings" w:hAnsi="Wingdings" w:hint="default"/>
+      </w:rPr>
+    </w:lvl>
+  </w:abstractNum>
+  <w:abstractNum w:abstractNumId="25" w15:restartNumberingAfterBreak="0">
     <w:nsid w:val="70567106"/>
     <w:multiLevelType w:val="hybridMultilevel"/>
     <w:tmpl w:val="A708811A"/>
@@ -12555,7 +12684,7 @@
       </w:pPr>
     </w:lvl>
   </w:abstractNum>
-  <w:abstractNum w:abstractNumId="24" w15:restartNumberingAfterBreak="0">
+  <w:abstractNum w:abstractNumId="26" w15:restartNumberingAfterBreak="0">
     <w:nsid w:val="743558E5"/>
     <w:multiLevelType w:val="hybridMultilevel"/>
     <w:tmpl w:val="9DF65A4C"/>
@@ -12690,7 +12819,7 @@
       </w:pPr>
     </w:lvl>
   </w:abstractNum>
-  <w:abstractNum w:abstractNumId="25" w15:restartNumberingAfterBreak="0">
+  <w:abstractNum w:abstractNumId="27" w15:restartNumberingAfterBreak="0">
     <w:nsid w:val="77FF3BF9"/>
     <w:multiLevelType w:val="hybridMultilevel"/>
     <w:tmpl w:val="FEF832F0"/>
@@ -12777,7 +12906,7 @@
       </w:pPr>
     </w:lvl>
   </w:abstractNum>
-  <w:abstractNum w:abstractNumId="26" w15:restartNumberingAfterBreak="0">
+  <w:abstractNum w:abstractNumId="28" w15:restartNumberingAfterBreak="0">
     <w:nsid w:val="7C161D1C"/>
     <w:multiLevelType w:val="multilevel"/>
     <w:tmpl w:val="E012A62A"/>
@@ -12865,25 +12994,25 @@
     </w:lvl>
   </w:abstractNum>
   <w:num w:numId="1">
-    <w:abstractNumId w:val="26"/>
+    <w:abstractNumId w:val="28"/>
   </w:num>
   <w:num w:numId="2">
     <w:abstractNumId w:val="0"/>
   </w:num>
   <w:num w:numId="3">
-    <w:abstractNumId w:val="14"/>
+    <w:abstractNumId w:val="15"/>
   </w:num>
   <w:num w:numId="4">
-    <w:abstractNumId w:val="11"/>
+    <w:abstractNumId w:val="12"/>
   </w:num>
   <w:num w:numId="5">
-    <w:abstractNumId w:val="25"/>
+    <w:abstractNumId w:val="27"/>
   </w:num>
   <w:num w:numId="6">
-    <w:abstractNumId w:val="24"/>
+    <w:abstractNumId w:val="26"/>
   </w:num>
   <w:num w:numId="7">
-    <w:abstractNumId w:val="23"/>
+    <w:abstractNumId w:val="25"/>
   </w:num>
   <w:num w:numId="8">
     <w:abstractNumId w:val="5"/>
@@ -12892,7 +13021,7 @@
     <w:abstractNumId w:val="6"/>
   </w:num>
   <w:num w:numId="10">
-    <w:abstractNumId w:val="21"/>
+    <w:abstractNumId w:val="22"/>
   </w:num>
   <w:num w:numId="11">
     <w:abstractNumId w:val="7"/>
@@ -12901,28 +13030,28 @@
     <w:abstractNumId w:val="9"/>
   </w:num>
   <w:num w:numId="13">
-    <w:abstractNumId w:val="20"/>
+    <w:abstractNumId w:val="21"/>
   </w:num>
   <w:num w:numId="14">
-    <w:abstractNumId w:val="22"/>
+    <w:abstractNumId w:val="23"/>
   </w:num>
   <w:num w:numId="15">
     <w:abstractNumId w:val="8"/>
   </w:num>
   <w:num w:numId="16">
+    <w:abstractNumId w:val="19"/>
+  </w:num>
+  <w:num w:numId="17">
+    <w:abstractNumId w:val="16"/>
+  </w:num>
+  <w:num w:numId="18">
     <w:abstractNumId w:val="18"/>
   </w:num>
-  <w:num w:numId="17">
-    <w:abstractNumId w:val="15"/>
-  </w:num>
-  <w:num w:numId="18">
+  <w:num w:numId="19">
     <w:abstractNumId w:val="17"/>
   </w:num>
-  <w:num w:numId="19">
-    <w:abstractNumId w:val="16"/>
-  </w:num>
   <w:num w:numId="20">
-    <w:abstractNumId w:val="12"/>
+    <w:abstractNumId w:val="13"/>
   </w:num>
   <w:num w:numId="21">
     <w:abstractNumId w:val="1"/>
@@ -12931,10 +13060,10 @@
     <w:abstractNumId w:val="3"/>
   </w:num>
   <w:num w:numId="23">
-    <w:abstractNumId w:val="10"/>
+    <w:abstractNumId w:val="11"/>
   </w:num>
   <w:num w:numId="24">
-    <w:abstractNumId w:val="13"/>
+    <w:abstractNumId w:val="14"/>
   </w:num>
   <w:num w:numId="25">
     <w:abstractNumId w:val="2"/>
@@ -12943,14 +13072,20 @@
     <w:abstractNumId w:val="4"/>
   </w:num>
   <w:num w:numId="27">
-    <w:abstractNumId w:val="19"/>
+    <w:abstractNumId w:val="20"/>
+  </w:num>
+  <w:num w:numId="28">
+    <w:abstractNumId w:val="24"/>
+  </w:num>
+  <w:num w:numId="29">
+    <w:abstractNumId w:val="10"/>
   </w:num>
   <w:numIdMacAtCleanup w:val="25"/>
 </w:numbering>
 </file>
 
 <file path=word/styles.xml><?xml version="1.0" encoding="utf-8"?>
-<w:styles xmlns:mc="http://schemas.openxmlformats.org/markup-compatibility/2006" xmlns:r="http://schemas.openxmlformats.org/officeDocument/2006/relationships" xmlns:w="http://schemas.openxmlformats.org/wordprocessingml/2006/main" xmlns:w14="http://schemas.microsoft.com/office/word/2010/wordml" xmlns:w15="http://schemas.microsoft.com/office/word/2012/wordml" xmlns:w16cex="http://schemas.microsoft.com/office/word/2018/wordml/cex" xmlns:w16cid="http://schemas.microsoft.com/office/word/2016/wordml/cid" xmlns:w16="http://schemas.microsoft.com/office/word/2018/wordml" xmlns:w16se="http://schemas.microsoft.com/office/word/2015/wordml/symex" mc:Ignorable="w14 w15 w16se w16cid w16 w16cex">
+<w:styles xmlns:mc="http://schemas.openxmlformats.org/markup-compatibility/2006" xmlns:r="http://schemas.openxmlformats.org/officeDocument/2006/relationships" xmlns:w="http://schemas.openxmlformats.org/wordprocessingml/2006/main" xmlns:w14="http://schemas.microsoft.com/office/word/2010/wordml" xmlns:w15="http://schemas.microsoft.com/office/word/2012/wordml" xmlns:w16cex="http://schemas.microsoft.com/office/word/2018/wordml/cex" xmlns:w16cid="http://schemas.microsoft.com/office/word/2016/wordml/cid" xmlns:w16="http://schemas.microsoft.com/office/word/2018/wordml" xmlns:w16sdtdh="http://schemas.microsoft.com/office/word/2020/wordml/sdtdatahash" xmlns:w16se="http://schemas.microsoft.com/office/word/2015/wordml/symex" mc:Ignorable="w14 w15 w16se w16cid w16 w16cex w16sdtdh">
   <w:docDefaults>
     <w:rPrDefault>
       <w:rPr>
@@ -14668,17 +14803,19 @@
 </file>
 
 <file path=customXml/item1.xml><?xml version="1.0" encoding="utf-8"?>
-<p:properties xmlns:p="http://schemas.microsoft.com/office/2006/metadata/properties" xmlns:xsi="http://www.w3.org/2001/XMLSchema-instance" xmlns:pc="http://schemas.microsoft.com/office/infopath/2007/PartnerControls">
-  <documentManagement>
-    <TaxCatchAll xmlns="13c90a0b-73bc-4dc0-be5f-28d77b615beb" xsi:nil="true"/>
-    <lcf76f155ced4ddcb4097134ff3c332f xmlns="13c93bba-48ce-428c-bfe5-88b42c19b028">
-      <Terms xmlns="http://schemas.microsoft.com/office/infopath/2007/PartnerControls"/>
-    </lcf76f155ced4ddcb4097134ff3c332f>
-  </documentManagement>
-</p:properties>
+<b:Sources xmlns:b="http://schemas.openxmlformats.org/officeDocument/2006/bibliography" xmlns="http://schemas.openxmlformats.org/officeDocument/2006/bibliography" SelectedStyle="\APASixthEditionOfficeOnline.xsl" StyleName="APA" Version="6"/>
 </file>
 
 <file path=customXml/item2.xml><?xml version="1.0" encoding="utf-8"?>
+<?mso-contentType ?>
+<FormTemplates xmlns="http://schemas.microsoft.com/sharepoint/v3/contenttype/forms">
+  <Display>DocumentLibraryForm</Display>
+  <Edit>DocumentLibraryForm</Edit>
+  <New>DocumentLibraryForm</New>
+</FormTemplates>
+</file>
+
+<file path=customXml/item3.xml><?xml version="1.0" encoding="utf-8"?>
 <ct:contentTypeSchema xmlns:ct="http://schemas.microsoft.com/office/2006/metadata/contentType" xmlns:ma="http://schemas.microsoft.com/office/2006/metadata/properties/metaAttributes" ct:_="" ma:_="" ma:contentTypeName="Documento" ma:contentTypeID="0x0101006A81D6BD42E8DF4C91013959704817E1" ma:contentTypeVersion="15" ma:contentTypeDescription="Crear nuevo documento." ma:contentTypeScope="" ma:versionID="bf4f72ffd194f0963ff564daca6869f7">
   <xsd:schema xmlns:xsd="http://www.w3.org/2001/XMLSchema" xmlns:xs="http://www.w3.org/2001/XMLSchema" xmlns:p="http://schemas.microsoft.com/office/2006/metadata/properties" xmlns:ns2="13c90a0b-73bc-4dc0-be5f-28d77b615beb" xmlns:ns3="13c93bba-48ce-428c-bfe5-88b42c19b028" targetNamespace="http://schemas.microsoft.com/office/2006/metadata/properties" ma:root="true" ma:fieldsID="8718d6f4873a5b1392a45044efa78385" ns2:_="" ns3:_="">
     <xsd:import namespace="13c90a0b-73bc-4dc0-be5f-28d77b615beb"/>
@@ -14913,31 +15050,34 @@
 </ct:contentTypeSchema>
 </file>
 
-<file path=customXml/item3.xml><?xml version="1.0" encoding="utf-8"?>
-<?mso-contentType ?>
-<FormTemplates xmlns="http://schemas.microsoft.com/sharepoint/v3/contenttype/forms">
-  <Display>DocumentLibraryForm</Display>
-  <Edit>DocumentLibraryForm</Edit>
-  <New>DocumentLibraryForm</New>
-</FormTemplates>
-</file>
-
 <file path=customXml/item4.xml><?xml version="1.0" encoding="utf-8"?>
-<b:Sources xmlns:b="http://schemas.openxmlformats.org/officeDocument/2006/bibliography" xmlns="http://schemas.openxmlformats.org/officeDocument/2006/bibliography" SelectedStyle="\APASixthEditionOfficeOnline.xsl" StyleName="APA" Version="6"/>
+<p:properties xmlns:p="http://schemas.microsoft.com/office/2006/metadata/properties" xmlns:xsi="http://www.w3.org/2001/XMLSchema-instance" xmlns:pc="http://schemas.microsoft.com/office/infopath/2007/PartnerControls">
+  <documentManagement>
+    <TaxCatchAll xmlns="13c90a0b-73bc-4dc0-be5f-28d77b615beb" xsi:nil="true"/>
+    <lcf76f155ced4ddcb4097134ff3c332f xmlns="13c93bba-48ce-428c-bfe5-88b42c19b028">
+      <Terms xmlns="http://schemas.microsoft.com/office/infopath/2007/PartnerControls"/>
+    </lcf76f155ced4ddcb4097134ff3c332f>
+  </documentManagement>
+</p:properties>
 </file>
 
 <file path=customXml/itemProps1.xml><?xml version="1.0" encoding="utf-8"?>
-<ds:datastoreItem xmlns:ds="http://schemas.openxmlformats.org/officeDocument/2006/customXml" ds:itemID="{3F1CA253-C8FB-46D2-B158-C52E6BF78D64}">
+<ds:datastoreItem xmlns:ds="http://schemas.openxmlformats.org/officeDocument/2006/customXml" ds:itemID="{F634C2A5-AAB2-4311-93D2-5BDF167BDEE0}">
   <ds:schemaRefs>
-    <ds:schemaRef ds:uri="http://schemas.microsoft.com/office/2006/metadata/properties"/>
-    <ds:schemaRef ds:uri="http://schemas.microsoft.com/office/infopath/2007/PartnerControls"/>
-    <ds:schemaRef ds:uri="13c90a0b-73bc-4dc0-be5f-28d77b615beb"/>
-    <ds:schemaRef ds:uri="13c93bba-48ce-428c-bfe5-88b42c19b028"/>
+    <ds:schemaRef ds:uri="http://schemas.openxmlformats.org/officeDocument/2006/bibliography"/>
   </ds:schemaRefs>
 </ds:datastoreItem>
 </file>
 
 <file path=customXml/itemProps2.xml><?xml version="1.0" encoding="utf-8"?>
+<ds:datastoreItem xmlns:ds="http://schemas.openxmlformats.org/officeDocument/2006/customXml" ds:itemID="{56D58FF8-7C0F-4131-8AB1-66B761DDF201}">
+  <ds:schemaRefs>
+    <ds:schemaRef ds:uri="http://schemas.microsoft.com/sharepoint/v3/contenttype/forms"/>
+  </ds:schemaRefs>
+</ds:datastoreItem>
+</file>
+
+<file path=customXml/itemProps3.xml><?xml version="1.0" encoding="utf-8"?>
 <ds:datastoreItem xmlns:ds="http://schemas.openxmlformats.org/officeDocument/2006/customXml" ds:itemID="{AEEFF422-325B-471F-8B69-9CB8BD75B926}">
   <ds:schemaRefs>
     <ds:schemaRef ds:uri="http://schemas.microsoft.com/office/2006/metadata/contentType"/>
@@ -14956,18 +15096,13 @@
 </ds:datastoreItem>
 </file>
 
-<file path=customXml/itemProps3.xml><?xml version="1.0" encoding="utf-8"?>
-<ds:datastoreItem xmlns:ds="http://schemas.openxmlformats.org/officeDocument/2006/customXml" ds:itemID="{56D58FF8-7C0F-4131-8AB1-66B761DDF201}">
+<file path=customXml/itemProps4.xml><?xml version="1.0" encoding="utf-8"?>
+<ds:datastoreItem xmlns:ds="http://schemas.openxmlformats.org/officeDocument/2006/customXml" ds:itemID="{3F1CA253-C8FB-46D2-B158-C52E6BF78D64}">
   <ds:schemaRefs>
-    <ds:schemaRef ds:uri="http://schemas.microsoft.com/sharepoint/v3/contenttype/forms"/>
-  </ds:schemaRefs>
-</ds:datastoreItem>
-</file>
-
-<file path=customXml/itemProps4.xml><?xml version="1.0" encoding="utf-8"?>
-<ds:datastoreItem xmlns:ds="http://schemas.openxmlformats.org/officeDocument/2006/customXml" ds:itemID="{F634C2A5-AAB2-4311-93D2-5BDF167BDEE0}">
-  <ds:schemaRefs>
-    <ds:schemaRef ds:uri="http://schemas.openxmlformats.org/officeDocument/2006/bibliography"/>
+    <ds:schemaRef ds:uri="http://schemas.microsoft.com/office/2006/metadata/properties"/>
+    <ds:schemaRef ds:uri="http://schemas.microsoft.com/office/infopath/2007/PartnerControls"/>
+    <ds:schemaRef ds:uri="13c90a0b-73bc-4dc0-be5f-28d77b615beb"/>
+    <ds:schemaRef ds:uri="13c93bba-48ce-428c-bfe5-88b42c19b028"/>
   </ds:schemaRefs>
 </ds:datastoreItem>
 </file>